--- a/apresentacao/construcao_dataset.docx
+++ b/apresentacao/construcao_dataset.docx
@@ -22,7 +22,7 @@
           <w:color w:val="555F6A"/>
           <w:sz w:val="28"/>
         </w:rPr>
-        <w:t>Da lista awesome-ruby aos 500 módulos do corpus: as sete camadas, os scripts, as decisões e a verificação</w:t>
+        <w:t>Da lista awesome-ruby aos 500 módulos do corpus: as sete camadas, os filtros, os scripts, as decisões e a verificação</w:t>
       </w:r>
     </w:p>
     <w:p/>
@@ -32,7 +32,7 @@
           <w:i w:val="0"/>
           <w:color w:val="555F6A"/>
         </w:rPr>
-        <w:t>16 de setembro de 2026</w:t>
+        <w:t>17 de setembro de 2026</w:t>
       </w:r>
     </w:p>
     <w:p>
@@ -162,7 +162,7 @@
               <w:rPr>
                 <w:sz w:val="19"/>
               </w:rPr>
-              <w:t>gems no corpus</w:t>
+              <w:t>população (módulos que podem ser escolhidos)</w:t>
             </w:r>
           </w:p>
         </w:tc>
@@ -177,7 +177,7 @@
               <w:rPr>
                 <w:sz w:val="19"/>
               </w:rPr>
-              <w:t>107, em 59 categorias</w:t>
+              <w:t>5 131</w:t>
             </w:r>
           </w:p>
         </w:tc>
@@ -224,7 +224,7 @@
               <w:rPr>
                 <w:sz w:val="19"/>
               </w:rPr>
-              <w:t>métodos-alvo (sem initialize)</w:t>
+              <w:t>gems no corpus</w:t>
             </w:r>
           </w:p>
         </w:tc>
@@ -239,7 +239,7 @@
               <w:rPr>
                 <w:sz w:val="19"/>
               </w:rPr>
-              <w:t>6 898</w:t>
+              <w:t>107, em 59 categorias</w:t>
             </w:r>
           </w:p>
         </w:tc>
@@ -255,7 +255,7 @@
               <w:rPr>
                 <w:sz w:val="19"/>
               </w:rPr>
-              <w:t>módulos vindos de grupos ligados</w:t>
+              <w:t>métodos-alvo (sem initialize)</w:t>
             </w:r>
           </w:p>
         </w:tc>
@@ -269,7 +269,7 @@
               <w:rPr>
                 <w:sz w:val="19"/>
               </w:rPr>
-              <w:t>256 (27 grupos)</w:t>
+              <w:t>7 227</w:t>
             </w:r>
           </w:p>
         </w:tc>
@@ -286,7 +286,7 @@
               <w:rPr>
                 <w:sz w:val="19"/>
               </w:rPr>
-              <w:t>módulos escolhidos por diversidade</w:t>
+              <w:t>módulos vindos de grupos com chamadas garantidas</w:t>
             </w:r>
           </w:p>
         </w:tc>
@@ -301,7 +301,7 @@
               <w:rPr>
                 <w:sz w:val="19"/>
               </w:rPr>
-              <w:t>244</w:t>
+              <w:t>252 (35 grupos)</w:t>
             </w:r>
           </w:p>
         </w:tc>
@@ -317,7 +317,7 @@
               <w:rPr>
                 <w:sz w:val="19"/>
               </w:rPr>
-              <w:t>módulos com pelo menos um vizinho no corpus</w:t>
+              <w:t>módulos vindos do ranking de diversidade</w:t>
             </w:r>
           </w:p>
         </w:tc>
@@ -331,7 +331,7 @@
               <w:rPr>
                 <w:sz w:val="19"/>
               </w:rPr>
-              <w:t>410</w:t>
+              <w:t>248</w:t>
             </w:r>
           </w:p>
         </w:tc>
@@ -348,7 +348,7 @@
               <w:rPr>
                 <w:sz w:val="19"/>
               </w:rPr>
-              <w:t>métodos cujo prompt o grafo muda (ablação)</w:t>
+              <w:t>módulos com chamada garantida a outro módulo do corpus</w:t>
             </w:r>
           </w:p>
         </w:tc>
@@ -363,7 +363,7 @@
               <w:rPr>
                 <w:sz w:val="19"/>
               </w:rPr>
-              <w:t>4 601</w:t>
+              <w:t>282</w:t>
             </w:r>
           </w:p>
         </w:tc>
@@ -379,6 +379,37 @@
               <w:rPr>
                 <w:sz w:val="19"/>
               </w:rPr>
+              <w:t>métodos cujo prompt o grafo muda (ablação)</w:t>
+            </w:r>
+          </w:p>
+        </w:tc>
+        <w:tc>
+          <w:tcPr>
+            <w:tcW w:type="dxa" w:w="3742"/>
+          </w:tcPr>
+          <w:p>
+            <w:r/>
+            <w:r>
+              <w:rPr>
+                <w:sz w:val="19"/>
+              </w:rPr>
+              <w:t>4 756</w:t>
+            </w:r>
+          </w:p>
+        </w:tc>
+      </w:tr>
+      <w:tr>
+        <w:tc>
+          <w:tcPr>
+            <w:tcW w:type="dxa" w:w="5669"/>
+            <w:shd w:val="clear" w:color="auto" w:fill="F2F6FB"/>
+          </w:tcPr>
+          <w:p>
+            <w:r/>
+            <w:r>
+              <w:rPr>
+                <w:sz w:val="19"/>
+              </w:rPr>
               <w:t>módulos que carregam pela ferramenta (verificado)</w:t>
             </w:r>
           </w:p>
@@ -386,14 +417,15 @@
         <w:tc>
           <w:tcPr>
             <w:tcW w:type="dxa" w:w="3742"/>
-          </w:tcPr>
-          <w:p>
-            <w:r/>
-            <w:r>
-              <w:rPr>
-                <w:sz w:val="19"/>
-              </w:rPr>
-              <w:t>500 de 500</w:t>
+            <w:shd w:val="clear" w:color="auto" w:fill="F2F6FB"/>
+          </w:tcPr>
+          <w:p>
+            <w:r/>
+            <w:r>
+              <w:rPr>
+                <w:sz w:val="19"/>
+              </w:rPr>
+              <w:t>617 de 617, a união das seis variantes de tamanho</w:t>
             </w:r>
           </w:p>
         </w:tc>
@@ -405,21 +437,29 @@
       </w:pPr>
     </w:p>
     <w:p>
-      <w:pPr>
-        <w:pStyle w:val="Heading1"/>
-      </w:pPr>
-      <w:r>
-        <w:t>Visão geral</w:t>
+      <w:r>
+        <w:rPr>
+          <w:i w:val="0"/>
+        </w:rPr>
+        <w:t>O tamanho do corpus (500, 250 ou 200 módulos) e a fatia de grupos (50% ou 75%) ainda estão por decidir. As seis combinações estão calculadas e verificadas; os números acima são os da combinação 500 / 50%. A secção Quão diverso é cada corpus mostra o que cada uma perde.</w:t>
       </w:r>
     </w:p>
     <w:p>
       <w:pPr>
+        <w:pStyle w:val="Heading1"/>
+      </w:pPr>
+      <w:r>
+        <w:t>Visão geral</w:t>
+      </w:r>
+    </w:p>
+    <w:p>
+      <w:pPr>
         <w:jc w:val="center"/>
       </w:pPr>
       <w:r>
         <w:drawing>
           <wp:inline xmlns:a="http://schemas.openxmlformats.org/drawingml/2006/main" xmlns:pic="http://schemas.openxmlformats.org/drawingml/2006/picture">
-            <wp:extent cx="5976000" cy="4001322"/>
+            <wp:extent cx="5976000" cy="4469009"/>
             <wp:docPr id="1" name="Picture 1"/>
             <wp:cNvGraphicFramePr>
               <a:graphicFrameLocks noChangeAspect="1"/>
@@ -428,7 +468,7 @@
               <a:graphicData uri="http://schemas.openxmlformats.org/drawingml/2006/picture">
                 <pic:pic>
                   <pic:nvPicPr>
-                    <pic:cNvPr id="0" name="funil_novo.png"/>
+                    <pic:cNvPr id="0" name="funil_v2.png"/>
                     <pic:cNvPicPr/>
                   </pic:nvPicPr>
                   <pic:blipFill>
@@ -440,7 +480,7 @@
                   <pic:spPr>
                     <a:xfrm>
                       <a:off x="0" y="0"/>
-                      <a:ext cx="5976000" cy="4001322"/>
+                      <a:ext cx="5976000" cy="4469009"/>
                     </a:xfrm>
                     <a:prstGeom prst="rect"/>
                   </pic:spPr>
@@ -914,6 +954,65 @@
               <w:rPr>
                 <w:sz w:val="19"/>
               </w:rPr>
+              <w:t>Filtros</w:t>
+            </w:r>
+          </w:p>
+        </w:tc>
+        <w:tc>
+          <w:tcPr>
+            <w:tcW w:type="dxa" w:w="3685"/>
+          </w:tcPr>
+          <w:p>
+            <w:r/>
+            <w:r>
+              <w:rPr>
+                <w:sz w:val="19"/>
+              </w:rPr>
+              <w:t>é código do projeto, e carrega pelo RSpec da ferramenta?</w:t>
+            </w:r>
+          </w:p>
+        </w:tc>
+        <w:tc>
+          <w:tcPr>
+            <w:tcW w:type="dxa" w:w="1928"/>
+          </w:tcPr>
+          <w:p>
+            <w:r/>
+            <w:r>
+              <w:rPr>
+                <w:sz w:val="19"/>
+              </w:rPr>
+              <w:t>5 217</w:t>
+            </w:r>
+          </w:p>
+        </w:tc>
+        <w:tc>
+          <w:tcPr>
+            <w:tcW w:type="dxa" w:w="1928"/>
+          </w:tcPr>
+          <w:p>
+            <w:r/>
+            <w:r>
+              <w:rPr>
+                <w:sz w:val="19"/>
+              </w:rPr>
+              <w:t>5 131</w:t>
+            </w:r>
+          </w:p>
+        </w:tc>
+      </w:tr>
+      <w:tr>
+        <w:tc>
+          <w:tcPr>
+            <w:tcW w:type="dxa" w:w="1871"/>
+            <w:shd w:val="clear" w:color="auto" w:fill="F2F6FB"/>
+          </w:tcPr>
+          <w:p>
+            <w:r/>
+            <w:r>
+              <w:rPr>
+                <w:sz w:val="19"/>
+              </w:rPr>
               <w:t>7 Seleção</w:t>
             </w:r>
           </w:p>
@@ -921,6 +1020,7 @@
         <w:tc>
           <w:tcPr>
             <w:tcW w:type="dxa" w:w="3685"/>
+            <w:shd w:val="clear" w:color="auto" w:fill="F2F6FB"/>
           </w:tcPr>
           <w:p>
             <w:r/>
@@ -935,20 +1035,22 @@
         <w:tc>
           <w:tcPr>
             <w:tcW w:type="dxa" w:w="1928"/>
-          </w:tcPr>
-          <w:p>
-            <w:r/>
-            <w:r>
-              <w:rPr>
-                <w:sz w:val="19"/>
-              </w:rPr>
-              <w:t>5 217</w:t>
+            <w:shd w:val="clear" w:color="auto" w:fill="F2F6FB"/>
+          </w:tcPr>
+          <w:p>
+            <w:r/>
+            <w:r>
+              <w:rPr>
+                <w:sz w:val="19"/>
+              </w:rPr>
+              <w:t>5 131</w:t>
             </w:r>
           </w:p>
         </w:tc>
         <w:tc>
           <w:tcPr>
             <w:tcW w:type="dxa" w:w="1928"/>
+            <w:shd w:val="clear" w:color="auto" w:fill="F2F6FB"/>
           </w:tcPr>
           <w:p>
             <w:r/>
@@ -1076,13 +1178,24 @@
           <w:rFonts w:ascii="Courier New" w:hAnsi="Courier New" w:eastAsia="Courier New"/>
           <w:sz w:val="18"/>
         </w:rPr>
-        <w:t>python -m benchmark.dataset.camada7_selecao          # ~2 min</w:t>
+        <w:t>python -m benchmark.dataset.camada7_selecao          # ~6 min</w:t>
       </w:r>
     </w:p>
     <w:p>
       <w:pPr>
         <w:spacing w:after="40"/>
       </w:pPr>
+    </w:p>
+    <w:p>
+      <w:pPr>
+        <w:pStyle w:val="ListBullet"/>
+      </w:pPr>
+      <w:r>
+        <w:rPr>
+          <w:i w:val="0"/>
+        </w:rPr>
+        <w:t>A porta RSpec (benchmark/dataset/porta_rspec.py) corre-se uma vez sobre a população inteira e grava a lista dos módulos que falham; a camada 7 lê essa lista. Os comandos estão no cabeçalho do script.</w:t>
+      </w:r>
     </w:p>
     <w:p>
       <w:pPr>
@@ -6152,36 +6265,15 @@
         <w:pStyle w:val="Heading1"/>
       </w:pPr>
       <w:r>
-        <w:t>Camada 7: Seleção</w:t>
+        <w:t>Entre a camada 6 e a 7: dois filtros</w:t>
       </w:r>
     </w:p>
     <w:p>
-      <w:r>
-        <w:rPr>
-          <w:b/>
-        </w:rPr>
-        <w:t xml:space="preserve">Script: </w:t>
-      </w:r>
-      <w:r>
-        <w:rPr>
-          <w:rFonts w:ascii="Courier New" w:hAnsi="Courier New"/>
-          <w:color w:val="2E5E96"/>
-        </w:rPr>
-        <w:t>benchmark/dataset/camada7_selecao.py</w:t>
-      </w:r>
-    </w:p>
-    <w:p>
-      <w:r>
-        <w:rPr>
-          <w:b/>
-        </w:rPr>
-        <w:t xml:space="preserve">Pergunta a que responde: </w:t>
-      </w:r>
       <w:r>
         <w:rPr>
           <w:i w:val="0"/>
         </w:rPr>
-        <w:t>que 500 módulos formam o corpus?</w:t>
+        <w:t>Aplicam-se no início da camada 7, antes de qualquer escolha, e definem a população de onde o corpus sai: 5 131 módulos.</w:t>
       </w:r>
     </w:p>
     <w:p>
@@ -6189,259 +6281,15 @@
         <w:pStyle w:val="Heading2"/>
       </w:pPr>
       <w:r>
-        <w:t>O que o script faz, passo a passo</w:t>
+        <w:t>Filtro 1: só código do projeto</w:t>
       </w:r>
     </w:p>
     <w:p>
-      <w:pPr>
-        <w:ind w:left="510" w:hanging="340"/>
-      </w:pPr>
-      <w:r>
-        <w:rPr>
-          <w:b/>
-          <w:color w:val="2E5E96"/>
-        </w:rPr>
-        <w:t xml:space="preserve">1.  </w:t>
-      </w:r>
-      <w:r>
-        <w:rPr>
-          <w:b/>
-        </w:rPr>
-        <w:t xml:space="preserve">Constrói o grafo de chamadas de cada gem </w:t>
-      </w:r>
-      <w:r>
-        <w:t>com o mesmo resolver da ferramenta, sobre a análise da camada 2.</w:t>
-      </w:r>
-    </w:p>
-    <w:p>
-      <w:pPr>
-        <w:ind w:left="510" w:hanging="340"/>
-      </w:pPr>
-      <w:r>
-        <w:rPr>
-          <w:b/>
-          <w:color w:val="2E5E96"/>
-        </w:rPr>
-        <w:t xml:space="preserve">2.  </w:t>
-      </w:r>
-      <w:r>
-        <w:rPr>
-          <w:b/>
-        </w:rPr>
-        <w:t xml:space="preserve">Passa o grafo ao nível do módulo: </w:t>
-      </w:r>
-      <w:r>
-        <w:t>o módulo A liga-se ao B se um método de A chama um método de B. Calcula as componentes ligadas.</w:t>
-      </w:r>
-    </w:p>
-    <w:p>
-      <w:pPr>
-        <w:ind w:left="510" w:hanging="340"/>
-      </w:pPr>
-      <w:r>
-        <w:rPr>
-          <w:b/>
-          <w:color w:val="2E5E96"/>
-        </w:rPr>
-        <w:t xml:space="preserve">3.  </w:t>
-      </w:r>
-      <w:r>
-        <w:rPr>
-          <w:b/>
-        </w:rPr>
-        <w:t xml:space="preserve">Parte 1, grupos inteiros: </w:t>
-      </w:r>
-      <w:r>
-        <w:t>as componentes com 3 a 20 módulos são candidatas. As características de um grupo são a mediana das dos seus módulos, mais o tamanho. Escolhem-se grupos por diversidade até 50% do orçamento (250 módulos).</w:t>
-      </w:r>
-    </w:p>
-    <w:p>
-      <w:pPr>
-        <w:ind w:left="510" w:hanging="340"/>
-      </w:pPr>
-      <w:r>
-        <w:rPr>
-          <w:b/>
-          <w:color w:val="2E5E96"/>
-        </w:rPr>
-        <w:t xml:space="preserve">4.  </w:t>
-      </w:r>
-      <w:r>
-        <w:rPr>
-          <w:b/>
-        </w:rPr>
-        <w:t xml:space="preserve">Parte 2, módulos soltos: </w:t>
-      </w:r>
-      <w:r>
-        <w:t>do resto da população, escolhem-se módulos por diversidade até completar 500.</w:t>
-      </w:r>
-    </w:p>
-    <w:p>
-      <w:pPr>
-        <w:ind w:left="510" w:hanging="340"/>
-      </w:pPr>
-      <w:r>
-        <w:rPr>
-          <w:b/>
-          <w:color w:val="2E5E96"/>
-        </w:rPr>
-        <w:t xml:space="preserve">5.  </w:t>
-      </w:r>
-      <w:r>
-        <w:rPr>
-          <w:b/>
-        </w:rPr>
-        <w:t xml:space="preserve">Etiqueta cada módulo </w:t>
-      </w:r>
-      <w:r>
-        <w:t>com a origem (grupo ou diversidade), a componente, e quantos vizinhos tem no corpus.</w:t>
-      </w:r>
-    </w:p>
-    <w:p>
-      <w:pPr>
-        <w:ind w:left="510" w:hanging="340"/>
-      </w:pPr>
-      <w:r>
-        <w:rPr>
-          <w:b/>
-          <w:color w:val="2E5E96"/>
-        </w:rPr>
-        <w:t xml:space="preserve">6.  </w:t>
-      </w:r>
-      <w:r>
-        <w:rPr>
-          <w:b/>
-        </w:rPr>
-        <w:t xml:space="preserve">Escreve o manifesto de execução </w:t>
-      </w:r>
-      <w:r>
-        <w:t>projetos.json, que liga o corpus ao cluster.</w:t>
-      </w:r>
-    </w:p>
-    <w:p>
-      <w:pPr>
-        <w:pStyle w:val="Heading2"/>
-      </w:pPr>
-      <w:r>
-        <w:t>Regras, constantes e porquê</w:t>
-      </w:r>
-    </w:p>
-    <w:p>
-      <w:pPr>
-        <w:pStyle w:val="ListBullet"/>
-      </w:pPr>
-      <w:r>
-        <w:rPr>
-          <w:b/>
-        </w:rPr>
-        <w:t xml:space="preserve">Diversidade por farthest-first: </w:t>
-      </w:r>
       <w:r>
         <w:rPr>
           <w:i w:val="0"/>
         </w:rPr>
-        <w:t>começa no módulo mais típico e acrescenta sempre o mais afastado dos já escolhidos.</w:t>
-      </w:r>
-    </w:p>
-    <w:p>
-      <w:pPr>
-        <w:pStyle w:val="ListBullet"/>
-      </w:pPr>
-      <w:r>
-        <w:rPr>
-          <w:b/>
-        </w:rPr>
-        <w:t xml:space="preserve">Distância: </w:t>
-      </w:r>
-      <w:r>
-        <w:rPr>
-          <w:i w:val="0"/>
-        </w:rPr>
-        <w:t>euclidiana nas características normalizadas, mais 1 quando a categoria é diferente (pesa como uma característica no máximo).</w:t>
-      </w:r>
-    </w:p>
-    <w:p>
-      <w:pPr>
-        <w:pStyle w:val="ListBullet"/>
-      </w:pPr>
-      <w:r>
-        <w:rPr>
-          <w:b/>
-        </w:rPr>
-        <w:t xml:space="preserve">Normalização por posição, não por mínimo e máximo: </w:t>
-      </w:r>
-      <w:r>
-        <w:rPr>
-          <w:i w:val="0"/>
-        </w:rPr>
-        <w:t>a metaprogramação vai de 0 a 800, e um só módulo extremo esmagava a escala.</w:t>
-      </w:r>
-    </w:p>
-    <w:p>
-      <w:pPr>
-        <w:pStyle w:val="ListBullet"/>
-      </w:pPr>
-      <w:r>
-        <w:rPr>
-          <w:b/>
-        </w:rPr>
-        <w:t xml:space="preserve">Um corpus com duas origens, e não dois corpora: </w:t>
-      </w:r>
-      <w:r>
-        <w:rPr>
-          <w:i w:val="0"/>
-        </w:rPr>
-        <w:t>dois corpora tornariam a comparação confundida. Com as etiquetas mede-se, dentro do mesmo conjunto, se o contexto entre módulos ajuda.</w:t>
-      </w:r>
-    </w:p>
-    <w:p>
-      <w:pPr>
-        <w:pStyle w:val="ListBullet"/>
-      </w:pPr>
-      <w:r>
-        <w:rPr>
-          <w:b/>
-        </w:rPr>
-        <w:t xml:space="preserve">Orçamento de 500 e fatia de 50%: </w:t>
-      </w:r>
-      <w:r>
-        <w:rPr>
-          <w:i w:val="0"/>
-        </w:rPr>
-        <w:t>decisões do utilizador; 500 fica perto dos 486 módulos do CodaMosa.</w:t>
-      </w:r>
-    </w:p>
-    <w:p>
-      <w:pPr>
-        <w:pStyle w:val="Heading2"/>
-      </w:pPr>
-      <w:r>
-        <w:t>Problemas encontrados e como ficaram resolvidos</w:t>
-      </w:r>
-    </w:p>
-    <w:p>
-      <w:pPr>
-        <w:pStyle w:val="ListBullet"/>
-      </w:pPr>
-      <w:r>
-        <w:rPr>
-          <w:b/>
-        </w:rPr>
-        <w:t xml:space="preserve">A diversidade pura desligava metade da ferramenta. </w:t>
-      </w:r>
-      <w:r>
-        <w:rPr>
-          <w:i w:val="0"/>
-        </w:rPr>
-        <w:t>A MARTA enriquece o contexto entre módulos, mas só quando o método chamado também é alvo. Num corpus só por diversidade, de 500 módulos: 49,9% das arestas ficavam dentro do mesmo módulo, 5,1% chegavam a outro módulo do corpus (o único caso que enriquece) e 45,0% saíam do corpus. Com os grupos, os mesmos 500 módulos dão 52,9%, 12,2% e 34,9%.</w:t>
-      </w:r>
-    </w:p>
-    <w:p>
-      <w:pPr>
-        <w:pStyle w:val="Heading2"/>
-      </w:pPr>
-      <w:r>
-        <w:t>Números</w:t>
+        <w:t>A camada 2 tira a suite humana (spec/, test/), os moldes, as fixtures e o vendor, mas deixa os scripts auxiliares que vivem no repositório. Não são código que o projeto entregue, e gerar testes para eles não diz nada sobre o projeto.</w:t>
       </w:r>
     </w:p>
     <w:tbl>
@@ -6458,7 +6306,7 @@
       <w:tr>
         <w:tc>
           <w:tcPr>
-            <w:tcW w:type="dxa" w:w="5669"/>
+            <w:tcW w:type="dxa" w:w="3969"/>
             <w:shd w:val="clear" w:color="auto" w:fill="2E5E96"/>
           </w:tcPr>
           <w:p>
@@ -6469,13 +6317,13 @@
                 <w:color w:val="FFFFFF"/>
                 <w:sz w:val="19"/>
               </w:rPr>
-              <w:t>medida</w:t>
-            </w:r>
-          </w:p>
-        </w:tc>
-        <w:tc>
-          <w:tcPr>
-            <w:tcW w:type="dxa" w:w="3742"/>
+              <w:t>exemplo</w:t>
+            </w:r>
+          </w:p>
+        </w:tc>
+        <w:tc>
+          <w:tcPr>
+            <w:tcW w:type="dxa" w:w="5443"/>
             <w:shd w:val="clear" w:color="auto" w:fill="2E5E96"/>
           </w:tcPr>
           <w:p>
@@ -6486,7 +6334,7 @@
                 <w:color w:val="FFFFFF"/>
                 <w:sz w:val="19"/>
               </w:rPr>
-              <w:t>valor</w:t>
+              <w:t>o que é</w:t>
             </w:r>
           </w:p>
         </w:tc>
@@ -6494,29 +6342,29 @@
       <w:tr>
         <w:tc>
           <w:tcPr>
-            <w:tcW w:type="dxa" w:w="5669"/>
-          </w:tcPr>
-          <w:p>
-            <w:r/>
-            <w:r>
-              <w:rPr>
-                <w:sz w:val="19"/>
-              </w:rPr>
-              <w:t>população (módulos que carregam)</w:t>
-            </w:r>
-          </w:p>
-        </w:tc>
-        <w:tc>
-          <w:tcPr>
-            <w:tcW w:type="dxa" w:w="3742"/>
-          </w:tcPr>
-          <w:p>
-            <w:r/>
-            <w:r>
-              <w:rPr>
-                <w:sz w:val="19"/>
-              </w:rPr>
-              <w:t>5 217</w:t>
+            <w:tcW w:type="dxa" w:w="3969"/>
+          </w:tcPr>
+          <w:p>
+            <w:r/>
+            <w:r>
+              <w:rPr>
+                <w:sz w:val="19"/>
+              </w:rPr>
+              <w:t>mongo/profile/driver_bench/*</w:t>
+            </w:r>
+          </w:p>
+        </w:tc>
+        <w:tc>
+          <w:tcPr>
+            <w:tcW w:type="dxa" w:w="5443"/>
+          </w:tcPr>
+          <w:p>
+            <w:r/>
+            <w:r>
+              <w:rPr>
+                <w:sz w:val="19"/>
+              </w:rPr>
+              <w:t>benchmarks</w:t>
             </w:r>
           </w:p>
         </w:tc>
@@ -6524,7 +6372,7 @@
       <w:tr>
         <w:tc>
           <w:tcPr>
-            <w:tcW w:type="dxa" w:w="5669"/>
+            <w:tcW w:type="dxa" w:w="3969"/>
             <w:shd w:val="clear" w:color="auto" w:fill="F2F6FB"/>
           </w:tcPr>
           <w:p>
@@ -6533,13 +6381,13 @@
               <w:rPr>
                 <w:sz w:val="19"/>
               </w:rPr>
-              <w:t>componentes com 3 a 20 módulos</w:t>
-            </w:r>
-          </w:p>
-        </w:tc>
-        <w:tc>
-          <w:tcPr>
-            <w:tcW w:type="dxa" w:w="3742"/>
+              <w:t>puma/examples/*</w:t>
+            </w:r>
+          </w:p>
+        </w:tc>
+        <w:tc>
+          <w:tcPr>
+            <w:tcW w:type="dxa" w:w="5443"/>
             <w:shd w:val="clear" w:color="auto" w:fill="F2F6FB"/>
           </w:tcPr>
           <w:p>
@@ -6548,7 +6396,7 @@
               <w:rPr>
                 <w:sz w:val="19"/>
               </w:rPr>
-              <w:t>76</w:t>
+              <w:t>exemplos</w:t>
             </w:r>
           </w:p>
         </w:tc>
@@ -6556,29 +6404,29 @@
       <w:tr>
         <w:tc>
           <w:tcPr>
-            <w:tcW w:type="dxa" w:w="5669"/>
-          </w:tcPr>
-          <w:p>
-            <w:r/>
-            <w:r>
-              <w:rPr>
-                <w:sz w:val="19"/>
-              </w:rPr>
-              <w:t>grupos escolhidos</w:t>
-            </w:r>
-          </w:p>
-        </w:tc>
-        <w:tc>
-          <w:tcPr>
-            <w:tcW w:type="dxa" w:w="3742"/>
-          </w:tcPr>
-          <w:p>
-            <w:r/>
-            <w:r>
-              <w:rPr>
-                <w:sz w:val="19"/>
-              </w:rPr>
-              <w:t>27, com 256 módulos</w:t>
+            <w:tcW w:type="dxa" w:w="3969"/>
+          </w:tcPr>
+          <w:p>
+            <w:r/>
+            <w:r>
+              <w:rPr>
+                <w:sz w:val="19"/>
+              </w:rPr>
+              <w:t>pg/rakelib/*, byebug/tasks/*</w:t>
+            </w:r>
+          </w:p>
+        </w:tc>
+        <w:tc>
+          <w:tcPr>
+            <w:tcW w:type="dxa" w:w="5443"/>
+          </w:tcPr>
+          <w:p>
+            <w:r/>
+            <w:r>
+              <w:rPr>
+                <w:sz w:val="19"/>
+              </w:rPr>
+              <w:t>tarefas de build (rake)</w:t>
             </w:r>
           </w:p>
         </w:tc>
@@ -6586,7 +6434,7 @@
       <w:tr>
         <w:tc>
           <w:tcPr>
-            <w:tcW w:type="dxa" w:w="5669"/>
+            <w:tcW w:type="dxa" w:w="3969"/>
             <w:shd w:val="clear" w:color="auto" w:fill="F2F6FB"/>
           </w:tcPr>
           <w:p>
@@ -6595,13 +6443,13 @@
               <w:rPr>
                 <w:sz w:val="19"/>
               </w:rPr>
-              <w:t>módulos soltos</w:t>
-            </w:r>
-          </w:p>
-        </w:tc>
-        <w:tc>
-          <w:tcPr>
-            <w:tcW w:type="dxa" w:w="3742"/>
+              <w:t>thin/site/rdoc.rb</w:t>
+            </w:r>
+          </w:p>
+        </w:tc>
+        <w:tc>
+          <w:tcPr>
+            <w:tcW w:type="dxa" w:w="5443"/>
             <w:shd w:val="clear" w:color="auto" w:fill="F2F6FB"/>
           </w:tcPr>
           <w:p>
@@ -6610,7 +6458,7 @@
               <w:rPr>
                 <w:sz w:val="19"/>
               </w:rPr>
-              <w:t>244</w:t>
+              <w:t>gerador do site do projeto</w:t>
             </w:r>
           </w:p>
         </w:tc>
@@ -6618,91 +6466,29 @@
       <w:tr>
         <w:tc>
           <w:tcPr>
-            <w:tcW w:type="dxa" w:w="5669"/>
-          </w:tcPr>
-          <w:p>
-            <w:r/>
-            <w:r>
-              <w:rPr>
-                <w:sz w:val="19"/>
-              </w:rPr>
-              <w:t>corpus</w:t>
-            </w:r>
-          </w:p>
-        </w:tc>
-        <w:tc>
-          <w:tcPr>
-            <w:tcW w:type="dxa" w:w="3742"/>
-          </w:tcPr>
-          <w:p>
-            <w:r/>
-            <w:r>
-              <w:rPr>
-                <w:sz w:val="19"/>
-              </w:rPr>
-              <w:t>500 módulos, 107 gems, 59 categorias</w:t>
-            </w:r>
-          </w:p>
-        </w:tc>
-      </w:tr>
-      <w:tr>
-        <w:tc>
-          <w:tcPr>
-            <w:tcW w:type="dxa" w:w="5669"/>
-            <w:shd w:val="clear" w:color="auto" w:fill="F2F6FB"/>
-          </w:tcPr>
-          <w:p>
-            <w:r/>
-            <w:r>
-              <w:rPr>
-                <w:sz w:val="19"/>
-              </w:rPr>
-              <w:t>métodos (com initialize)</w:t>
-            </w:r>
-          </w:p>
-        </w:tc>
-        <w:tc>
-          <w:tcPr>
-            <w:tcW w:type="dxa" w:w="3742"/>
-            <w:shd w:val="clear" w:color="auto" w:fill="F2F6FB"/>
-          </w:tcPr>
-          <w:p>
-            <w:r/>
-            <w:r>
-              <w:rPr>
-                <w:sz w:val="19"/>
-              </w:rPr>
-              <w:t>7 347</w:t>
-            </w:r>
-          </w:p>
-        </w:tc>
-      </w:tr>
-      <w:tr>
-        <w:tc>
-          <w:tcPr>
-            <w:tcW w:type="dxa" w:w="5669"/>
-          </w:tcPr>
-          <w:p>
-            <w:r/>
-            <w:r>
-              <w:rPr>
-                <w:sz w:val="19"/>
-              </w:rPr>
-              <w:t>com / sem vizinhos no corpus</w:t>
-            </w:r>
-          </w:p>
-        </w:tc>
-        <w:tc>
-          <w:tcPr>
-            <w:tcW w:type="dxa" w:w="3742"/>
-          </w:tcPr>
-          <w:p>
-            <w:r/>
-            <w:r>
-              <w:rPr>
-                <w:sz w:val="19"/>
-              </w:rPr>
-              <w:t>410 / 90</w:t>
+            <w:tcW w:type="dxa" w:w="3969"/>
+          </w:tcPr>
+          <w:p>
+            <w:r/>
+            <w:r>
+              <w:rPr>
+                <w:sz w:val="19"/>
+              </w:rPr>
+              <w:t>eventmachine/ext/extconf.rb</w:t>
+            </w:r>
+          </w:p>
+        </w:tc>
+        <w:tc>
+          <w:tcPr>
+            <w:tcW w:type="dxa" w:w="5443"/>
+          </w:tcPr>
+          <w:p>
+            <w:r/>
+            <w:r>
+              <w:rPr>
+                <w:sz w:val="19"/>
+              </w:rPr>
+              <w:t>configuração da compilação em C</w:t>
             </w:r>
           </w:p>
         </w:tc>
@@ -6715,246 +6501,86 @@
     </w:p>
     <w:p>
       <w:pPr>
-        <w:pStyle w:val="Heading2"/>
-      </w:pPr>
-      <w:r>
-        <w:t>Artefactos produzidos</w:t>
-      </w:r>
-    </w:p>
-    <w:tbl>
-      <w:tblPr>
-        <w:tblStyle w:val="TableGrid"/>
-        <w:tblW w:type="auto" w:w="0"/>
-        <w:jc w:val="center"/>
-        <w:tblLook w:firstColumn="1" w:firstRow="1" w:lastColumn="0" w:lastRow="0" w:noHBand="0" w:noVBand="1" w:val="04A0"/>
-      </w:tblPr>
-      <w:tblGrid>
-        <w:gridCol w:w="4706"/>
-        <w:gridCol w:w="4706"/>
-      </w:tblGrid>
-      <w:tr>
-        <w:tc>
-          <w:tcPr>
-            <w:tcW w:type="dxa" w:w="3175"/>
-            <w:shd w:val="clear" w:color="auto" w:fill="2E5E96"/>
-          </w:tcPr>
-          <w:p>
-            <w:r/>
-            <w:r>
-              <w:rPr>
-                <w:b/>
-                <w:color w:val="FFFFFF"/>
-                <w:sz w:val="19"/>
-              </w:rPr>
-              <w:t>ficheiro</w:t>
-            </w:r>
-          </w:p>
-        </w:tc>
-        <w:tc>
-          <w:tcPr>
-            <w:tcW w:type="dxa" w:w="6236"/>
-            <w:shd w:val="clear" w:color="auto" w:fill="2E5E96"/>
-          </w:tcPr>
-          <w:p>
-            <w:r/>
-            <w:r>
-              <w:rPr>
-                <w:b/>
-                <w:color w:val="FFFFFF"/>
-                <w:sz w:val="19"/>
-              </w:rPr>
-              <w:t>conteúdo</w:t>
-            </w:r>
-          </w:p>
-        </w:tc>
-      </w:tr>
-      <w:tr>
-        <w:tc>
-          <w:tcPr>
-            <w:tcW w:type="dxa" w:w="3175"/>
-          </w:tcPr>
-          <w:p>
-            <w:r/>
-            <w:r>
-              <w:rPr>
-                <w:sz w:val="19"/>
-              </w:rPr>
-              <w:t>corpus.csv</w:t>
-            </w:r>
-          </w:p>
-        </w:tc>
-        <w:tc>
-          <w:tcPr>
-            <w:tcW w:type="dxa" w:w="6236"/>
-          </w:tcPr>
-          <w:p>
-            <w:r/>
-            <w:r>
-              <w:rPr>
-                <w:sz w:val="19"/>
-              </w:rPr>
-              <w:t>os 500 módulos, com características, origem, componente e vizinhos</w:t>
-            </w:r>
-          </w:p>
-        </w:tc>
-      </w:tr>
-      <w:tr>
-        <w:tc>
-          <w:tcPr>
-            <w:tcW w:type="dxa" w:w="3175"/>
-            <w:shd w:val="clear" w:color="auto" w:fill="F2F6FB"/>
-          </w:tcPr>
-          <w:p>
-            <w:r/>
-            <w:r>
-              <w:rPr>
-                <w:sz w:val="19"/>
-              </w:rPr>
-              <w:t>grupos.csv</w:t>
-            </w:r>
-          </w:p>
-        </w:tc>
-        <w:tc>
-          <w:tcPr>
-            <w:tcW w:type="dxa" w:w="6236"/>
-            <w:shd w:val="clear" w:color="auto" w:fill="F2F6FB"/>
-          </w:tcPr>
-          <w:p>
-            <w:r/>
-            <w:r>
-              <w:rPr>
-                <w:sz w:val="19"/>
-              </w:rPr>
-              <w:t>as componentes candidatas e quais foram escolhidas</w:t>
-            </w:r>
-          </w:p>
-        </w:tc>
-      </w:tr>
-      <w:tr>
-        <w:tc>
-          <w:tcPr>
-            <w:tcW w:type="dxa" w:w="3175"/>
-          </w:tcPr>
-          <w:p>
-            <w:r/>
-            <w:r>
-              <w:rPr>
-                <w:sz w:val="19"/>
-              </w:rPr>
-              <w:t>projetos.json</w:t>
-            </w:r>
-          </w:p>
-        </w:tc>
-        <w:tc>
-          <w:tcPr>
-            <w:tcW w:type="dxa" w:w="6236"/>
-          </w:tcPr>
-          <w:p>
-            <w:r/>
-            <w:r>
-              <w:rPr>
-                <w:sz w:val="19"/>
-              </w:rPr>
-              <w:t>o manifesto de execução (ver Do dataset ao cluster)</w:t>
-            </w:r>
-          </w:p>
-        </w:tc>
-      </w:tr>
-      <w:tr>
-        <w:tc>
-          <w:tcPr>
-            <w:tcW w:type="dxa" w:w="3175"/>
-            <w:shd w:val="clear" w:color="auto" w:fill="F2F6FB"/>
-          </w:tcPr>
-          <w:p>
-            <w:r/>
-            <w:r>
-              <w:rPr>
-                <w:sz w:val="19"/>
-              </w:rPr>
-              <w:t>ablacao.json</w:t>
-            </w:r>
-          </w:p>
-        </w:tc>
-        <w:tc>
-          <w:tcPr>
-            <w:tcW w:type="dxa" w:w="6236"/>
-            <w:shd w:val="clear" w:color="auto" w:fill="F2F6FB"/>
-          </w:tcPr>
-          <w:p>
-            <w:r/>
-            <w:r>
-              <w:rPr>
-                <w:sz w:val="19"/>
-              </w:rPr>
-              <w:t>os métodos cujo prompt o grafo muda (ver Do dataset ao cluster)</w:t>
-            </w:r>
-          </w:p>
-        </w:tc>
-      </w:tr>
-      <w:tr>
-        <w:tc>
-          <w:tcPr>
-            <w:tcW w:type="dxa" w:w="3175"/>
-          </w:tcPr>
-          <w:p>
-            <w:r/>
-            <w:r>
-              <w:rPr>
-                <w:sz w:val="19"/>
-              </w:rPr>
-              <w:t>funil.json</w:t>
-            </w:r>
-          </w:p>
-        </w:tc>
-        <w:tc>
-          <w:tcPr>
-            <w:tcW w:type="dxa" w:w="6236"/>
-          </w:tcPr>
-          <w:p>
-            <w:r/>
-            <w:r>
-              <w:rPr>
-                <w:sz w:val="19"/>
-              </w:rPr>
-              <w:t>as contagens</w:t>
-            </w:r>
-          </w:p>
-        </w:tc>
-      </w:tr>
-    </w:tbl>
-    <w:p>
-      <w:pPr>
-        <w:spacing w:after="40"/>
-      </w:pPr>
-    </w:p>
-    <w:p>
-      <w:r>
-        <w:br w:type="page"/>
-      </w:r>
-    </w:p>
-    <w:p>
-      <w:pPr>
-        <w:pStyle w:val="Heading1"/>
-      </w:pPr>
-      <w:r>
-        <w:t>Do dataset ao cluster</w:t>
-      </w:r>
-    </w:p>
-    <w:p>
+        <w:pStyle w:val="ListBullet"/>
+      </w:pPr>
+      <w:r>
+        <w:rPr>
+          <w:b/>
+        </w:rPr>
+        <w:t xml:space="preserve">Critério: </w:t>
+      </w:r>
       <w:r>
         <w:rPr>
           <w:i w:val="0"/>
         </w:rPr>
-        <w:t>A camada 6 não certificou os módulos em abstrato: certificou-os num ambiente concreto, com todas as pastas de carregamento da gem e com a porta de entrada já carregada. Se a ferramenta correr os testes de outra maneira, módulos certificados falham, e o erro conta contra a ferramenta sem ser culpa dela. Por isso o ambiente viaja com os alvos.</w:t>
+        <w:t>o módulo tem de estar dentro das pastas de código da gem: lib/, src/, app/ e, nos monorepos, &lt;componente&gt;/lib. São as pastas que a ferramenta põe no load path, o equivalente Ruby ao src.</w:t>
       </w:r>
     </w:p>
     <w:p>
       <w:pPr>
+        <w:pStyle w:val="ListBullet"/>
+      </w:pPr>
+      <w:r>
+        <w:rPr>
+          <w:b/>
+        </w:rPr>
+        <w:t xml:space="preserve">Saem: </w:t>
+      </w:r>
+      <w:r>
+        <w:rPr>
+          <w:i w:val="0"/>
+        </w:rPr>
+        <w:t>74 de 5 217 módulos (1,4%).</w:t>
+      </w:r>
+    </w:p>
+    <w:p>
+      <w:pPr>
+        <w:pStyle w:val="ListBullet"/>
+      </w:pPr>
+      <w:r>
+        <w:rPr>
+          <w:b/>
+        </w:rPr>
+        <w:t xml:space="preserve">Não mexe na desduplicação: </w:t>
+      </w:r>
+      <w:r>
+        <w:rPr>
+          <w:i w:val="0"/>
+        </w:rPr>
+        <w:t>nenhum módulo de código tinha sido descartado na camada 5 por ser cópia de um ficheiro de fora, por isso as camadas anteriores não mudam.</w:t>
+      </w:r>
+    </w:p>
+    <w:p>
+      <w:pPr>
+        <w:pStyle w:val="ListBullet"/>
+      </w:pPr>
+      <w:r>
+        <w:rPr>
+          <w:b/>
+        </w:rPr>
+        <w:t xml:space="preserve">Não é uma exclusão por tipo de projeto: </w:t>
+      </w:r>
+      <w:r>
+        <w:rPr>
+          <w:i w:val="0"/>
+        </w:rPr>
+        <w:t>aplicações e frameworks continuam a entrar (camada 2).</w:t>
+      </w:r>
+    </w:p>
+    <w:p>
+      <w:pPr>
         <w:pStyle w:val="Heading2"/>
       </w:pPr>
       <w:r>
-        <w:t>O manifesto: projetos.json</w:t>
+        <w:t>Filtro 2: a porta RSpec</w:t>
+      </w:r>
+    </w:p>
+    <w:p>
+      <w:r>
+        <w:rPr>
+          <w:i w:val="0"/>
+        </w:rPr>
+        <w:t>A camada 6 carrega cada módulo num processo Ruby limpo. A ferramenta corre o RSpec: com os argumentos dele, com ele carregado e dentro da pasta do projeto. Os 5 217 módulos foram verificados pela função que a ferramenta usa (benchmark/verifica_ambiente.py): para cada um, um teste que só faz require do módulo, sem modelo. 17 falham, por três causas.</w:t>
       </w:r>
     </w:p>
     <w:tbl>
@@ -6972,7 +6598,7 @@
       <w:tr>
         <w:tc>
           <w:tcPr>
-            <w:tcW w:type="dxa" w:w="2608"/>
+            <w:tcW w:type="dxa" w:w="2381"/>
             <w:shd w:val="clear" w:color="auto" w:fill="2E5E96"/>
           </w:tcPr>
           <w:p>
@@ -6983,13 +6609,13 @@
                 <w:color w:val="FFFFFF"/>
                 <w:sz w:val="19"/>
               </w:rPr>
-              <w:t>campo</w:t>
-            </w:r>
-          </w:p>
-        </w:tc>
-        <w:tc>
-          <w:tcPr>
-            <w:tcW w:type="dxa" w:w="1701"/>
+              <w:t>causa</w:t>
+            </w:r>
+          </w:p>
+        </w:tc>
+        <w:tc>
+          <w:tcPr>
+            <w:tcW w:type="dxa" w:w="1020"/>
             <w:shd w:val="clear" w:color="auto" w:fill="2E5E96"/>
           </w:tcPr>
           <w:p>
@@ -7000,13 +6626,13 @@
                 <w:color w:val="FFFFFF"/>
                 <w:sz w:val="19"/>
               </w:rPr>
-              <w:t>de onde vem</w:t>
-            </w:r>
-          </w:p>
-        </w:tc>
-        <w:tc>
-          <w:tcPr>
-            <w:tcW w:type="dxa" w:w="5102"/>
+              <w:t>módulos</w:t>
+            </w:r>
+          </w:p>
+        </w:tc>
+        <w:tc>
+          <w:tcPr>
+            <w:tcW w:type="dxa" w:w="6009"/>
             <w:shd w:val="clear" w:color="auto" w:fill="2E5E96"/>
           </w:tcPr>
           <w:p>
@@ -7017,7 +6643,7 @@
                 <w:color w:val="FFFFFF"/>
                 <w:sz w:val="19"/>
               </w:rPr>
-              <w:t>para quê</w:t>
+              <w:t>o que acontece</w:t>
             </w:r>
           </w:p>
         </w:tc>
@@ -7025,43 +6651,43 @@
       <w:tr>
         <w:tc>
           <w:tcPr>
-            <w:tcW w:type="dxa" w:w="2608"/>
-          </w:tcPr>
-          <w:p>
-            <w:r/>
-            <w:r>
-              <w:rPr>
-                <w:sz w:val="19"/>
-              </w:rPr>
-              <w:t>repo, etiqueta, commit, raiz</w:t>
-            </w:r>
-          </w:p>
-        </w:tc>
-        <w:tc>
-          <w:tcPr>
-            <w:tcW w:type="dxa" w:w="1701"/>
-          </w:tcPr>
-          <w:p>
-            <w:r/>
-            <w:r>
-              <w:rPr>
-                <w:sz w:val="19"/>
-              </w:rPr>
-              <w:t>camada 2</w:t>
-            </w:r>
-          </w:p>
-        </w:tc>
-        <w:tc>
-          <w:tcPr>
-            <w:tcW w:type="dxa" w:w="5102"/>
-          </w:tcPr>
-          <w:p>
-            <w:r/>
-            <w:r>
-              <w:rPr>
-                <w:sz w:val="19"/>
-              </w:rPr>
-              <w:t>clonar exatamente o código analisado</w:t>
+            <w:tcW w:type="dxa" w:w="2381"/>
+          </w:tcPr>
+          <w:p>
+            <w:r/>
+            <w:r>
+              <w:rPr>
+                <w:sz w:val="19"/>
+              </w:rPr>
+              <w:t>o módulo interfere com o próprio runner</w:t>
+            </w:r>
+          </w:p>
+        </w:tc>
+        <w:tc>
+          <w:tcPr>
+            <w:tcW w:type="dxa" w:w="1020"/>
+          </w:tcPr>
+          <w:p>
+            <w:r/>
+            <w:r>
+              <w:rPr>
+                <w:sz w:val="19"/>
+              </w:rPr>
+              <w:t>6</w:t>
+            </w:r>
+          </w:p>
+        </w:tc>
+        <w:tc>
+          <w:tcPr>
+            <w:tcW w:type="dxa" w:w="6009"/>
+          </w:tcPr>
+          <w:p>
+            <w:r/>
+            <w:r>
+              <w:rPr>
+                <w:sz w:val="19"/>
+              </w:rPr>
+              <w:t>ativa o Minitest ou o Test::Unit, ou lê os argumentos ao carregar, e recusa o -O do RSpec (faraday, minitest, webmock, optimist); ou redefine classes do próprio RSpec (rspec)</w:t>
             </w:r>
           </w:p>
         </w:tc>
@@ -7069,7 +6695,7 @@
       <w:tr>
         <w:tc>
           <w:tcPr>
-            <w:tcW w:type="dxa" w:w="2608"/>
+            <w:tcW w:type="dxa" w:w="2381"/>
             <w:shd w:val="clear" w:color="auto" w:fill="F2F6FB"/>
           </w:tcPr>
           <w:p>
@@ -7078,13 +6704,13 @@
               <w:rPr>
                 <w:sz w:val="19"/>
               </w:rPr>
-              <w:t>ambiente, deps</w:t>
-            </w:r>
-          </w:p>
-        </w:tc>
-        <w:tc>
-          <w:tcPr>
-            <w:tcW w:type="dxa" w:w="1701"/>
+              <w:t>scripts de desenvolvimento</w:t>
+            </w:r>
+          </w:p>
+        </w:tc>
+        <w:tc>
+          <w:tcPr>
+            <w:tcW w:type="dxa" w:w="1020"/>
             <w:shd w:val="clear" w:color="auto" w:fill="F2F6FB"/>
           </w:tcPr>
           <w:p>
@@ -7093,13 +6719,13 @@
               <w:rPr>
                 <w:sz w:val="19"/>
               </w:rPr>
-              <w:t>camada 6</w:t>
-            </w:r>
-          </w:p>
-        </w:tc>
-        <w:tc>
-          <w:tcPr>
-            <w:tcW w:type="dxa" w:w="5102"/>
+              <w:t>7</w:t>
+            </w:r>
+          </w:p>
+        </w:tc>
+        <w:tc>
+          <w:tcPr>
+            <w:tcW w:type="dxa" w:w="6009"/>
             <w:shd w:val="clear" w:color="auto" w:fill="F2F6FB"/>
           </w:tcPr>
           <w:p>
@@ -7108,7 +6734,7 @@
               <w:rPr>
                 <w:sz w:val="19"/>
               </w:rPr>
-              <w:t>repetir o degrau de instalação</w:t>
+              <w:t>bundler/inline instala gems ao carregar e substitui o ambiente do RSpec (puma); bundler/setup lê o Gemfile e pede gems só de desenvolvimento (spring, i18n)</w:t>
             </w:r>
           </w:p>
         </w:tc>
@@ -7116,181 +6742,43 @@
       <w:tr>
         <w:tc>
           <w:tcPr>
-            <w:tcW w:type="dxa" w:w="2608"/>
-          </w:tcPr>
-          <w:p>
-            <w:r/>
-            <w:r>
-              <w:rPr>
-                <w:sz w:val="19"/>
-              </w:rPr>
-              <w:t>load_paths, entrada</w:t>
-            </w:r>
-          </w:p>
-        </w:tc>
-        <w:tc>
-          <w:tcPr>
-            <w:tcW w:type="dxa" w:w="1701"/>
-          </w:tcPr>
-          <w:p>
-            <w:r/>
-            <w:r>
-              <w:rPr>
-                <w:sz w:val="19"/>
-              </w:rPr>
-              <w:t>camada 6</w:t>
-            </w:r>
-          </w:p>
-        </w:tc>
-        <w:tc>
-          <w:tcPr>
-            <w:tcW w:type="dxa" w:w="5102"/>
-          </w:tcPr>
-          <w:p>
-            <w:r/>
-            <w:r>
-              <w:rPr>
-                <w:sz w:val="19"/>
-              </w:rPr>
-              <w:t>correr os testes no ambiente certificado</w:t>
-            </w:r>
-          </w:p>
-        </w:tc>
-      </w:tr>
-      <w:tr>
-        <w:tc>
-          <w:tcPr>
-            <w:tcW w:type="dxa" w:w="2608"/>
-            <w:shd w:val="clear" w:color="auto" w:fill="F2F6FB"/>
-          </w:tcPr>
-          <w:p>
-            <w:r/>
-            <w:r>
-              <w:rPr>
-                <w:sz w:val="19"/>
-              </w:rPr>
-              <w:t>biblioteca</w:t>
-            </w:r>
-          </w:p>
-        </w:tc>
-        <w:tc>
-          <w:tcPr>
-            <w:tcW w:type="dxa" w:w="1701"/>
-            <w:shd w:val="clear" w:color="auto" w:fill="F2F6FB"/>
-          </w:tcPr>
-          <w:p>
-            <w:r/>
-            <w:r>
-              <w:rPr>
-                <w:sz w:val="19"/>
-              </w:rPr>
-              <w:t>camada 6</w:t>
-            </w:r>
-          </w:p>
-        </w:tc>
-        <w:tc>
-          <w:tcPr>
-            <w:tcW w:type="dxa" w:w="5102"/>
-            <w:shd w:val="clear" w:color="auto" w:fill="F2F6FB"/>
-          </w:tcPr>
-          <w:p>
-            <w:r/>
-            <w:r>
-              <w:rPr>
-                <w:sz w:val="19"/>
-              </w:rPr>
-              <w:t>reproduzir o carregamento em três passagens</w:t>
-            </w:r>
-          </w:p>
-        </w:tc>
-      </w:tr>
-      <w:tr>
-        <w:tc>
-          <w:tcPr>
-            <w:tcW w:type="dxa" w:w="2608"/>
-          </w:tcPr>
-          <w:p>
-            <w:r/>
-            <w:r>
-              <w:rPr>
-                <w:sz w:val="19"/>
-              </w:rPr>
-              <w:t>ficheiros_codigo</w:t>
-            </w:r>
-          </w:p>
-        </w:tc>
-        <w:tc>
-          <w:tcPr>
-            <w:tcW w:type="dxa" w:w="1701"/>
-          </w:tcPr>
-          <w:p>
-            <w:r/>
-            <w:r>
-              <w:rPr>
-                <w:sz w:val="19"/>
-              </w:rPr>
-              <w:t>camada 2</w:t>
-            </w:r>
-          </w:p>
-        </w:tc>
-        <w:tc>
-          <w:tcPr>
-            <w:tcW w:type="dxa" w:w="5102"/>
-          </w:tcPr>
-          <w:p>
-            <w:r/>
-            <w:r>
-              <w:rPr>
-                <w:sz w:val="19"/>
-              </w:rPr>
-              <w:t>o grafo da ferramenta vê o que a camada 7 viu</w:t>
-            </w:r>
-          </w:p>
-        </w:tc>
-      </w:tr>
-      <w:tr>
-        <w:tc>
-          <w:tcPr>
-            <w:tcW w:type="dxa" w:w="2608"/>
-            <w:shd w:val="clear" w:color="auto" w:fill="F2F6FB"/>
-          </w:tcPr>
-          <w:p>
-            <w:r/>
-            <w:r>
-              <w:rPr>
-                <w:sz w:val="19"/>
-              </w:rPr>
-              <w:t>alvos (modo, origem, vizinhos)</w:t>
-            </w:r>
-          </w:p>
-        </w:tc>
-        <w:tc>
-          <w:tcPr>
-            <w:tcW w:type="dxa" w:w="1701"/>
-            <w:shd w:val="clear" w:color="auto" w:fill="F2F6FB"/>
-          </w:tcPr>
-          <w:p>
-            <w:r/>
-            <w:r>
-              <w:rPr>
-                <w:sz w:val="19"/>
-              </w:rPr>
-              <w:t>camadas 6 e 7</w:t>
-            </w:r>
-          </w:p>
-        </w:tc>
-        <w:tc>
-          <w:tcPr>
-            <w:tcW w:type="dxa" w:w="5102"/>
-            <w:shd w:val="clear" w:color="auto" w:fill="F2F6FB"/>
-          </w:tcPr>
-          <w:p>
-            <w:r/>
-            <w:r>
-              <w:rPr>
-                <w:sz w:val="19"/>
-              </w:rPr>
-              <w:t>os alvos e as etiquetas dos resultados</w:t>
+            <w:tcW w:type="dxa" w:w="2381"/>
+          </w:tcPr>
+          <w:p>
+            <w:r/>
+            <w:r>
+              <w:rPr>
+                <w:sz w:val="19"/>
+              </w:rPr>
+              <w:t>falta o contexto do framework</w:t>
+            </w:r>
+          </w:p>
+        </w:tc>
+        <w:tc>
+          <w:tcPr>
+            <w:tcW w:type="dxa" w:w="1020"/>
+          </w:tcPr>
+          <w:p>
+            <w:r/>
+            <w:r>
+              <w:rPr>
+                <w:sz w:val="19"/>
+              </w:rPr>
+              <w:t>4</w:t>
+            </w:r>
+          </w:p>
+        </w:tc>
+        <w:tc>
+          <w:tcPr>
+            <w:tcW w:type="dxa" w:w="6009"/>
+          </w:tcPr>
+          <w:p>
+            <w:r/>
+            <w:r>
+              <w:rPr>
+                <w:sz w:val="19"/>
+              </w:rPr>
+              <w:t>generators e um validador do doorkeeper que só existem dentro de uma aplicação Rails</w:t>
             </w:r>
           </w:p>
         </w:tc>
@@ -7300,150 +6788,36 @@
       <w:pPr>
         <w:spacing w:after="40"/>
       </w:pPr>
-    </w:p>
-    <w:p>
-      <w:pPr>
-        <w:pStyle w:val="Heading2"/>
-      </w:pPr>
-      <w:r>
-        <w:t>Os três programas que o leem</w:t>
-      </w:r>
     </w:p>
     <w:tbl>
       <w:tblPr>
         <w:tblStyle w:val="TableGrid"/>
         <w:tblW w:type="auto" w:w="0"/>
-        <w:jc w:val="center"/>
         <w:tblLook w:firstColumn="1" w:firstRow="1" w:lastColumn="0" w:lastRow="0" w:noHBand="0" w:noVBand="1" w:val="04A0"/>
       </w:tblPr>
       <w:tblGrid>
-        <w:gridCol w:w="4706"/>
-        <w:gridCol w:w="4706"/>
+        <w:gridCol w:w="9412"/>
       </w:tblGrid>
       <w:tr>
         <w:tc>
           <w:tcPr>
-            <w:tcW w:type="dxa" w:w="3175"/>
-            <w:shd w:val="clear" w:color="auto" w:fill="2E5E96"/>
+            <w:tcW w:type="dxa" w:w="9411"/>
+            <w:shd w:val="clear" w:color="auto" w:fill="EEF3F9"/>
           </w:tcPr>
           <w:p>
             <w:r/>
             <w:r>
               <w:rPr>
                 <w:b/>
-                <w:color w:val="FFFFFF"/>
-                <w:sz w:val="19"/>
-              </w:rPr>
-              <w:t>script</w:t>
-            </w:r>
-          </w:p>
-        </w:tc>
-        <w:tc>
-          <w:tcPr>
-            <w:tcW w:type="dxa" w:w="6236"/>
-            <w:shd w:val="clear" w:color="auto" w:fill="2E5E96"/>
-          </w:tcPr>
-          <w:p>
-            <w:r/>
-            <w:r>
-              <w:rPr>
-                <w:b/>
-                <w:color w:val="FFFFFF"/>
-                <w:sz w:val="19"/>
-              </w:rPr>
-              <w:t>o que faz</w:t>
-            </w:r>
-          </w:p>
-        </w:tc>
-      </w:tr>
-      <w:tr>
-        <w:tc>
-          <w:tcPr>
-            <w:tcW w:type="dxa" w:w="3175"/>
-          </w:tcPr>
-          <w:p>
-            <w:r/>
-            <w:r>
-              <w:rPr>
-                <w:sz w:val="19"/>
-              </w:rPr>
-              <w:t>benchmark/prepare_ruby_projects.py</w:t>
-            </w:r>
-          </w:p>
-        </w:tc>
-        <w:tc>
-          <w:tcPr>
-            <w:tcW w:type="dxa" w:w="6236"/>
-          </w:tcPr>
-          <w:p>
-            <w:r/>
-            <w:r>
-              <w:rPr>
-                <w:sz w:val="19"/>
-              </w:rPr>
-              <w:t>clona cada gem na etiqueta, confirma o commit e instala pelo mesmo degrau da camada 6, com as mesmas funções. Escreve manifest.json com as versões instaladas.</w:t>
-            </w:r>
-          </w:p>
-        </w:tc>
-      </w:tr>
-      <w:tr>
-        <w:tc>
-          <w:tcPr>
-            <w:tcW w:type="dxa" w:w="3175"/>
-            <w:shd w:val="clear" w:color="auto" w:fill="F2F6FB"/>
-          </w:tcPr>
-          <w:p>
-            <w:r/>
-            <w:r>
-              <w:rPr>
-                <w:sz w:val="19"/>
-              </w:rPr>
-              <w:t>benchmark/verifica_ambiente.py</w:t>
-            </w:r>
-          </w:p>
-        </w:tc>
-        <w:tc>
-          <w:tcPr>
-            <w:tcW w:type="dxa" w:w="6236"/>
-            <w:shd w:val="clear" w:color="auto" w:fill="F2F6FB"/>
-          </w:tcPr>
-          <w:p>
-            <w:r/>
-            <w:r>
-              <w:rPr>
-                <w:sz w:val="19"/>
-              </w:rPr>
-              <w:t>para cada um dos 500 módulos, corre um teste trivial que só faz require, pela mesma função que a ferramenta usa. Não chama modelo. Resultado: 500 de 500.</w:t>
-            </w:r>
-          </w:p>
-        </w:tc>
-      </w:tr>
-      <w:tr>
-        <w:tc>
-          <w:tcPr>
-            <w:tcW w:type="dxa" w:w="3175"/>
-          </w:tcPr>
-          <w:p>
-            <w:r/>
-            <w:r>
-              <w:rPr>
-                <w:sz w:val="19"/>
-              </w:rPr>
-              <w:t>benchmark/run_ruby_benchmark.py</w:t>
-            </w:r>
-          </w:p>
-        </w:tc>
-        <w:tc>
-          <w:tcPr>
-            <w:tcW w:type="dxa" w:w="6236"/>
-          </w:tcPr>
-          <w:p>
-            <w:r/>
-            <w:r>
-              <w:rPr>
-                <w:sz w:val="19"/>
-              </w:rPr>
-              <w:t>o harness: só corre gems que estejam no manifesto e preparadas; fases separadas de geração (GPU) e medição (CPU).</w:t>
+                <w:sz w:val="20"/>
+              </w:rPr>
+              <w:t xml:space="preserve">Porque é grave. </w:t>
+            </w:r>
+            <w:r>
+              <w:rPr>
+                <w:sz w:val="20"/>
+              </w:rPr>
+              <w:t>Um módulo destes não falha sozinho. O harness carrega todos os alvos da gem juntos antes de medir, e um que falha apaga a cobertura dos outros: no puma e no spring, 49 módulos que carregavam ficavam sem cobertura por causa de 6. No cluster isto contaria como 0% da MARTA nessas gems, sem culpa dela.</w:t>
             </w:r>
           </w:p>
         </w:tc>
@@ -7456,18 +6830,401 @@
     </w:p>
     <w:p>
       <w:pPr>
-        <w:pStyle w:val="Heading2"/>
-      </w:pPr>
-      <w:r>
-        <w:t>O que a verificação local apanhou</w:t>
-      </w:r>
-    </w:p>
-    <w:p>
+        <w:pStyle w:val="ListBullet"/>
+      </w:pPr>
+      <w:r>
+        <w:rPr>
+          <w:b/>
+        </w:rPr>
+        <w:t xml:space="preserve">Saem: </w:t>
+      </w:r>
       <w:r>
         <w:rPr>
           <w:i w:val="0"/>
         </w:rPr>
-        <w:t>A primeira corrida do verificador deu 472 de 497. Nenhuma falha era das gems: eram diferenças entre o ambiente da ferramenta e o da camada 6, todas corrigidas.</w:t>
+        <w:t>5 dos 17 também estão fora das pastas de código; a porta tira mais 12.</w:t>
+      </w:r>
+    </w:p>
+    <w:p>
+      <w:pPr>
+        <w:pStyle w:val="ListBullet"/>
+      </w:pPr>
+      <w:r>
+        <w:rPr>
+          <w:b/>
+        </w:rPr>
+        <w:t xml:space="preserve">Porquê a população: </w:t>
+      </w:r>
+      <w:r>
+        <w:rPr>
+          <w:i w:val="0"/>
+        </w:rPr>
+        <w:t>verificar a população inteira, e não só o corpus, garante que a camada 7 escolhe entre módulos que funcionam, qualquer que seja o tamanho ou a fatia.</w:t>
+      </w:r>
+    </w:p>
+    <w:p>
+      <w:pPr>
+        <w:pStyle w:val="ListBullet"/>
+      </w:pPr>
+      <w:r>
+        <w:rPr>
+          <w:b/>
+        </w:rPr>
+        <w:t xml:space="preserve">Artefacto: </w:t>
+      </w:r>
+      <w:r>
+        <w:rPr>
+          <w:i w:val="0"/>
+        </w:rPr>
+        <w:t>6_carregamento/falham_rspec.csv.</w:t>
+      </w:r>
+    </w:p>
+    <w:p>
+      <w:pPr>
+        <w:pStyle w:val="Heading1"/>
+      </w:pPr>
+      <w:r>
+        <w:t>Camada 7: Seleção</w:t>
+      </w:r>
+    </w:p>
+    <w:p>
+      <w:r>
+        <w:rPr>
+          <w:b/>
+        </w:rPr>
+        <w:t xml:space="preserve">Script: </w:t>
+      </w:r>
+      <w:r>
+        <w:rPr>
+          <w:rFonts w:ascii="Courier New" w:hAnsi="Courier New"/>
+          <w:color w:val="2E5E96"/>
+        </w:rPr>
+        <w:t>benchmark/dataset/camada7_selecao.py</w:t>
+      </w:r>
+    </w:p>
+    <w:p>
+      <w:r>
+        <w:rPr>
+          <w:b/>
+        </w:rPr>
+        <w:t xml:space="preserve">Pergunta a que responde: </w:t>
+      </w:r>
+      <w:r>
+        <w:rPr>
+          <w:i w:val="0"/>
+        </w:rPr>
+        <w:t>que módulos formam o corpus?</w:t>
+      </w:r>
+    </w:p>
+    <w:p>
+      <w:pPr>
+        <w:pStyle w:val="Heading2"/>
+      </w:pPr>
+      <w:r>
+        <w:t>O que o script faz, passo a passo</w:t>
+      </w:r>
+    </w:p>
+    <w:p>
+      <w:pPr>
+        <w:ind w:left="510" w:hanging="340"/>
+      </w:pPr>
+      <w:r>
+        <w:rPr>
+          <w:b/>
+          <w:color w:val="2E5E96"/>
+        </w:rPr>
+        <w:t xml:space="preserve">1.  </w:t>
+      </w:r>
+      <w:r>
+        <w:rPr>
+          <w:b/>
+        </w:rPr>
+        <w:t xml:space="preserve">Aplica os dois filtros </w:t>
+      </w:r>
+      <w:r>
+        <w:t>(secção anterior): a população fica com 5 131 módulos.</w:t>
+      </w:r>
+    </w:p>
+    <w:p>
+      <w:pPr>
+        <w:ind w:left="510" w:hanging="340"/>
+      </w:pPr>
+      <w:r>
+        <w:rPr>
+          <w:b/>
+          <w:color w:val="2E5E96"/>
+        </w:rPr>
+        <w:t xml:space="preserve">2.  </w:t>
+      </w:r>
+      <w:r>
+        <w:rPr>
+          <w:b/>
+        </w:rPr>
+        <w:t xml:space="preserve">Passo 1, os X melhores: </w:t>
+      </w:r>
+      <w:r>
+        <w:t>ordena a população inteira por diversidade (farthest-first). A ordem de escolha é o ranking: primeiro o módulo que mais acrescenta à variedade das oito características. Ficam os X primeiros (X = 500).</w:t>
+      </w:r>
+    </w:p>
+    <w:p>
+      <w:pPr>
+        <w:ind w:left="510" w:hanging="340"/>
+      </w:pPr>
+      <w:r>
+        <w:rPr>
+          <w:b/>
+          <w:color w:val="2E5E96"/>
+        </w:rPr>
+        <w:t xml:space="preserve">3.  </w:t>
+      </w:r>
+      <w:r>
+        <w:rPr>
+          <w:b/>
+        </w:rPr>
+        <w:t xml:space="preserve">Constrói as ligações garantidas entre módulos de cada gem </w:t>
+      </w:r>
+      <w:r>
+        <w:t>(ver as regras abaixo) e calcula as componentes ligadas.</w:t>
+      </w:r>
+    </w:p>
+    <w:p>
+      <w:pPr>
+        <w:ind w:left="510" w:hanging="340"/>
+      </w:pPr>
+      <w:r>
+        <w:rPr>
+          <w:b/>
+          <w:color w:val="2E5E96"/>
+        </w:rPr>
+        <w:t xml:space="preserve">4.  </w:t>
+      </w:r>
+      <w:r>
+        <w:rPr>
+          <w:b/>
+        </w:rPr>
+        <w:t xml:space="preserve">Passo 2, grupos no lugar dos piores: </w:t>
+      </w:r>
+      <w:r>
+        <w:t>as componentes com 3 a 20 módulos são grupos candidatos, também ordenados por diversidade (as características de um grupo são a mediana das dos seus módulos, mais o tamanho). Cada grupo entra inteiro; acrescenta só os membros que ainda não estão no corpus, e sai o mesmo número de módulos do fim do ranking. Pára quando os módulos de grupos chegam à fatia (50%).</w:t>
+      </w:r>
+    </w:p>
+    <w:p>
+      <w:pPr>
+        <w:ind w:left="510" w:hanging="340"/>
+      </w:pPr>
+      <w:r>
+        <w:rPr>
+          <w:b/>
+          <w:color w:val="2E5E96"/>
+        </w:rPr>
+        <w:t xml:space="preserve">5.  </w:t>
+      </w:r>
+      <w:r>
+        <w:rPr>
+          <w:b/>
+        </w:rPr>
+        <w:t xml:space="preserve">Sem repetições: </w:t>
+      </w:r>
+      <w:r>
+        <w:t>um membro de grupo que já estava entre os X melhores não entra duas vezes, e sai um módulo a menos do fim do ranking.</w:t>
+      </w:r>
+    </w:p>
+    <w:p>
+      <w:pPr>
+        <w:ind w:left="510" w:hanging="340"/>
+      </w:pPr>
+      <w:r>
+        <w:rPr>
+          <w:b/>
+          <w:color w:val="2E5E96"/>
+        </w:rPr>
+        <w:t xml:space="preserve">6.  </w:t>
+      </w:r>
+      <w:r>
+        <w:rPr>
+          <w:b/>
+        </w:rPr>
+        <w:t xml:space="preserve">Etiqueta cada módulo </w:t>
+      </w:r>
+      <w:r>
+        <w:t>com a origem (grupo ou diversidade), a posição no ranking, se tem chamada garantida com outro módulo do corpus, e com quantos.</w:t>
+      </w:r>
+    </w:p>
+    <w:p>
+      <w:pPr>
+        <w:ind w:left="510" w:hanging="340"/>
+      </w:pPr>
+      <w:r>
+        <w:rPr>
+          <w:b/>
+          <w:color w:val="2E5E96"/>
+        </w:rPr>
+        <w:t xml:space="preserve">7.  </w:t>
+      </w:r>
+      <w:r>
+        <w:rPr>
+          <w:b/>
+        </w:rPr>
+        <w:t xml:space="preserve">Escreve o manifesto de execução </w:t>
+      </w:r>
+      <w:r>
+        <w:t>projetos.json, e o conjunto da ablação (ablacao.json).</w:t>
+      </w:r>
+    </w:p>
+    <w:p>
+      <w:pPr>
+        <w:ind w:left="510" w:hanging="340"/>
+      </w:pPr>
+      <w:r>
+        <w:rPr>
+          <w:b/>
+          <w:color w:val="2E5E96"/>
+        </w:rPr>
+        <w:t xml:space="preserve">8.  </w:t>
+      </w:r>
+      <w:r>
+        <w:rPr>
+          <w:b/>
+        </w:rPr>
+        <w:t xml:space="preserve">Confirma as garantias antes de gravar: </w:t>
+      </w:r>
+      <w:r>
+        <w:t>o tamanho certo, nenhum módulo repetido, e todo o membro de grupo com chamada garantida.</w:t>
+      </w:r>
+    </w:p>
+    <w:p>
+      <w:pPr>
+        <w:pStyle w:val="Heading2"/>
+      </w:pPr>
+      <w:r>
+        <w:t>Regras, constantes e porquê</w:t>
+      </w:r>
+    </w:p>
+    <w:p>
+      <w:pPr>
+        <w:pStyle w:val="ListBullet"/>
+      </w:pPr>
+      <w:r>
+        <w:rPr>
+          <w:b/>
+        </w:rPr>
+        <w:t xml:space="preserve">Diversidade por farthest-first: </w:t>
+      </w:r>
+      <w:r>
+        <w:rPr>
+          <w:i w:val="0"/>
+        </w:rPr>
+        <w:t>começa no módulo mais típico e acrescenta sempre o mais afastado dos já escolhidos.</w:t>
+      </w:r>
+    </w:p>
+    <w:p>
+      <w:pPr>
+        <w:pStyle w:val="ListBullet"/>
+      </w:pPr>
+      <w:r>
+        <w:rPr>
+          <w:b/>
+        </w:rPr>
+        <w:t xml:space="preserve">Distância: </w:t>
+      </w:r>
+      <w:r>
+        <w:rPr>
+          <w:i w:val="0"/>
+        </w:rPr>
+        <w:t>euclidiana nas características normalizadas, mais 1 quando a categoria é diferente (pesa como uma característica de ponta a ponta).</w:t>
+      </w:r>
+    </w:p>
+    <w:p>
+      <w:pPr>
+        <w:pStyle w:val="ListBullet"/>
+      </w:pPr>
+      <w:r>
+        <w:rPr>
+          <w:b/>
+        </w:rPr>
+        <w:t xml:space="preserve">Normalização por posição, não por mínimo e máximo: </w:t>
+      </w:r>
+      <w:r>
+        <w:rPr>
+          <w:i w:val="0"/>
+        </w:rPr>
+        <w:t>a metaprogramação vai de 0 a 800, e um só módulo extremo esmagava a escala.</w:t>
+      </w:r>
+    </w:p>
+    <w:p>
+      <w:pPr>
+        <w:pStyle w:val="ListBullet"/>
+      </w:pPr>
+      <w:r>
+        <w:rPr>
+          <w:b/>
+        </w:rPr>
+        <w:t xml:space="preserve">Os módulos do ranking não são forçados a ser isolados: </w:t>
+      </w:r>
+      <w:r>
+        <w:rPr>
+          <w:i w:val="0"/>
+        </w:rPr>
+        <w:t>forçá-lo trocaria módulos melhores por piores só por não terem ligações. Os que por acaso se ligam ficam etiquetados.</w:t>
+      </w:r>
+    </w:p>
+    <w:p>
+      <w:pPr>
+        <w:pStyle w:val="ListBullet"/>
+      </w:pPr>
+      <w:r>
+        <w:rPr>
+          <w:b/>
+        </w:rPr>
+        <w:t xml:space="preserve">Ligação garantida, condição 1, recetor certo: </w:t>
+      </w:r>
+      <w:r>
+        <w:rPr>
+          <w:i w:val="0"/>
+        </w:rPr>
+        <w:t>a chamada é sem recetor, sobre self, sobre uma constante (Runner.foo) ou sobre self.class. Chamadas sobre variáveis (obj.foo) não contam: o tipo do obj é adivinhado pelos métodos que se usam nele, e isso diz que PODE chamar, não que chama.</w:t>
+      </w:r>
+    </w:p>
+    <w:p>
+      <w:pPr>
+        <w:pStyle w:val="ListBullet"/>
+      </w:pPr>
+      <w:r>
+        <w:rPr>
+          <w:b/>
+        </w:rPr>
+        <w:t xml:space="preserve">Condição 2, nome resolvido sem adivinhar: </w:t>
+      </w:r>
+      <w:r>
+        <w:rPr>
+          <w:i w:val="0"/>
+        </w:rPr>
+        <w:t>o resolver da ferramenta, com duas classes Base na mesma gem, fica com a primeira. Aqui um nome só se resolve se for exato ou se o nome curto for único na gem; na dúvida não há ligação.</w:t>
+      </w:r>
+    </w:p>
+    <w:p>
+      <w:pPr>
+        <w:pStyle w:val="ListBullet"/>
+      </w:pPr>
+      <w:r>
+        <w:rPr>
+          <w:b/>
+        </w:rPr>
+        <w:t xml:space="preserve">Condição 3, o chamado é um alvo: </w:t>
+      </w:r>
+      <w:r>
+        <w:rPr>
+          <w:i w:val="0"/>
+        </w:rPr>
+        <w:t>um método definido com def noutro módulo, e não o initialize. São esses que recebem sumário, e é o sumário que passa de um módulo para o outro.</w:t>
+      </w:r>
+    </w:p>
+    <w:p>
+      <w:pPr>
+        <w:pStyle w:val="Heading3"/>
+      </w:pPr>
+      <w:r>
+        <w:t>Exemplo real de ligações garantidas: commander</w:t>
       </w:r>
     </w:p>
     <w:tbl>
@@ -7485,7 +7242,7 @@
       <w:tr>
         <w:tc>
           <w:tcPr>
-            <w:tcW w:type="dxa" w:w="2835"/>
+            <w:tcW w:type="dxa" w:w="1928"/>
             <w:shd w:val="clear" w:color="auto" w:fill="2E5E96"/>
           </w:tcPr>
           <w:p>
@@ -7496,13 +7253,13 @@
                 <w:color w:val="FFFFFF"/>
                 <w:sz w:val="19"/>
               </w:rPr>
-              <w:t>sintoma</w:t>
-            </w:r>
-          </w:p>
-        </w:tc>
-        <w:tc>
-          <w:tcPr>
-            <w:tcW w:type="dxa" w:w="3288"/>
+              <w:t>chamador</w:t>
+            </w:r>
+          </w:p>
+        </w:tc>
+        <w:tc>
+          <w:tcPr>
+            <w:tcW w:type="dxa" w:w="3855"/>
             <w:shd w:val="clear" w:color="auto" w:fill="2E5E96"/>
           </w:tcPr>
           <w:p>
@@ -7513,13 +7270,13 @@
                 <w:color w:val="FFFFFF"/>
                 <w:sz w:val="19"/>
               </w:rPr>
-              <w:t>causa</w:t>
-            </w:r>
-          </w:p>
-        </w:tc>
-        <w:tc>
-          <w:tcPr>
-            <w:tcW w:type="dxa" w:w="3288"/>
+              <w:t>linha de código</w:t>
+            </w:r>
+          </w:p>
+        </w:tc>
+        <w:tc>
+          <w:tcPr>
+            <w:tcW w:type="dxa" w:w="3628"/>
             <w:shd w:val="clear" w:color="auto" w:fill="2E5E96"/>
           </w:tcPr>
           <w:p>
@@ -7530,7 +7287,7 @@
                 <w:color w:val="FFFFFF"/>
                 <w:sz w:val="19"/>
               </w:rPr>
-              <w:t>correção</w:t>
+              <w:t>chamado</w:t>
             </w:r>
           </w:p>
         </w:tc>
@@ -7538,43 +7295,43 @@
       <w:tr>
         <w:tc>
           <w:tcPr>
-            <w:tcW w:type="dxa" w:w="2835"/>
-          </w:tcPr>
-          <w:p>
-            <w:r/>
-            <w:r>
-              <w:rPr>
-                <w:sz w:val="19"/>
-              </w:rPr>
-              <w:t>monorepos pediam o ficheiro pelo caminho inteiro</w:t>
-            </w:r>
-          </w:p>
-        </w:tc>
-        <w:tc>
-          <w:tcPr>
-            <w:tcW w:type="dxa" w:w="3288"/>
-          </w:tcPr>
-          <w:p>
-            <w:r/>
-            <w:r>
-              <w:rPr>
-                <w:sz w:val="19"/>
-              </w:rPr>
-              <w:t>a ferramenta usava uma só pasta de carregamento</w:t>
-            </w:r>
-          </w:p>
-        </w:tc>
-        <w:tc>
-          <w:tcPr>
-            <w:tcW w:type="dxa" w:w="3288"/>
-          </w:tcPr>
-          <w:p>
-            <w:r/>
-            <w:r>
-              <w:rPr>
-                <w:sz w:val="19"/>
-              </w:rPr>
-              <w:t>todas as pastas da camada 6, e o require sem o prefixo da pasta</w:t>
+            <w:tcW w:type="dxa" w:w="1928"/>
+          </w:tcPr>
+          <w:p>
+            <w:r/>
+            <w:r>
+              <w:rPr>
+                <w:sz w:val="19"/>
+              </w:rPr>
+              <w:t>command.rb:132</w:t>
+            </w:r>
+          </w:p>
+        </w:tc>
+        <w:tc>
+          <w:tcPr>
+            <w:tcW w:type="dxa" w:w="3855"/>
+          </w:tcPr>
+          <w:p>
+            <w:r/>
+            <w:r>
+              <w:rPr>
+                <w:sz w:val="19"/>
+              </w:rPr>
+              <w:t>Runner.separate_switches_from_description(*args)</w:t>
+            </w:r>
+          </w:p>
+        </w:tc>
+        <w:tc>
+          <w:tcPr>
+            <w:tcW w:type="dxa" w:w="3628"/>
+          </w:tcPr>
+          <w:p>
+            <w:r/>
+            <w:r>
+              <w:rPr>
+                <w:sz w:val="19"/>
+              </w:rPr>
+              <w:t>def self.separate_switches_from_description, runner.rb:396</w:t>
             </w:r>
           </w:p>
         </w:tc>
@@ -7582,7 +7339,7 @@
       <w:tr>
         <w:tc>
           <w:tcPr>
-            <w:tcW w:type="dxa" w:w="2835"/>
+            <w:tcW w:type="dxa" w:w="1928"/>
             <w:shd w:val="clear" w:color="auto" w:fill="F2F6FB"/>
           </w:tcPr>
           <w:p>
@@ -7591,13 +7348,13 @@
               <w:rPr>
                 <w:sz w:val="19"/>
               </w:rPr>
-              <w:t>cocoapods 0 de 5 na corrida completa, 5 de 5 sozinha</w:t>
-            </w:r>
-          </w:p>
-        </w:tc>
-        <w:tc>
-          <w:tcPr>
-            <w:tcW w:type="dxa" w:w="3288"/>
+              <w:t>command.rb:227</w:t>
+            </w:r>
+          </w:p>
+        </w:tc>
+        <w:tc>
+          <w:tcPr>
+            <w:tcW w:type="dxa" w:w="3855"/>
             <w:shd w:val="clear" w:color="auto" w:fill="F2F6FB"/>
           </w:tcPr>
           <w:p>
@@ -7606,13 +7363,13 @@
               <w:rPr>
                 <w:sz w:val="19"/>
               </w:rPr>
-              <w:t>o GEM_PATH acumulava as gems das anteriores</w:t>
-            </w:r>
-          </w:p>
-        </w:tc>
-        <w:tc>
-          <w:tcPr>
-            <w:tcW w:type="dxa" w:w="3288"/>
+              <w:t>Runner.switch_to_sym(switches.last)</w:t>
+            </w:r>
+          </w:p>
+        </w:tc>
+        <w:tc>
+          <w:tcPr>
+            <w:tcW w:type="dxa" w:w="3628"/>
             <w:shd w:val="clear" w:color="auto" w:fill="F2F6FB"/>
           </w:tcPr>
           <w:p>
@@ -7621,7 +7378,7 @@
               <w:rPr>
                 <w:sz w:val="19"/>
               </w:rPr>
-              <w:t>o ambiente depende só da própria gem</w:t>
+              <w:t>def self.switch_to_sym, runner.rb:413</w:t>
             </w:r>
           </w:p>
         </w:tc>
@@ -7629,225 +7386,43 @@
       <w:tr>
         <w:tc>
           <w:tcPr>
-            <w:tcW w:type="dxa" w:w="2835"/>
-          </w:tcPr>
-          <w:p>
-            <w:r/>
-            <w:r>
-              <w:rPr>
-                <w:sz w:val="19"/>
-              </w:rPr>
-              <w:t>doorkeeper falhava ao carregar a porta</w:t>
-            </w:r>
-          </w:p>
-        </w:tc>
-        <w:tc>
-          <w:tcPr>
-            <w:tcW w:type="dxa" w:w="3288"/>
-          </w:tcPr>
-          <w:p>
-            <w:r/>
-            <w:r>
-              <w:rPr>
-                <w:sz w:val="19"/>
-              </w:rPr>
-              <w:t>a camada 6 registou a porta como fechada</w:t>
-            </w:r>
-          </w:p>
-        </w:tc>
-        <w:tc>
-          <w:tcPr>
-            <w:tcW w:type="dxa" w:w="3288"/>
-          </w:tcPr>
-          <w:p>
-            <w:r/>
-            <w:r>
-              <w:rPr>
-                <w:sz w:val="19"/>
-              </w:rPr>
-              <w:t>a porta só entra se abriu</w:t>
-            </w:r>
-          </w:p>
-        </w:tc>
-      </w:tr>
-      <w:tr>
-        <w:tc>
-          <w:tcPr>
-            <w:tcW w:type="dxa" w:w="2835"/>
-            <w:shd w:val="clear" w:color="auto" w:fill="F2F6FB"/>
-          </w:tcPr>
-          <w:p>
-            <w:r/>
-            <w:r>
-              <w:rPr>
-                <w:sz w:val="19"/>
-              </w:rPr>
-              <w:t>httparty lido como falha</w:t>
-            </w:r>
-          </w:p>
-        </w:tc>
-        <w:tc>
-          <w:tcPr>
-            <w:tcW w:type="dxa" w:w="3288"/>
-            <w:shd w:val="clear" w:color="auto" w:fill="F2F6FB"/>
-          </w:tcPr>
-          <w:p>
-            <w:r/>
-            <w:r>
-              <w:rPr>
-                <w:sz w:val="19"/>
-              </w:rPr>
-              <w:t>o exemplo imprime texto que corrompia o JSON do RSpec</w:t>
-            </w:r>
-          </w:p>
-        </w:tc>
-        <w:tc>
-          <w:tcPr>
-            <w:tcW w:type="dxa" w:w="3288"/>
-            <w:shd w:val="clear" w:color="auto" w:fill="F2F6FB"/>
-          </w:tcPr>
-          <w:p>
-            <w:r/>
-            <w:r>
-              <w:rPr>
-                <w:sz w:val="19"/>
-              </w:rPr>
-              <w:t>o JSON vai para ficheiro</w:t>
-            </w:r>
-          </w:p>
-        </w:tc>
-      </w:tr>
-      <w:tr>
-        <w:tc>
-          <w:tcPr>
-            <w:tcW w:type="dxa" w:w="2835"/>
-          </w:tcPr>
-          <w:p>
-            <w:r/>
-            <w:r>
-              <w:rPr>
-                <w:sz w:val="19"/>
-              </w:rPr>
-              <w:t>simplecov inteira em erro</w:t>
-            </w:r>
-          </w:p>
-        </w:tc>
-        <w:tc>
-          <w:tcPr>
-            <w:tcW w:type="dxa" w:w="3288"/>
-          </w:tcPr>
-          <w:p>
-            <w:r/>
-            <w:r>
-              <w:rPr>
-                <w:sz w:val="19"/>
-              </w:rPr>
-              <w:t>um ficheiro em EUC-JP rebentava o parser</w:t>
-            </w:r>
-          </w:p>
-        </w:tc>
-        <w:tc>
-          <w:tcPr>
-            <w:tcW w:type="dxa" w:w="3288"/>
-          </w:tcPr>
-          <w:p>
-            <w:r/>
-            <w:r>
-              <w:rPr>
-                <w:sz w:val="19"/>
-              </w:rPr>
-              <w:t>a mesma regra de codificação da camada 2</w:t>
-            </w:r>
-          </w:p>
-        </w:tc>
-      </w:tr>
-      <w:tr>
-        <w:tc>
-          <w:tcPr>
-            <w:tcW w:type="dxa" w:w="2835"/>
-            <w:shd w:val="clear" w:color="auto" w:fill="F2F6FB"/>
-          </w:tcPr>
-          <w:p>
-            <w:r/>
-            <w:r>
-              <w:rPr>
-                <w:sz w:val="19"/>
-              </w:rPr>
-              <w:t>ransack: o relatório do RSpec rebentava</w:t>
-            </w:r>
-          </w:p>
-        </w:tc>
-        <w:tc>
-          <w:tcPr>
-            <w:tcW w:type="dxa" w:w="3288"/>
-            <w:shd w:val="clear" w:color="auto" w:fill="F2F6FB"/>
-          </w:tcPr>
-          <w:p>
-            <w:r/>
-            <w:r>
-              <w:rPr>
-                <w:sz w:val="19"/>
-              </w:rPr>
-              <w:t>o ActiveSupport substitui o to_json sem o encoder</w:t>
-            </w:r>
-          </w:p>
-        </w:tc>
-        <w:tc>
-          <w:tcPr>
-            <w:tcW w:type="dxa" w:w="3288"/>
-            <w:shd w:val="clear" w:color="auto" w:fill="F2F6FB"/>
-          </w:tcPr>
-          <w:p>
-            <w:r/>
-            <w:r>
-              <w:rPr>
-                <w:sz w:val="19"/>
-              </w:rPr>
-              <w:t>proteção carregada antes de cada teste</w:t>
-            </w:r>
-          </w:p>
-        </w:tc>
-      </w:tr>
-      <w:tr>
-        <w:tc>
-          <w:tcPr>
-            <w:tcW w:type="dxa" w:w="2835"/>
-          </w:tcPr>
-          <w:p>
-            <w:r/>
-            <w:r>
-              <w:rPr>
-                <w:sz w:val="19"/>
-              </w:rPr>
-              <w:t>15 módulos</w:t>
-            </w:r>
-          </w:p>
-        </w:tc>
-        <w:tc>
-          <w:tcPr>
-            <w:tcW w:type="dxa" w:w="3288"/>
-          </w:tcPr>
-          <w:p>
-            <w:r/>
-            <w:r>
-              <w:rPr>
-                <w:sz w:val="19"/>
-              </w:rPr>
-              <w:t>certificados com a biblioteca inteira carregada</w:t>
-            </w:r>
-          </w:p>
-        </w:tc>
-        <w:tc>
-          <w:tcPr>
-            <w:tcW w:type="dxa" w:w="3288"/>
-          </w:tcPr>
-          <w:p>
-            <w:r/>
-            <w:r>
-              <w:rPr>
-                <w:sz w:val="19"/>
-              </w:rPr>
-              <w:t>reproduz-se o carregamento em três passagens, só para eles</w:t>
+            <w:tcW w:type="dxa" w:w="1928"/>
+          </w:tcPr>
+          <w:p>
+            <w:r/>
+            <w:r>
+              <w:rPr>
+                <w:sz w:val="19"/>
+              </w:rPr>
+              <w:t>user_interaction.rb:233</w:t>
+            </w:r>
+          </w:p>
+        </w:tc>
+        <w:tc>
+          <w:tcPr>
+            <w:tcW w:type="dxa" w:w="3855"/>
+          </w:tcPr>
+          <w:p>
+            <w:r/>
+            <w:r>
+              <w:rPr>
+                <w:sz w:val="19"/>
+              </w:rPr>
+              <w:t>Commander::Runner.instance.program(...)</w:t>
+            </w:r>
+          </w:p>
+        </w:tc>
+        <w:tc>
+          <w:tcPr>
+            <w:tcW w:type="dxa" w:w="3628"/>
+          </w:tcPr>
+          <w:p>
+            <w:r/>
+            <w:r>
+              <w:rPr>
+                <w:sz w:val="19"/>
+              </w:rPr>
+              <w:t>def self.instance, runner.rb:41</w:t>
             </w:r>
           </w:p>
         </w:tc>
@@ -7859,84 +7434,112 @@
       </w:pPr>
     </w:p>
     <w:p>
-      <w:pPr>
-        <w:pStyle w:val="Heading2"/>
-      </w:pPr>
-      <w:r>
-        <w:t>A ablação do grafo</w:t>
-      </w:r>
-    </w:p>
-    <w:p>
       <w:r>
         <w:rPr>
           <w:i w:val="0"/>
         </w:rPr>
-        <w:t>O grafo entra na análise em dois sítios: a segunda passagem dos sumários e a propagação do what_todo do chamador para o chamado. O braço da ablação desliga os dois. Só muda o prompt de um método que chame, ou seja chamado por, outro método-alvo; nos outros o contexto sai igual. benchmark/alvos_ablacao.py calcula esse conjunto sem chamar o modelo: 4 601 dos 6 898 métodos (66,7%).</w:t>
+        <w:t>Os três módulos formam um grupo. O command.rb e o user_interaction.rb não se chamam diretamente: ligam-se através do runner.rb. Um grupo é uma cadeia ligada, não "todos com todos"; cada membro tem pelo menos uma chamada garantida com outro membro, num sentido ou no outro.</w:t>
       </w:r>
     </w:p>
     <w:p>
       <w:pPr>
-        <w:pStyle w:val="Heading2"/>
-      </w:pPr>
-      <w:r>
-        <w:t>A métrica: cobertura convencional por módulo</w:t>
-      </w:r>
-    </w:p>
-    <w:p>
+        <w:pStyle w:val="ListBullet"/>
+      </w:pPr>
+      <w:r>
+        <w:rPr>
+          <w:b/>
+        </w:rPr>
+        <w:t xml:space="preserve">"Garantida" quer dizer escrita no código e resolvida com certeza, </w:t>
+      </w:r>
       <w:r>
         <w:rPr>
           <w:i w:val="0"/>
         </w:rPr>
-        <w:t>É a regra do coverage.py, a que o CodaMosa e o CoverUp reportam. O denominador é o ficheiro inteiro (o topo do ficheiro, o corpo das classes, as linhas def), não só o interior dos métodos. Confirmado com o coverage.py 7.6.1: um módulo apenas importado dá 6 de 12 instruções, as que correm ao carregar. Em Ruby acontece o mesmo: o i18n/lib/i18n/locale/tag/parents.rb dá 13 de 13 com um teste que chama os métodos e 7 de 13 com um teste que só o carrega.</w:t>
+        <w:t>não que executa sempre (pode estar dentro de um if). É o mesmo grafo estático que a MARTA usa, por isso o sumário do chamado chega mesmo ao prompt do chamador.</w:t>
       </w:r>
     </w:p>
     <w:p>
       <w:pPr>
         <w:pStyle w:val="ListBullet"/>
       </w:pPr>
+      <w:r>
+        <w:rPr>
+          <w:b/>
+        </w:rPr>
+        <w:t xml:space="preserve">Tamanho e fatia: </w:t>
+      </w:r>
       <w:r>
         <w:rPr>
           <w:i w:val="0"/>
         </w:rPr>
-        <w:t>por módulo: a cobertura do ficheiro-alvo;</w:t>
+        <w:t>por decidir; MARTA_ORCAMENTO e MARTA_FATIA_GRUPOS produzem as alternativas sem mexer no código.</w:t>
       </w:r>
     </w:p>
     <w:p>
       <w:pPr>
+        <w:pStyle w:val="Heading2"/>
+      </w:pPr>
+      <w:r>
+        <w:t>Problemas encontrados e como ficaram resolvidos</w:t>
+      </w:r>
+    </w:p>
+    <w:p>
+      <w:pPr>
         <w:pStyle w:val="ListBullet"/>
       </w:pPr>
+      <w:r>
+        <w:rPr>
+          <w:b/>
+        </w:rPr>
+        <w:t xml:space="preserve">A diversidade pura desligava metade da ferramenta. </w:t>
+      </w:r>
       <w:r>
         <w:rPr>
           <w:i w:val="0"/>
         </w:rPr>
-        <w:t>por projeto: a soma das linhas cobertas dos seus ficheiros-alvo sobre a soma das executáveis;</w:t>
+        <w:t>A MARTA enriquece o contexto entre módulos, mas só quando o método chamado também é alvo. Num corpus só por diversidade, de 500 módulos, apenas 5,1% das chamadas chegavam a outro módulo do corpus. Os grupos existem para esse caso aparecer em número suficiente para ser medido.</w:t>
       </w:r>
     </w:p>
     <w:p>
       <w:pPr>
         <w:pStyle w:val="ListBullet"/>
       </w:pPr>
+      <w:r>
+        <w:rPr>
+          <w:b/>
+        </w:rPr>
+        <w:t xml:space="preserve">Grupos com ligações só possíveis. </w:t>
+      </w:r>
       <w:r>
         <w:rPr>
           <w:i w:val="0"/>
         </w:rPr>
-        <w:t>para o corpus: somada, média por módulo e média por projeto.</w:t>
+        <w:t>A primeira versão dos grupos usava todas as arestas da ferramenta, incluindo o duck typing. Passou a exigir ligações garantidas: um grupo tem de se chamar de certeza.</w:t>
       </w:r>
     </w:p>
     <w:p>
       <w:pPr>
-        <w:pStyle w:val="Heading1"/>
-      </w:pPr>
-      <w:r>
-        <w:t>Reprodução verificada</w:t>
-      </w:r>
-    </w:p>
-    <w:p>
+        <w:pStyle w:val="ListBullet"/>
+      </w:pPr>
+      <w:r>
+        <w:rPr>
+          <w:b/>
+        </w:rPr>
+        <w:t xml:space="preserve">O ranking é sensível à população. </w:t>
+      </w:r>
       <w:r>
         <w:rPr>
           <w:i w:val="0"/>
         </w:rPr>
-        <w:t>Cada camada foi corrida outra vez numa pasta à parte, com as entradas originais, e comparada com o artefacto guardado (16 de setembro de 2026).</w:t>
+        <w:t>Tirar os 17 módulos da porta RSpec mudou cerca de 30% de cada variante (no de 500, ficaram 348). Não é defeito do critério: no farthest-first cada escolha depende das anteriores. Mas o corpus só se fixa depois de a população estar fechada.</w:t>
+      </w:r>
+    </w:p>
+    <w:p>
+      <w:pPr>
+        <w:pStyle w:val="Heading2"/>
+      </w:pPr>
+      <w:r>
+        <w:t>Números</w:t>
       </w:r>
     </w:p>
     <w:tbl>
@@ -7953,6 +7556,1642 @@
       <w:tr>
         <w:tc>
           <w:tcPr>
+            <w:tcW w:type="dxa" w:w="5669"/>
+            <w:shd w:val="clear" w:color="auto" w:fill="2E5E96"/>
+          </w:tcPr>
+          <w:p>
+            <w:r/>
+            <w:r>
+              <w:rPr>
+                <w:b/>
+                <w:color w:val="FFFFFF"/>
+                <w:sz w:val="19"/>
+              </w:rPr>
+              <w:t>medida</w:t>
+            </w:r>
+          </w:p>
+        </w:tc>
+        <w:tc>
+          <w:tcPr>
+            <w:tcW w:type="dxa" w:w="3742"/>
+            <w:shd w:val="clear" w:color="auto" w:fill="2E5E96"/>
+          </w:tcPr>
+          <w:p>
+            <w:r/>
+            <w:r>
+              <w:rPr>
+                <w:b/>
+                <w:color w:val="FFFFFF"/>
+                <w:sz w:val="19"/>
+              </w:rPr>
+              <w:t>valor</w:t>
+            </w:r>
+          </w:p>
+        </w:tc>
+      </w:tr>
+      <w:tr>
+        <w:tc>
+          <w:tcPr>
+            <w:tcW w:type="dxa" w:w="5669"/>
+          </w:tcPr>
+          <w:p>
+            <w:r/>
+            <w:r>
+              <w:rPr>
+                <w:sz w:val="19"/>
+              </w:rPr>
+              <w:t>população</w:t>
+            </w:r>
+          </w:p>
+        </w:tc>
+        <w:tc>
+          <w:tcPr>
+            <w:tcW w:type="dxa" w:w="3742"/>
+          </w:tcPr>
+          <w:p>
+            <w:r/>
+            <w:r>
+              <w:rPr>
+                <w:sz w:val="19"/>
+              </w:rPr>
+              <w:t>5 131</w:t>
+            </w:r>
+          </w:p>
+        </w:tc>
+      </w:tr>
+      <w:tr>
+        <w:tc>
+          <w:tcPr>
+            <w:tcW w:type="dxa" w:w="5669"/>
+            <w:shd w:val="clear" w:color="auto" w:fill="F2F6FB"/>
+          </w:tcPr>
+          <w:p>
+            <w:r/>
+            <w:r>
+              <w:rPr>
+                <w:sz w:val="19"/>
+              </w:rPr>
+              <w:t>componentes com 3 a 20 módulos</w:t>
+            </w:r>
+          </w:p>
+        </w:tc>
+        <w:tc>
+          <w:tcPr>
+            <w:tcW w:type="dxa" w:w="3742"/>
+            <w:shd w:val="clear" w:color="auto" w:fill="F2F6FB"/>
+          </w:tcPr>
+          <w:p>
+            <w:r/>
+            <w:r>
+              <w:rPr>
+                <w:sz w:val="19"/>
+              </w:rPr>
+              <w:t>110</w:t>
+            </w:r>
+          </w:p>
+        </w:tc>
+      </w:tr>
+      <w:tr>
+        <w:tc>
+          <w:tcPr>
+            <w:tcW w:type="dxa" w:w="5669"/>
+          </w:tcPr>
+          <w:p>
+            <w:r/>
+            <w:r>
+              <w:rPr>
+                <w:sz w:val="19"/>
+              </w:rPr>
+              <w:t>grupos escolhidos</w:t>
+            </w:r>
+          </w:p>
+        </w:tc>
+        <w:tc>
+          <w:tcPr>
+            <w:tcW w:type="dxa" w:w="3742"/>
+          </w:tcPr>
+          <w:p>
+            <w:r/>
+            <w:r>
+              <w:rPr>
+                <w:sz w:val="19"/>
+              </w:rPr>
+              <w:t>35, com 252 módulos</w:t>
+            </w:r>
+          </w:p>
+        </w:tc>
+      </w:tr>
+      <w:tr>
+        <w:tc>
+          <w:tcPr>
+            <w:tcW w:type="dxa" w:w="5669"/>
+            <w:shd w:val="clear" w:color="auto" w:fill="F2F6FB"/>
+          </w:tcPr>
+          <w:p>
+            <w:r/>
+            <w:r>
+              <w:rPr>
+                <w:sz w:val="19"/>
+              </w:rPr>
+              <w:t>membros de grupo que já estavam entre os 500 melhores</w:t>
+            </w:r>
+          </w:p>
+        </w:tc>
+        <w:tc>
+          <w:tcPr>
+            <w:tcW w:type="dxa" w:w="3742"/>
+            <w:shd w:val="clear" w:color="auto" w:fill="F2F6FB"/>
+          </w:tcPr>
+          <w:p>
+            <w:r/>
+            <w:r>
+              <w:rPr>
+                <w:sz w:val="19"/>
+              </w:rPr>
+              <w:t>46</w:t>
+            </w:r>
+          </w:p>
+        </w:tc>
+      </w:tr>
+      <w:tr>
+        <w:tc>
+          <w:tcPr>
+            <w:tcW w:type="dxa" w:w="5669"/>
+          </w:tcPr>
+          <w:p>
+            <w:r/>
+            <w:r>
+              <w:rPr>
+                <w:sz w:val="19"/>
+              </w:rPr>
+              <w:t>saíram do fim do ranking</w:t>
+            </w:r>
+          </w:p>
+        </w:tc>
+        <w:tc>
+          <w:tcPr>
+            <w:tcW w:type="dxa" w:w="3742"/>
+          </w:tcPr>
+          <w:p>
+            <w:r/>
+            <w:r>
+              <w:rPr>
+                <w:sz w:val="19"/>
+              </w:rPr>
+              <w:t>206</w:t>
+            </w:r>
+          </w:p>
+        </w:tc>
+      </w:tr>
+      <w:tr>
+        <w:tc>
+          <w:tcPr>
+            <w:tcW w:type="dxa" w:w="5669"/>
+            <w:shd w:val="clear" w:color="auto" w:fill="F2F6FB"/>
+          </w:tcPr>
+          <w:p>
+            <w:r/>
+            <w:r>
+              <w:rPr>
+                <w:sz w:val="19"/>
+              </w:rPr>
+              <w:t>módulos do ranking</w:t>
+            </w:r>
+          </w:p>
+        </w:tc>
+        <w:tc>
+          <w:tcPr>
+            <w:tcW w:type="dxa" w:w="3742"/>
+            <w:shd w:val="clear" w:color="auto" w:fill="F2F6FB"/>
+          </w:tcPr>
+          <w:p>
+            <w:r/>
+            <w:r>
+              <w:rPr>
+                <w:sz w:val="19"/>
+              </w:rPr>
+              <w:t>248</w:t>
+            </w:r>
+          </w:p>
+        </w:tc>
+      </w:tr>
+      <w:tr>
+        <w:tc>
+          <w:tcPr>
+            <w:tcW w:type="dxa" w:w="5669"/>
+          </w:tcPr>
+          <w:p>
+            <w:r/>
+            <w:r>
+              <w:rPr>
+                <w:sz w:val="19"/>
+              </w:rPr>
+              <w:t>corpus</w:t>
+            </w:r>
+          </w:p>
+        </w:tc>
+        <w:tc>
+          <w:tcPr>
+            <w:tcW w:type="dxa" w:w="3742"/>
+          </w:tcPr>
+          <w:p>
+            <w:r/>
+            <w:r>
+              <w:rPr>
+                <w:sz w:val="19"/>
+              </w:rPr>
+              <w:t>500 módulos, 107 gems, 59 categorias</w:t>
+            </w:r>
+          </w:p>
+        </w:tc>
+      </w:tr>
+      <w:tr>
+        <w:tc>
+          <w:tcPr>
+            <w:tcW w:type="dxa" w:w="5669"/>
+            <w:shd w:val="clear" w:color="auto" w:fill="F2F6FB"/>
+          </w:tcPr>
+          <w:p>
+            <w:r/>
+            <w:r>
+              <w:rPr>
+                <w:sz w:val="19"/>
+              </w:rPr>
+              <w:t>métodos (com initialize)</w:t>
+            </w:r>
+          </w:p>
+        </w:tc>
+        <w:tc>
+          <w:tcPr>
+            <w:tcW w:type="dxa" w:w="3742"/>
+            <w:shd w:val="clear" w:color="auto" w:fill="F2F6FB"/>
+          </w:tcPr>
+          <w:p>
+            <w:r/>
+            <w:r>
+              <w:rPr>
+                <w:sz w:val="19"/>
+              </w:rPr>
+              <w:t>7 685</w:t>
+            </w:r>
+          </w:p>
+        </w:tc>
+      </w:tr>
+      <w:tr>
+        <w:tc>
+          <w:tcPr>
+            <w:tcW w:type="dxa" w:w="5669"/>
+          </w:tcPr>
+          <w:p>
+            <w:r/>
+            <w:r>
+              <w:rPr>
+                <w:sz w:val="19"/>
+              </w:rPr>
+              <w:t>com chamada garantida no corpus</w:t>
+            </w:r>
+          </w:p>
+        </w:tc>
+        <w:tc>
+          <w:tcPr>
+            <w:tcW w:type="dxa" w:w="3742"/>
+          </w:tcPr>
+          <w:p>
+            <w:r/>
+            <w:r>
+              <w:rPr>
+                <w:sz w:val="19"/>
+              </w:rPr>
+              <w:t>282 (252 dos grupos, 30 do ranking)</w:t>
+            </w:r>
+          </w:p>
+        </w:tc>
+      </w:tr>
+      <w:tr>
+        <w:tc>
+          <w:tcPr>
+            <w:tcW w:type="dxa" w:w="5669"/>
+            <w:shd w:val="clear" w:color="auto" w:fill="F2F6FB"/>
+          </w:tcPr>
+          <w:p>
+            <w:r/>
+            <w:r>
+              <w:rPr>
+                <w:sz w:val="19"/>
+              </w:rPr>
+              <w:t>sem chamada garantida no corpus</w:t>
+            </w:r>
+          </w:p>
+        </w:tc>
+        <w:tc>
+          <w:tcPr>
+            <w:tcW w:type="dxa" w:w="3742"/>
+            <w:shd w:val="clear" w:color="auto" w:fill="F2F6FB"/>
+          </w:tcPr>
+          <w:p>
+            <w:r/>
+            <w:r>
+              <w:rPr>
+                <w:sz w:val="19"/>
+              </w:rPr>
+              <w:t>218</w:t>
+            </w:r>
+          </w:p>
+        </w:tc>
+      </w:tr>
+    </w:tbl>
+    <w:p>
+      <w:pPr>
+        <w:spacing w:after="40"/>
+      </w:pPr>
+    </w:p>
+    <w:p>
+      <w:pPr>
+        <w:pStyle w:val="Heading2"/>
+      </w:pPr>
+      <w:r>
+        <w:t>Artefactos produzidos</w:t>
+      </w:r>
+    </w:p>
+    <w:tbl>
+      <w:tblPr>
+        <w:tblStyle w:val="TableGrid"/>
+        <w:tblW w:type="auto" w:w="0"/>
+        <w:jc w:val="center"/>
+        <w:tblLook w:firstColumn="1" w:firstRow="1" w:lastColumn="0" w:lastRow="0" w:noHBand="0" w:noVBand="1" w:val="04A0"/>
+      </w:tblPr>
+      <w:tblGrid>
+        <w:gridCol w:w="4706"/>
+        <w:gridCol w:w="4706"/>
+      </w:tblGrid>
+      <w:tr>
+        <w:tc>
+          <w:tcPr>
+            <w:tcW w:type="dxa" w:w="3175"/>
+            <w:shd w:val="clear" w:color="auto" w:fill="2E5E96"/>
+          </w:tcPr>
+          <w:p>
+            <w:r/>
+            <w:r>
+              <w:rPr>
+                <w:b/>
+                <w:color w:val="FFFFFF"/>
+                <w:sz w:val="19"/>
+              </w:rPr>
+              <w:t>ficheiro</w:t>
+            </w:r>
+          </w:p>
+        </w:tc>
+        <w:tc>
+          <w:tcPr>
+            <w:tcW w:type="dxa" w:w="6236"/>
+            <w:shd w:val="clear" w:color="auto" w:fill="2E5E96"/>
+          </w:tcPr>
+          <w:p>
+            <w:r/>
+            <w:r>
+              <w:rPr>
+                <w:b/>
+                <w:color w:val="FFFFFF"/>
+                <w:sz w:val="19"/>
+              </w:rPr>
+              <w:t>conteúdo</w:t>
+            </w:r>
+          </w:p>
+        </w:tc>
+      </w:tr>
+      <w:tr>
+        <w:tc>
+          <w:tcPr>
+            <w:tcW w:type="dxa" w:w="3175"/>
+          </w:tcPr>
+          <w:p>
+            <w:r/>
+            <w:r>
+              <w:rPr>
+                <w:sz w:val="19"/>
+              </w:rPr>
+              <w:t>corpus.csv</w:t>
+            </w:r>
+          </w:p>
+        </w:tc>
+        <w:tc>
+          <w:tcPr>
+            <w:tcW w:type="dxa" w:w="6236"/>
+          </w:tcPr>
+          <w:p>
+            <w:r/>
+            <w:r>
+              <w:rPr>
+                <w:sz w:val="19"/>
+              </w:rPr>
+              <w:t>os 500 módulos, com características, origem, posição no ranking, relacionado e vizinhos</w:t>
+            </w:r>
+          </w:p>
+        </w:tc>
+      </w:tr>
+      <w:tr>
+        <w:tc>
+          <w:tcPr>
+            <w:tcW w:type="dxa" w:w="3175"/>
+            <w:shd w:val="clear" w:color="auto" w:fill="F2F6FB"/>
+          </w:tcPr>
+          <w:p>
+            <w:r/>
+            <w:r>
+              <w:rPr>
+                <w:sz w:val="19"/>
+              </w:rPr>
+              <w:t>grupos.csv</w:t>
+            </w:r>
+          </w:p>
+        </w:tc>
+        <w:tc>
+          <w:tcPr>
+            <w:tcW w:type="dxa" w:w="6236"/>
+            <w:shd w:val="clear" w:color="auto" w:fill="F2F6FB"/>
+          </w:tcPr>
+          <w:p>
+            <w:r/>
+            <w:r>
+              <w:rPr>
+                <w:sz w:val="19"/>
+              </w:rPr>
+              <w:t>as componentes candidatas e quais foram escolhidas</w:t>
+            </w:r>
+          </w:p>
+        </w:tc>
+      </w:tr>
+      <w:tr>
+        <w:tc>
+          <w:tcPr>
+            <w:tcW w:type="dxa" w:w="3175"/>
+          </w:tcPr>
+          <w:p>
+            <w:r/>
+            <w:r>
+              <w:rPr>
+                <w:sz w:val="19"/>
+              </w:rPr>
+              <w:t>projetos.json</w:t>
+            </w:r>
+          </w:p>
+        </w:tc>
+        <w:tc>
+          <w:tcPr>
+            <w:tcW w:type="dxa" w:w="6236"/>
+          </w:tcPr>
+          <w:p>
+            <w:r/>
+            <w:r>
+              <w:rPr>
+                <w:sz w:val="19"/>
+              </w:rPr>
+              <w:t>o manifesto de execução (ver Do dataset ao cluster)</w:t>
+            </w:r>
+          </w:p>
+        </w:tc>
+      </w:tr>
+      <w:tr>
+        <w:tc>
+          <w:tcPr>
+            <w:tcW w:type="dxa" w:w="3175"/>
+            <w:shd w:val="clear" w:color="auto" w:fill="F2F6FB"/>
+          </w:tcPr>
+          <w:p>
+            <w:r/>
+            <w:r>
+              <w:rPr>
+                <w:sz w:val="19"/>
+              </w:rPr>
+              <w:t>ablacao.json</w:t>
+            </w:r>
+          </w:p>
+        </w:tc>
+        <w:tc>
+          <w:tcPr>
+            <w:tcW w:type="dxa" w:w="6236"/>
+            <w:shd w:val="clear" w:color="auto" w:fill="F2F6FB"/>
+          </w:tcPr>
+          <w:p>
+            <w:r/>
+            <w:r>
+              <w:rPr>
+                <w:sz w:val="19"/>
+              </w:rPr>
+              <w:t>os métodos cujo prompt o grafo muda</w:t>
+            </w:r>
+          </w:p>
+        </w:tc>
+      </w:tr>
+      <w:tr>
+        <w:tc>
+          <w:tcPr>
+            <w:tcW w:type="dxa" w:w="3175"/>
+          </w:tcPr>
+          <w:p>
+            <w:r/>
+            <w:r>
+              <w:rPr>
+                <w:sz w:val="19"/>
+              </w:rPr>
+              <w:t>funil.json</w:t>
+            </w:r>
+          </w:p>
+        </w:tc>
+        <w:tc>
+          <w:tcPr>
+            <w:tcW w:type="dxa" w:w="6236"/>
+          </w:tcPr>
+          <w:p>
+            <w:r/>
+            <w:r>
+              <w:rPr>
+                <w:sz w:val="19"/>
+              </w:rPr>
+              <w:t>as contagens, incluindo as dos dois filtros</w:t>
+            </w:r>
+          </w:p>
+        </w:tc>
+      </w:tr>
+    </w:tbl>
+    <w:p>
+      <w:pPr>
+        <w:spacing w:after="40"/>
+      </w:pPr>
+    </w:p>
+    <w:p>
+      <w:r>
+        <w:br w:type="page"/>
+      </w:r>
+    </w:p>
+    <w:p>
+      <w:pPr>
+        <w:pStyle w:val="Heading1"/>
+      </w:pPr>
+      <w:r>
+        <w:t>Do dataset ao cluster</w:t>
+      </w:r>
+    </w:p>
+    <w:p>
+      <w:r>
+        <w:rPr>
+          <w:i w:val="0"/>
+        </w:rPr>
+        <w:t>A camada 6 não certificou os módulos em abstrato: certificou-os num ambiente concreto, com todas as pastas de carregamento da gem e com a porta de entrada já carregada. Se a ferramenta correr os testes de outra maneira, módulos certificados falham, e o erro conta contra a ferramenta sem ser culpa dela. Por isso o ambiente viaja com os alvos.</w:t>
+      </w:r>
+    </w:p>
+    <w:p>
+      <w:pPr>
+        <w:pStyle w:val="Heading2"/>
+      </w:pPr>
+      <w:r>
+        <w:t>O manifesto: projetos.json</w:t>
+      </w:r>
+    </w:p>
+    <w:tbl>
+      <w:tblPr>
+        <w:tblStyle w:val="TableGrid"/>
+        <w:tblW w:type="auto" w:w="0"/>
+        <w:jc w:val="center"/>
+        <w:tblLook w:firstColumn="1" w:firstRow="1" w:lastColumn="0" w:lastRow="0" w:noHBand="0" w:noVBand="1" w:val="04A0"/>
+      </w:tblPr>
+      <w:tblGrid>
+        <w:gridCol w:w="3137"/>
+        <w:gridCol w:w="3137"/>
+        <w:gridCol w:w="3137"/>
+      </w:tblGrid>
+      <w:tr>
+        <w:tc>
+          <w:tcPr>
+            <w:tcW w:type="dxa" w:w="2608"/>
+            <w:shd w:val="clear" w:color="auto" w:fill="2E5E96"/>
+          </w:tcPr>
+          <w:p>
+            <w:r/>
+            <w:r>
+              <w:rPr>
+                <w:b/>
+                <w:color w:val="FFFFFF"/>
+                <w:sz w:val="19"/>
+              </w:rPr>
+              <w:t>campo</w:t>
+            </w:r>
+          </w:p>
+        </w:tc>
+        <w:tc>
+          <w:tcPr>
+            <w:tcW w:type="dxa" w:w="1701"/>
+            <w:shd w:val="clear" w:color="auto" w:fill="2E5E96"/>
+          </w:tcPr>
+          <w:p>
+            <w:r/>
+            <w:r>
+              <w:rPr>
+                <w:b/>
+                <w:color w:val="FFFFFF"/>
+                <w:sz w:val="19"/>
+              </w:rPr>
+              <w:t>de onde vem</w:t>
+            </w:r>
+          </w:p>
+        </w:tc>
+        <w:tc>
+          <w:tcPr>
+            <w:tcW w:type="dxa" w:w="5102"/>
+            <w:shd w:val="clear" w:color="auto" w:fill="2E5E96"/>
+          </w:tcPr>
+          <w:p>
+            <w:r/>
+            <w:r>
+              <w:rPr>
+                <w:b/>
+                <w:color w:val="FFFFFF"/>
+                <w:sz w:val="19"/>
+              </w:rPr>
+              <w:t>para quê</w:t>
+            </w:r>
+          </w:p>
+        </w:tc>
+      </w:tr>
+      <w:tr>
+        <w:tc>
+          <w:tcPr>
+            <w:tcW w:type="dxa" w:w="2608"/>
+          </w:tcPr>
+          <w:p>
+            <w:r/>
+            <w:r>
+              <w:rPr>
+                <w:sz w:val="19"/>
+              </w:rPr>
+              <w:t>repo, etiqueta, commit, raiz</w:t>
+            </w:r>
+          </w:p>
+        </w:tc>
+        <w:tc>
+          <w:tcPr>
+            <w:tcW w:type="dxa" w:w="1701"/>
+          </w:tcPr>
+          <w:p>
+            <w:r/>
+            <w:r>
+              <w:rPr>
+                <w:sz w:val="19"/>
+              </w:rPr>
+              <w:t>camada 2</w:t>
+            </w:r>
+          </w:p>
+        </w:tc>
+        <w:tc>
+          <w:tcPr>
+            <w:tcW w:type="dxa" w:w="5102"/>
+          </w:tcPr>
+          <w:p>
+            <w:r/>
+            <w:r>
+              <w:rPr>
+                <w:sz w:val="19"/>
+              </w:rPr>
+              <w:t>clonar exatamente o código analisado</w:t>
+            </w:r>
+          </w:p>
+        </w:tc>
+      </w:tr>
+      <w:tr>
+        <w:tc>
+          <w:tcPr>
+            <w:tcW w:type="dxa" w:w="2608"/>
+            <w:shd w:val="clear" w:color="auto" w:fill="F2F6FB"/>
+          </w:tcPr>
+          <w:p>
+            <w:r/>
+            <w:r>
+              <w:rPr>
+                <w:sz w:val="19"/>
+              </w:rPr>
+              <w:t>ambiente, deps</w:t>
+            </w:r>
+          </w:p>
+        </w:tc>
+        <w:tc>
+          <w:tcPr>
+            <w:tcW w:type="dxa" w:w="1701"/>
+            <w:shd w:val="clear" w:color="auto" w:fill="F2F6FB"/>
+          </w:tcPr>
+          <w:p>
+            <w:r/>
+            <w:r>
+              <w:rPr>
+                <w:sz w:val="19"/>
+              </w:rPr>
+              <w:t>camada 6</w:t>
+            </w:r>
+          </w:p>
+        </w:tc>
+        <w:tc>
+          <w:tcPr>
+            <w:tcW w:type="dxa" w:w="5102"/>
+            <w:shd w:val="clear" w:color="auto" w:fill="F2F6FB"/>
+          </w:tcPr>
+          <w:p>
+            <w:r/>
+            <w:r>
+              <w:rPr>
+                <w:sz w:val="19"/>
+              </w:rPr>
+              <w:t>repetir o degrau de instalação</w:t>
+            </w:r>
+          </w:p>
+        </w:tc>
+      </w:tr>
+      <w:tr>
+        <w:tc>
+          <w:tcPr>
+            <w:tcW w:type="dxa" w:w="2608"/>
+          </w:tcPr>
+          <w:p>
+            <w:r/>
+            <w:r>
+              <w:rPr>
+                <w:sz w:val="19"/>
+              </w:rPr>
+              <w:t>load_paths, entrada</w:t>
+            </w:r>
+          </w:p>
+        </w:tc>
+        <w:tc>
+          <w:tcPr>
+            <w:tcW w:type="dxa" w:w="1701"/>
+          </w:tcPr>
+          <w:p>
+            <w:r/>
+            <w:r>
+              <w:rPr>
+                <w:sz w:val="19"/>
+              </w:rPr>
+              <w:t>camada 6</w:t>
+            </w:r>
+          </w:p>
+        </w:tc>
+        <w:tc>
+          <w:tcPr>
+            <w:tcW w:type="dxa" w:w="5102"/>
+          </w:tcPr>
+          <w:p>
+            <w:r/>
+            <w:r>
+              <w:rPr>
+                <w:sz w:val="19"/>
+              </w:rPr>
+              <w:t>correr os testes no ambiente certificado</w:t>
+            </w:r>
+          </w:p>
+        </w:tc>
+      </w:tr>
+      <w:tr>
+        <w:tc>
+          <w:tcPr>
+            <w:tcW w:type="dxa" w:w="2608"/>
+            <w:shd w:val="clear" w:color="auto" w:fill="F2F6FB"/>
+          </w:tcPr>
+          <w:p>
+            <w:r/>
+            <w:r>
+              <w:rPr>
+                <w:sz w:val="19"/>
+              </w:rPr>
+              <w:t>biblioteca</w:t>
+            </w:r>
+          </w:p>
+        </w:tc>
+        <w:tc>
+          <w:tcPr>
+            <w:tcW w:type="dxa" w:w="1701"/>
+            <w:shd w:val="clear" w:color="auto" w:fill="F2F6FB"/>
+          </w:tcPr>
+          <w:p>
+            <w:r/>
+            <w:r>
+              <w:rPr>
+                <w:sz w:val="19"/>
+              </w:rPr>
+              <w:t>camada 6</w:t>
+            </w:r>
+          </w:p>
+        </w:tc>
+        <w:tc>
+          <w:tcPr>
+            <w:tcW w:type="dxa" w:w="5102"/>
+            <w:shd w:val="clear" w:color="auto" w:fill="F2F6FB"/>
+          </w:tcPr>
+          <w:p>
+            <w:r/>
+            <w:r>
+              <w:rPr>
+                <w:sz w:val="19"/>
+              </w:rPr>
+              <w:t>reproduzir o carregamento em três passagens</w:t>
+            </w:r>
+          </w:p>
+        </w:tc>
+      </w:tr>
+      <w:tr>
+        <w:tc>
+          <w:tcPr>
+            <w:tcW w:type="dxa" w:w="2608"/>
+          </w:tcPr>
+          <w:p>
+            <w:r/>
+            <w:r>
+              <w:rPr>
+                <w:sz w:val="19"/>
+              </w:rPr>
+              <w:t>ficheiros_codigo</w:t>
+            </w:r>
+          </w:p>
+        </w:tc>
+        <w:tc>
+          <w:tcPr>
+            <w:tcW w:type="dxa" w:w="1701"/>
+          </w:tcPr>
+          <w:p>
+            <w:r/>
+            <w:r>
+              <w:rPr>
+                <w:sz w:val="19"/>
+              </w:rPr>
+              <w:t>camada 2</w:t>
+            </w:r>
+          </w:p>
+        </w:tc>
+        <w:tc>
+          <w:tcPr>
+            <w:tcW w:type="dxa" w:w="5102"/>
+          </w:tcPr>
+          <w:p>
+            <w:r/>
+            <w:r>
+              <w:rPr>
+                <w:sz w:val="19"/>
+              </w:rPr>
+              <w:t>o grafo da ferramenta vê o que a camada 7 viu</w:t>
+            </w:r>
+          </w:p>
+        </w:tc>
+      </w:tr>
+      <w:tr>
+        <w:tc>
+          <w:tcPr>
+            <w:tcW w:type="dxa" w:w="2608"/>
+            <w:shd w:val="clear" w:color="auto" w:fill="F2F6FB"/>
+          </w:tcPr>
+          <w:p>
+            <w:r/>
+            <w:r>
+              <w:rPr>
+                <w:sz w:val="19"/>
+              </w:rPr>
+              <w:t>alvos (modo, origem, vizinhos)</w:t>
+            </w:r>
+          </w:p>
+        </w:tc>
+        <w:tc>
+          <w:tcPr>
+            <w:tcW w:type="dxa" w:w="1701"/>
+            <w:shd w:val="clear" w:color="auto" w:fill="F2F6FB"/>
+          </w:tcPr>
+          <w:p>
+            <w:r/>
+            <w:r>
+              <w:rPr>
+                <w:sz w:val="19"/>
+              </w:rPr>
+              <w:t>camadas 6 e 7</w:t>
+            </w:r>
+          </w:p>
+        </w:tc>
+        <w:tc>
+          <w:tcPr>
+            <w:tcW w:type="dxa" w:w="5102"/>
+            <w:shd w:val="clear" w:color="auto" w:fill="F2F6FB"/>
+          </w:tcPr>
+          <w:p>
+            <w:r/>
+            <w:r>
+              <w:rPr>
+                <w:sz w:val="19"/>
+              </w:rPr>
+              <w:t>os alvos e as etiquetas dos resultados</w:t>
+            </w:r>
+          </w:p>
+        </w:tc>
+      </w:tr>
+    </w:tbl>
+    <w:p>
+      <w:pPr>
+        <w:spacing w:after="40"/>
+      </w:pPr>
+    </w:p>
+    <w:p>
+      <w:pPr>
+        <w:pStyle w:val="Heading2"/>
+      </w:pPr>
+      <w:r>
+        <w:t>Os três programas que o leem</w:t>
+      </w:r>
+    </w:p>
+    <w:tbl>
+      <w:tblPr>
+        <w:tblStyle w:val="TableGrid"/>
+        <w:tblW w:type="auto" w:w="0"/>
+        <w:jc w:val="center"/>
+        <w:tblLook w:firstColumn="1" w:firstRow="1" w:lastColumn="0" w:lastRow="0" w:noHBand="0" w:noVBand="1" w:val="04A0"/>
+      </w:tblPr>
+      <w:tblGrid>
+        <w:gridCol w:w="4706"/>
+        <w:gridCol w:w="4706"/>
+      </w:tblGrid>
+      <w:tr>
+        <w:tc>
+          <w:tcPr>
+            <w:tcW w:type="dxa" w:w="3175"/>
+            <w:shd w:val="clear" w:color="auto" w:fill="2E5E96"/>
+          </w:tcPr>
+          <w:p>
+            <w:r/>
+            <w:r>
+              <w:rPr>
+                <w:b/>
+                <w:color w:val="FFFFFF"/>
+                <w:sz w:val="19"/>
+              </w:rPr>
+              <w:t>script</w:t>
+            </w:r>
+          </w:p>
+        </w:tc>
+        <w:tc>
+          <w:tcPr>
+            <w:tcW w:type="dxa" w:w="6236"/>
+            <w:shd w:val="clear" w:color="auto" w:fill="2E5E96"/>
+          </w:tcPr>
+          <w:p>
+            <w:r/>
+            <w:r>
+              <w:rPr>
+                <w:b/>
+                <w:color w:val="FFFFFF"/>
+                <w:sz w:val="19"/>
+              </w:rPr>
+              <w:t>o que faz</w:t>
+            </w:r>
+          </w:p>
+        </w:tc>
+      </w:tr>
+      <w:tr>
+        <w:tc>
+          <w:tcPr>
+            <w:tcW w:type="dxa" w:w="3175"/>
+          </w:tcPr>
+          <w:p>
+            <w:r/>
+            <w:r>
+              <w:rPr>
+                <w:sz w:val="19"/>
+              </w:rPr>
+              <w:t>benchmark/prepare_ruby_projects.py</w:t>
+            </w:r>
+          </w:p>
+        </w:tc>
+        <w:tc>
+          <w:tcPr>
+            <w:tcW w:type="dxa" w:w="6236"/>
+          </w:tcPr>
+          <w:p>
+            <w:r/>
+            <w:r>
+              <w:rPr>
+                <w:sz w:val="19"/>
+              </w:rPr>
+              <w:t>clona cada gem na etiqueta, confirma o commit e instala pelo mesmo degrau da camada 6, com as mesmas funções. Escreve manifest.json com as versões instaladas.</w:t>
+            </w:r>
+          </w:p>
+        </w:tc>
+      </w:tr>
+      <w:tr>
+        <w:tc>
+          <w:tcPr>
+            <w:tcW w:type="dxa" w:w="3175"/>
+            <w:shd w:val="clear" w:color="auto" w:fill="F2F6FB"/>
+          </w:tcPr>
+          <w:p>
+            <w:r/>
+            <w:r>
+              <w:rPr>
+                <w:sz w:val="19"/>
+              </w:rPr>
+              <w:t>benchmark/verifica_ambiente.py</w:t>
+            </w:r>
+          </w:p>
+        </w:tc>
+        <w:tc>
+          <w:tcPr>
+            <w:tcW w:type="dxa" w:w="6236"/>
+            <w:shd w:val="clear" w:color="auto" w:fill="F2F6FB"/>
+          </w:tcPr>
+          <w:p>
+            <w:r/>
+            <w:r>
+              <w:rPr>
+                <w:sz w:val="19"/>
+              </w:rPr>
+              <w:t>para cada módulo, corre um teste trivial que só faz require, pela mesma função que a ferramenta usa, e confirma que o ficheiro aparece na cobertura. Não chama modelo. Resultado: 617 de 617, a união das seis variantes de tamanho.</w:t>
+            </w:r>
+          </w:p>
+        </w:tc>
+      </w:tr>
+      <w:tr>
+        <w:tc>
+          <w:tcPr>
+            <w:tcW w:type="dxa" w:w="3175"/>
+          </w:tcPr>
+          <w:p>
+            <w:r/>
+            <w:r>
+              <w:rPr>
+                <w:sz w:val="19"/>
+              </w:rPr>
+              <w:t>benchmark/run_ruby_benchmark.py</w:t>
+            </w:r>
+          </w:p>
+        </w:tc>
+        <w:tc>
+          <w:tcPr>
+            <w:tcW w:type="dxa" w:w="6236"/>
+          </w:tcPr>
+          <w:p>
+            <w:r/>
+            <w:r>
+              <w:rPr>
+                <w:sz w:val="19"/>
+              </w:rPr>
+              <w:t>o harness: só corre gems que estejam no manifesto e preparadas; fases separadas de geração (GPU) e medição (CPU).</w:t>
+            </w:r>
+          </w:p>
+        </w:tc>
+      </w:tr>
+    </w:tbl>
+    <w:p>
+      <w:pPr>
+        <w:spacing w:after="40"/>
+      </w:pPr>
+    </w:p>
+    <w:p>
+      <w:pPr>
+        <w:pStyle w:val="Heading2"/>
+      </w:pPr>
+      <w:r>
+        <w:t>O que a verificação local apanhou</w:t>
+      </w:r>
+    </w:p>
+    <w:p>
+      <w:r>
+        <w:rPr>
+          <w:i w:val="0"/>
+        </w:rPr>
+        <w:t>A primeira corrida do verificador deu 472 de 497. Nenhuma falha era das gems: eram diferenças entre o ambiente da ferramenta e o da camada 6, todas corrigidas.</w:t>
+      </w:r>
+    </w:p>
+    <w:tbl>
+      <w:tblPr>
+        <w:tblStyle w:val="TableGrid"/>
+        <w:tblW w:type="auto" w:w="0"/>
+        <w:jc w:val="center"/>
+        <w:tblLook w:firstColumn="1" w:firstRow="1" w:lastColumn="0" w:lastRow="0" w:noHBand="0" w:noVBand="1" w:val="04A0"/>
+      </w:tblPr>
+      <w:tblGrid>
+        <w:gridCol w:w="3137"/>
+        <w:gridCol w:w="3137"/>
+        <w:gridCol w:w="3137"/>
+      </w:tblGrid>
+      <w:tr>
+        <w:tc>
+          <w:tcPr>
+            <w:tcW w:type="dxa" w:w="2835"/>
+            <w:shd w:val="clear" w:color="auto" w:fill="2E5E96"/>
+          </w:tcPr>
+          <w:p>
+            <w:r/>
+            <w:r>
+              <w:rPr>
+                <w:b/>
+                <w:color w:val="FFFFFF"/>
+                <w:sz w:val="19"/>
+              </w:rPr>
+              <w:t>sintoma</w:t>
+            </w:r>
+          </w:p>
+        </w:tc>
+        <w:tc>
+          <w:tcPr>
+            <w:tcW w:type="dxa" w:w="3288"/>
+            <w:shd w:val="clear" w:color="auto" w:fill="2E5E96"/>
+          </w:tcPr>
+          <w:p>
+            <w:r/>
+            <w:r>
+              <w:rPr>
+                <w:b/>
+                <w:color w:val="FFFFFF"/>
+                <w:sz w:val="19"/>
+              </w:rPr>
+              <w:t>causa</w:t>
+            </w:r>
+          </w:p>
+        </w:tc>
+        <w:tc>
+          <w:tcPr>
+            <w:tcW w:type="dxa" w:w="3288"/>
+            <w:shd w:val="clear" w:color="auto" w:fill="2E5E96"/>
+          </w:tcPr>
+          <w:p>
+            <w:r/>
+            <w:r>
+              <w:rPr>
+                <w:b/>
+                <w:color w:val="FFFFFF"/>
+                <w:sz w:val="19"/>
+              </w:rPr>
+              <w:t>correção</w:t>
+            </w:r>
+          </w:p>
+        </w:tc>
+      </w:tr>
+      <w:tr>
+        <w:tc>
+          <w:tcPr>
+            <w:tcW w:type="dxa" w:w="2835"/>
+          </w:tcPr>
+          <w:p>
+            <w:r/>
+            <w:r>
+              <w:rPr>
+                <w:sz w:val="19"/>
+              </w:rPr>
+              <w:t>monorepos pediam o ficheiro pelo caminho inteiro</w:t>
+            </w:r>
+          </w:p>
+        </w:tc>
+        <w:tc>
+          <w:tcPr>
+            <w:tcW w:type="dxa" w:w="3288"/>
+          </w:tcPr>
+          <w:p>
+            <w:r/>
+            <w:r>
+              <w:rPr>
+                <w:sz w:val="19"/>
+              </w:rPr>
+              <w:t>a ferramenta usava uma só pasta de carregamento</w:t>
+            </w:r>
+          </w:p>
+        </w:tc>
+        <w:tc>
+          <w:tcPr>
+            <w:tcW w:type="dxa" w:w="3288"/>
+          </w:tcPr>
+          <w:p>
+            <w:r/>
+            <w:r>
+              <w:rPr>
+                <w:sz w:val="19"/>
+              </w:rPr>
+              <w:t>todas as pastas da camada 6, e o require sem o prefixo da pasta</w:t>
+            </w:r>
+          </w:p>
+        </w:tc>
+      </w:tr>
+      <w:tr>
+        <w:tc>
+          <w:tcPr>
+            <w:tcW w:type="dxa" w:w="2835"/>
+            <w:shd w:val="clear" w:color="auto" w:fill="F2F6FB"/>
+          </w:tcPr>
+          <w:p>
+            <w:r/>
+            <w:r>
+              <w:rPr>
+                <w:sz w:val="19"/>
+              </w:rPr>
+              <w:t>cocoapods 0 de 5 na corrida completa, 5 de 5 sozinha</w:t>
+            </w:r>
+          </w:p>
+        </w:tc>
+        <w:tc>
+          <w:tcPr>
+            <w:tcW w:type="dxa" w:w="3288"/>
+            <w:shd w:val="clear" w:color="auto" w:fill="F2F6FB"/>
+          </w:tcPr>
+          <w:p>
+            <w:r/>
+            <w:r>
+              <w:rPr>
+                <w:sz w:val="19"/>
+              </w:rPr>
+              <w:t>o GEM_PATH acumulava as gems das anteriores</w:t>
+            </w:r>
+          </w:p>
+        </w:tc>
+        <w:tc>
+          <w:tcPr>
+            <w:tcW w:type="dxa" w:w="3288"/>
+            <w:shd w:val="clear" w:color="auto" w:fill="F2F6FB"/>
+          </w:tcPr>
+          <w:p>
+            <w:r/>
+            <w:r>
+              <w:rPr>
+                <w:sz w:val="19"/>
+              </w:rPr>
+              <w:t>o ambiente depende só da própria gem</w:t>
+            </w:r>
+          </w:p>
+        </w:tc>
+      </w:tr>
+      <w:tr>
+        <w:tc>
+          <w:tcPr>
+            <w:tcW w:type="dxa" w:w="2835"/>
+          </w:tcPr>
+          <w:p>
+            <w:r/>
+            <w:r>
+              <w:rPr>
+                <w:sz w:val="19"/>
+              </w:rPr>
+              <w:t>doorkeeper falhava ao carregar a porta</w:t>
+            </w:r>
+          </w:p>
+        </w:tc>
+        <w:tc>
+          <w:tcPr>
+            <w:tcW w:type="dxa" w:w="3288"/>
+          </w:tcPr>
+          <w:p>
+            <w:r/>
+            <w:r>
+              <w:rPr>
+                <w:sz w:val="19"/>
+              </w:rPr>
+              <w:t>a camada 6 registou a porta como fechada</w:t>
+            </w:r>
+          </w:p>
+        </w:tc>
+        <w:tc>
+          <w:tcPr>
+            <w:tcW w:type="dxa" w:w="3288"/>
+          </w:tcPr>
+          <w:p>
+            <w:r/>
+            <w:r>
+              <w:rPr>
+                <w:sz w:val="19"/>
+              </w:rPr>
+              <w:t>a porta só entra se abriu</w:t>
+            </w:r>
+          </w:p>
+        </w:tc>
+      </w:tr>
+      <w:tr>
+        <w:tc>
+          <w:tcPr>
+            <w:tcW w:type="dxa" w:w="2835"/>
+            <w:shd w:val="clear" w:color="auto" w:fill="F2F6FB"/>
+          </w:tcPr>
+          <w:p>
+            <w:r/>
+            <w:r>
+              <w:rPr>
+                <w:sz w:val="19"/>
+              </w:rPr>
+              <w:t>httparty lido como falha</w:t>
+            </w:r>
+          </w:p>
+        </w:tc>
+        <w:tc>
+          <w:tcPr>
+            <w:tcW w:type="dxa" w:w="3288"/>
+            <w:shd w:val="clear" w:color="auto" w:fill="F2F6FB"/>
+          </w:tcPr>
+          <w:p>
+            <w:r/>
+            <w:r>
+              <w:rPr>
+                <w:sz w:val="19"/>
+              </w:rPr>
+              <w:t>o exemplo imprime texto que corrompia o JSON do RSpec</w:t>
+            </w:r>
+          </w:p>
+        </w:tc>
+        <w:tc>
+          <w:tcPr>
+            <w:tcW w:type="dxa" w:w="3288"/>
+            <w:shd w:val="clear" w:color="auto" w:fill="F2F6FB"/>
+          </w:tcPr>
+          <w:p>
+            <w:r/>
+            <w:r>
+              <w:rPr>
+                <w:sz w:val="19"/>
+              </w:rPr>
+              <w:t>o JSON vai para ficheiro</w:t>
+            </w:r>
+          </w:p>
+        </w:tc>
+      </w:tr>
+      <w:tr>
+        <w:tc>
+          <w:tcPr>
+            <w:tcW w:type="dxa" w:w="2835"/>
+          </w:tcPr>
+          <w:p>
+            <w:r/>
+            <w:r>
+              <w:rPr>
+                <w:sz w:val="19"/>
+              </w:rPr>
+              <w:t>simplecov inteira em erro</w:t>
+            </w:r>
+          </w:p>
+        </w:tc>
+        <w:tc>
+          <w:tcPr>
+            <w:tcW w:type="dxa" w:w="3288"/>
+          </w:tcPr>
+          <w:p>
+            <w:r/>
+            <w:r>
+              <w:rPr>
+                <w:sz w:val="19"/>
+              </w:rPr>
+              <w:t>um ficheiro em EUC-JP rebentava o parser</w:t>
+            </w:r>
+          </w:p>
+        </w:tc>
+        <w:tc>
+          <w:tcPr>
+            <w:tcW w:type="dxa" w:w="3288"/>
+          </w:tcPr>
+          <w:p>
+            <w:r/>
+            <w:r>
+              <w:rPr>
+                <w:sz w:val="19"/>
+              </w:rPr>
+              <w:t>a mesma regra de codificação da camada 2</w:t>
+            </w:r>
+          </w:p>
+        </w:tc>
+      </w:tr>
+      <w:tr>
+        <w:tc>
+          <w:tcPr>
+            <w:tcW w:type="dxa" w:w="2835"/>
+            <w:shd w:val="clear" w:color="auto" w:fill="F2F6FB"/>
+          </w:tcPr>
+          <w:p>
+            <w:r/>
+            <w:r>
+              <w:rPr>
+                <w:sz w:val="19"/>
+              </w:rPr>
+              <w:t>ransack: o relatório do RSpec rebentava</w:t>
+            </w:r>
+          </w:p>
+        </w:tc>
+        <w:tc>
+          <w:tcPr>
+            <w:tcW w:type="dxa" w:w="3288"/>
+            <w:shd w:val="clear" w:color="auto" w:fill="F2F6FB"/>
+          </w:tcPr>
+          <w:p>
+            <w:r/>
+            <w:r>
+              <w:rPr>
+                <w:sz w:val="19"/>
+              </w:rPr>
+              <w:t>o ActiveSupport substitui o to_json sem o encoder</w:t>
+            </w:r>
+          </w:p>
+        </w:tc>
+        <w:tc>
+          <w:tcPr>
+            <w:tcW w:type="dxa" w:w="3288"/>
+            <w:shd w:val="clear" w:color="auto" w:fill="F2F6FB"/>
+          </w:tcPr>
+          <w:p>
+            <w:r/>
+            <w:r>
+              <w:rPr>
+                <w:sz w:val="19"/>
+              </w:rPr>
+              <w:t>proteção carregada antes de cada teste</w:t>
+            </w:r>
+          </w:p>
+        </w:tc>
+      </w:tr>
+      <w:tr>
+        <w:tc>
+          <w:tcPr>
+            <w:tcW w:type="dxa" w:w="2835"/>
+          </w:tcPr>
+          <w:p>
+            <w:r/>
+            <w:r>
+              <w:rPr>
+                <w:sz w:val="19"/>
+              </w:rPr>
+              <w:t>15 módulos</w:t>
+            </w:r>
+          </w:p>
+        </w:tc>
+        <w:tc>
+          <w:tcPr>
+            <w:tcW w:type="dxa" w:w="3288"/>
+          </w:tcPr>
+          <w:p>
+            <w:r/>
+            <w:r>
+              <w:rPr>
+                <w:sz w:val="19"/>
+              </w:rPr>
+              <w:t>certificados com a biblioteca inteira carregada</w:t>
+            </w:r>
+          </w:p>
+        </w:tc>
+        <w:tc>
+          <w:tcPr>
+            <w:tcW w:type="dxa" w:w="3288"/>
+          </w:tcPr>
+          <w:p>
+            <w:r/>
+            <w:r>
+              <w:rPr>
+                <w:sz w:val="19"/>
+              </w:rPr>
+              <w:t>reproduz-se o carregamento em três passagens, só para eles</w:t>
+            </w:r>
+          </w:p>
+        </w:tc>
+      </w:tr>
+      <w:tr>
+        <w:tc>
+          <w:tcPr>
+            <w:tcW w:type="dxa" w:w="2835"/>
+            <w:shd w:val="clear" w:color="auto" w:fill="F2F6FB"/>
+          </w:tcPr>
+          <w:p>
+            <w:r/>
+            <w:r>
+              <w:rPr>
+                <w:sz w:val="19"/>
+              </w:rPr>
+              <w:t>17 módulos da população</w:t>
+            </w:r>
+          </w:p>
+        </w:tc>
+        <w:tc>
+          <w:tcPr>
+            <w:tcW w:type="dxa" w:w="3288"/>
+            <w:shd w:val="clear" w:color="auto" w:fill="F2F6FB"/>
+          </w:tcPr>
+          <w:p>
+            <w:r/>
+            <w:r>
+              <w:rPr>
+                <w:sz w:val="19"/>
+              </w:rPr>
+              <w:t>carregam num processo limpo mas não no RSpec</w:t>
+            </w:r>
+          </w:p>
+        </w:tc>
+        <w:tc>
+          <w:tcPr>
+            <w:tcW w:type="dxa" w:w="3288"/>
+            <w:shd w:val="clear" w:color="auto" w:fill="F2F6FB"/>
+          </w:tcPr>
+          <w:p>
+            <w:r/>
+            <w:r>
+              <w:rPr>
+                <w:sz w:val="19"/>
+              </w:rPr>
+              <w:t>a porta RSpec: saem da população (ver os filtros)</w:t>
+            </w:r>
+          </w:p>
+        </w:tc>
+      </w:tr>
+    </w:tbl>
+    <w:p>
+      <w:pPr>
+        <w:spacing w:after="40"/>
+      </w:pPr>
+    </w:p>
+    <w:p>
+      <w:pPr>
+        <w:pStyle w:val="Heading2"/>
+      </w:pPr>
+      <w:r>
+        <w:t>A ablação do grafo</w:t>
+      </w:r>
+    </w:p>
+    <w:p>
+      <w:r>
+        <w:rPr>
+          <w:i w:val="0"/>
+        </w:rPr>
+        <w:t>O grafo entra na análise em dois sítios: a segunda passagem dos sumários e a propagação do what_todo do chamador para o chamado. O braço da ablação desliga os dois. Só muda o prompt de um método que chame, ou seja chamado por, outro método-alvo; nos outros o contexto sai igual. benchmark/alvos_ablacao.py calcula esse conjunto sem chamar o modelo: 4 756 dos 7 227 métodos (65,8%).</w:t>
+      </w:r>
+    </w:p>
+    <w:p>
+      <w:pPr>
+        <w:pStyle w:val="Heading2"/>
+      </w:pPr>
+      <w:r>
+        <w:t>A métrica: cobertura convencional por módulo</w:t>
+      </w:r>
+    </w:p>
+    <w:p>
+      <w:r>
+        <w:rPr>
+          <w:i w:val="0"/>
+        </w:rPr>
+        <w:t>É a regra do coverage.py, a que o CodaMosa e o CoverUp reportam. O denominador é o ficheiro inteiro (o topo do ficheiro, o corpo das classes, as linhas def), não só o interior dos métodos. Confirmado com o coverage.py 7.6.1: um módulo apenas importado dá 6 de 12 instruções, as que correm ao carregar. Em Ruby acontece o mesmo: o i18n/lib/i18n/locale/tag/parents.rb dá 13 de 13 com um teste que chama os métodos e 7 de 13 com um teste que só o carrega.</w:t>
+      </w:r>
+    </w:p>
+    <w:p>
+      <w:pPr>
+        <w:pStyle w:val="ListBullet"/>
+      </w:pPr>
+      <w:r>
+        <w:rPr>
+          <w:i w:val="0"/>
+        </w:rPr>
+        <w:t>por módulo: a cobertura do ficheiro-alvo;</w:t>
+      </w:r>
+    </w:p>
+    <w:p>
+      <w:pPr>
+        <w:pStyle w:val="ListBullet"/>
+      </w:pPr>
+      <w:r>
+        <w:rPr>
+          <w:i w:val="0"/>
+        </w:rPr>
+        <w:t>por projeto: a soma das linhas cobertas dos seus ficheiros-alvo sobre a soma das executáveis;</w:t>
+      </w:r>
+    </w:p>
+    <w:p>
+      <w:pPr>
+        <w:pStyle w:val="ListBullet"/>
+      </w:pPr>
+      <w:r>
+        <w:rPr>
+          <w:i w:val="0"/>
+        </w:rPr>
+        <w:t>para o corpus: somada, média por módulo e média por projeto.</w:t>
+      </w:r>
+    </w:p>
+    <w:p>
+      <w:pPr>
+        <w:pStyle w:val="Heading1"/>
+      </w:pPr>
+      <w:r>
+        <w:t>Reprodução verificada</w:t>
+      </w:r>
+    </w:p>
+    <w:p>
+      <w:r>
+        <w:rPr>
+          <w:i w:val="0"/>
+        </w:rPr>
+        <w:t>Cada camada foi corrida outra vez numa pasta à parte, com as entradas originais, e comparada com o artefacto guardado (16 de setembro de 2026).</w:t>
+      </w:r>
+    </w:p>
+    <w:tbl>
+      <w:tblPr>
+        <w:tblStyle w:val="TableGrid"/>
+        <w:tblW w:type="auto" w:w="0"/>
+        <w:jc w:val="center"/>
+        <w:tblLook w:firstColumn="1" w:firstRow="1" w:lastColumn="0" w:lastRow="0" w:noHBand="0" w:noVBand="1" w:val="04A0"/>
+      </w:tblPr>
+      <w:tblGrid>
+        <w:gridCol w:w="4706"/>
+        <w:gridCol w:w="4706"/>
+      </w:tblGrid>
+      <w:tr>
+        <w:tc>
+          <w:tcPr>
             <w:tcW w:type="dxa" w:w="1814"/>
             <w:shd w:val="clear" w:color="auto" w:fill="2E5E96"/>
           </w:tcPr>
@@ -8121,7 +9360,7 @@
               <w:rPr>
                 <w:sz w:val="19"/>
               </w:rPr>
-              <w:t>7 Seleção</w:t>
+              <w:t>7 Seleção (com os filtros)</w:t>
             </w:r>
           </w:p>
         </w:tc>
@@ -8135,7 +9374,7 @@
               <w:rPr>
                 <w:sz w:val="19"/>
               </w:rPr>
-              <w:t>igual, byte a byte</w:t>
+              <w:t>igual: corpus.csv, grupos.csv e projetos.json idênticos (17 de setembro)</w:t>
             </w:r>
           </w:p>
         </w:tc>
@@ -8203,7 +9442,7 @@
         <w:rPr>
           <w:i w:val="0"/>
         </w:rPr>
-        <w:t>Para decidir entre 16B e 32B, e entre 500 e 200 a 250 módulos, a camada 7 foi corrida com outros orçamentos e outras fatias de grupos, numa pasta à parte. A variante 500 / 0,5 sai igual ao corpus atual, o que valida a comparação.</w:t>
+        <w:t>O tamanho (500, 250 ou 200 módulos) e a fatia de grupos (50% ou 75%) ficam para decidir. A camada 7 foi corrida com as seis combinações, numa pasta à parte, sobre a mesma população de 5 131 módulos. Os módulos das seis juntos (617) foram verificados pela ferramenta: carregam todos.</w:t>
       </w:r>
     </w:p>
     <w:tbl>
@@ -8227,7 +9466,7 @@
       <w:tr>
         <w:tc>
           <w:tcPr>
-            <w:tcW w:type="dxa" w:w="1304"/>
+            <w:tcW w:type="dxa" w:w="1474"/>
             <w:shd w:val="clear" w:color="auto" w:fill="2E5E96"/>
           </w:tcPr>
           <w:p>
@@ -8238,13 +9477,13 @@
                 <w:color w:val="FFFFFF"/>
                 <w:sz w:val="19"/>
               </w:rPr>
-              <w:t>orçamento / fatia</w:t>
-            </w:r>
-          </w:p>
-        </w:tc>
-        <w:tc>
-          <w:tcPr>
-            <w:tcW w:type="dxa" w:w="850"/>
+              <w:t>tamanho / fatia</w:t>
+            </w:r>
+          </w:p>
+        </w:tc>
+        <w:tc>
+          <w:tcPr>
+            <w:tcW w:type="dxa" w:w="794"/>
             <w:shd w:val="clear" w:color="auto" w:fill="2E5E96"/>
           </w:tcPr>
           <w:p>
@@ -8255,13 +9494,13 @@
                 <w:color w:val="FFFFFF"/>
                 <w:sz w:val="19"/>
               </w:rPr>
-              <w:t>módulos</w:t>
-            </w:r>
-          </w:p>
-        </w:tc>
-        <w:tc>
-          <w:tcPr>
-            <w:tcW w:type="dxa" w:w="737"/>
+              <w:t>gems</w:t>
+            </w:r>
+          </w:p>
+        </w:tc>
+        <w:tc>
+          <w:tcPr>
+            <w:tcW w:type="dxa" w:w="794"/>
             <w:shd w:val="clear" w:color="auto" w:fill="2E5E96"/>
           </w:tcPr>
           <w:p>
@@ -8272,13 +9511,13 @@
                 <w:color w:val="FFFFFF"/>
                 <w:sz w:val="19"/>
               </w:rPr>
-              <w:t>gems</w:t>
-            </w:r>
-          </w:p>
-        </w:tc>
-        <w:tc>
-          <w:tcPr>
-            <w:tcW w:type="dxa" w:w="1304"/>
+              <w:t>categ.</w:t>
+            </w:r>
+          </w:p>
+        </w:tc>
+        <w:tc>
+          <w:tcPr>
+            <w:tcW w:type="dxa" w:w="964"/>
             <w:shd w:val="clear" w:color="auto" w:fill="2E5E96"/>
           </w:tcPr>
           <w:p>
@@ -8289,13 +9528,13 @@
                 <w:color w:val="FFFFFF"/>
                 <w:sz w:val="19"/>
               </w:rPr>
-              <w:t>com vizinhos</w:t>
-            </w:r>
-          </w:p>
-        </w:tc>
-        <w:tc>
-          <w:tcPr>
-            <w:tcW w:type="dxa" w:w="907"/>
+              <w:t>de grupos</w:t>
+            </w:r>
+          </w:p>
+        </w:tc>
+        <w:tc>
+          <w:tcPr>
+            <w:tcW w:type="dxa" w:w="1077"/>
             <w:shd w:val="clear" w:color="auto" w:fill="2E5E96"/>
           </w:tcPr>
           <w:p>
@@ -8306,7 +9545,7 @@
                 <w:color w:val="FFFFFF"/>
                 <w:sz w:val="19"/>
               </w:rPr>
-              <w:t>métodos</w:t>
+              <w:t>relacio-nados</w:t>
             </w:r>
           </w:p>
         </w:tc>
@@ -8323,13 +9562,13 @@
                 <w:color w:val="FFFFFF"/>
                 <w:sz w:val="19"/>
               </w:rPr>
-              <w:t>afetados</w:t>
-            </w:r>
-          </w:p>
-        </w:tc>
-        <w:tc>
-          <w:tcPr>
-            <w:tcW w:type="dxa" w:w="737"/>
+              <w:t>métodos</w:t>
+            </w:r>
+          </w:p>
+        </w:tc>
+        <w:tc>
+          <w:tcPr>
+            <w:tcW w:type="dxa" w:w="1020"/>
             <w:shd w:val="clear" w:color="auto" w:fill="2E5E96"/>
           </w:tcPr>
           <w:p>
@@ -8340,13 +9579,13 @@
                 <w:color w:val="FFFFFF"/>
                 <w:sz w:val="19"/>
               </w:rPr>
-              <w:t>∩ 500</w:t>
-            </w:r>
-          </w:p>
-        </w:tc>
-        <w:tc>
-          <w:tcPr>
-            <w:tcW w:type="dxa" w:w="1304"/>
+              <w:t>afetados</w:t>
+            </w:r>
+          </w:p>
+        </w:tc>
+        <w:tc>
+          <w:tcPr>
+            <w:tcW w:type="dxa" w:w="1134"/>
             <w:shd w:val="clear" w:color="auto" w:fill="2E5E96"/>
           </w:tcPr>
           <w:p>
@@ -8363,7 +9602,7 @@
         </w:tc>
         <w:tc>
           <w:tcPr>
-            <w:tcW w:type="dxa" w:w="1304"/>
+            <w:tcW w:type="dxa" w:w="1134"/>
             <w:shd w:val="clear" w:color="auto" w:fill="2E5E96"/>
           </w:tcPr>
           <w:p>
@@ -8382,71 +9621,43 @@
       <w:tr>
         <w:tc>
           <w:tcPr>
-            <w:tcW w:type="dxa" w:w="1304"/>
-          </w:tcPr>
-          <w:p>
-            <w:r/>
-            <w:r>
-              <w:rPr>
-                <w:sz w:val="19"/>
-              </w:rPr>
-              <w:t>200 / 0,5</w:t>
-            </w:r>
-          </w:p>
-        </w:tc>
-        <w:tc>
-          <w:tcPr>
-            <w:tcW w:type="dxa" w:w="850"/>
-          </w:tcPr>
-          <w:p>
-            <w:r/>
-            <w:r>
-              <w:rPr>
-                <w:sz w:val="19"/>
-              </w:rPr>
-              <w:t>200</w:t>
-            </w:r>
-          </w:p>
-        </w:tc>
-        <w:tc>
-          <w:tcPr>
-            <w:tcW w:type="dxa" w:w="737"/>
-          </w:tcPr>
-          <w:p>
-            <w:r/>
-            <w:r>
-              <w:rPr>
-                <w:sz w:val="19"/>
-              </w:rPr>
-              <w:t>71</w:t>
-            </w:r>
-          </w:p>
-        </w:tc>
-        <w:tc>
-          <w:tcPr>
-            <w:tcW w:type="dxa" w:w="1304"/>
-          </w:tcPr>
-          <w:p>
-            <w:r/>
-            <w:r>
-              <w:rPr>
-                <w:sz w:val="19"/>
-              </w:rPr>
-              <w:t>148 (74%)</w:t>
-            </w:r>
-          </w:p>
-        </w:tc>
-        <w:tc>
-          <w:tcPr>
-            <w:tcW w:type="dxa" w:w="907"/>
-          </w:tcPr>
-          <w:p>
-            <w:r/>
-            <w:r>
-              <w:rPr>
-                <w:sz w:val="19"/>
-              </w:rPr>
-              <w:t>3 411</w:t>
+            <w:tcW w:type="dxa" w:w="1474"/>
+          </w:tcPr>
+          <w:p>
+            <w:r/>
+            <w:r>
+              <w:rPr>
+                <w:sz w:val="19"/>
+              </w:rPr>
+              <w:t>200 / 50%</w:t>
+            </w:r>
+          </w:p>
+        </w:tc>
+        <w:tc>
+          <w:tcPr>
+            <w:tcW w:type="dxa" w:w="794"/>
+          </w:tcPr>
+          <w:p>
+            <w:r/>
+            <w:r>
+              <w:rPr>
+                <w:sz w:val="19"/>
+              </w:rPr>
+              <w:t>74</w:t>
+            </w:r>
+          </w:p>
+        </w:tc>
+        <w:tc>
+          <w:tcPr>
+            <w:tcW w:type="dxa" w:w="794"/>
+          </w:tcPr>
+          <w:p>
+            <w:r/>
+            <w:r>
+              <w:rPr>
+                <w:sz w:val="19"/>
+              </w:rPr>
+              <w:t>53</w:t>
             </w:r>
           </w:p>
         </w:tc>
@@ -8460,49 +9671,77 @@
               <w:rPr>
                 <w:sz w:val="19"/>
               </w:rPr>
-              <w:t>2 435</w:t>
-            </w:r>
-          </w:p>
-        </w:tc>
-        <w:tc>
-          <w:tcPr>
-            <w:tcW w:type="dxa" w:w="737"/>
-          </w:tcPr>
-          <w:p>
-            <w:r/>
-            <w:r>
-              <w:rPr>
-                <w:sz w:val="19"/>
-              </w:rPr>
-              <w:t>157</w:t>
-            </w:r>
-          </w:p>
-        </w:tc>
-        <w:tc>
-          <w:tcPr>
-            <w:tcW w:type="dxa" w:w="1304"/>
-          </w:tcPr>
-          <w:p>
-            <w:r/>
-            <w:r>
-              <w:rPr>
-                <w:sz w:val="19"/>
-              </w:rPr>
-              <w:t>95</w:t>
-            </w:r>
-          </w:p>
-        </w:tc>
-        <w:tc>
-          <w:tcPr>
-            <w:tcW w:type="dxa" w:w="1304"/>
-          </w:tcPr>
-          <w:p>
-            <w:r/>
-            <w:r>
-              <w:rPr>
-                <w:sz w:val="19"/>
-              </w:rPr>
-              <w:t>286</w:t>
+              <w:t>100</w:t>
+            </w:r>
+          </w:p>
+        </w:tc>
+        <w:tc>
+          <w:tcPr>
+            <w:tcW w:type="dxa" w:w="1077"/>
+          </w:tcPr>
+          <w:p>
+            <w:r/>
+            <w:r>
+              <w:rPr>
+                <w:sz w:val="19"/>
+              </w:rPr>
+              <w:t>107</w:t>
+            </w:r>
+          </w:p>
+        </w:tc>
+        <w:tc>
+          <w:tcPr>
+            <w:tcW w:type="dxa" w:w="964"/>
+          </w:tcPr>
+          <w:p>
+            <w:r/>
+            <w:r>
+              <w:rPr>
+                <w:sz w:val="19"/>
+              </w:rPr>
+              <w:t>3 771</w:t>
+            </w:r>
+          </w:p>
+        </w:tc>
+        <w:tc>
+          <w:tcPr>
+            <w:tcW w:type="dxa" w:w="1020"/>
+          </w:tcPr>
+          <w:p>
+            <w:r/>
+            <w:r>
+              <w:rPr>
+                <w:sz w:val="19"/>
+              </w:rPr>
+              <w:t>2 637</w:t>
+            </w:r>
+          </w:p>
+        </w:tc>
+        <w:tc>
+          <w:tcPr>
+            <w:tcW w:type="dxa" w:w="1134"/>
+          </w:tcPr>
+          <w:p>
+            <w:r/>
+            <w:r>
+              <w:rPr>
+                <w:sz w:val="19"/>
+              </w:rPr>
+              <w:t>93</w:t>
+            </w:r>
+          </w:p>
+        </w:tc>
+        <w:tc>
+          <w:tcPr>
+            <w:tcW w:type="dxa" w:w="1134"/>
+          </w:tcPr>
+          <w:p>
+            <w:r/>
+            <w:r>
+              <w:rPr>
+                <w:sz w:val="19"/>
+              </w:rPr>
+              <w:t>303</w:t>
             </w:r>
           </w:p>
         </w:tc>
@@ -8510,7 +9749,7 @@
       <w:tr>
         <w:tc>
           <w:tcPr>
-            <w:tcW w:type="dxa" w:w="1304"/>
+            <w:tcW w:type="dxa" w:w="1474"/>
             <w:shd w:val="clear" w:color="auto" w:fill="F2F6FB"/>
           </w:tcPr>
           <w:p>
@@ -8519,13 +9758,13 @@
               <w:rPr>
                 <w:sz w:val="19"/>
               </w:rPr>
-              <w:t>200 / 0,75</w:t>
-            </w:r>
-          </w:p>
-        </w:tc>
-        <w:tc>
-          <w:tcPr>
-            <w:tcW w:type="dxa" w:w="850"/>
+              <w:t>200 / 75%</w:t>
+            </w:r>
+          </w:p>
+        </w:tc>
+        <w:tc>
+          <w:tcPr>
+            <w:tcW w:type="dxa" w:w="794"/>
             <w:shd w:val="clear" w:color="auto" w:fill="F2F6FB"/>
           </w:tcPr>
           <w:p>
@@ -8534,13 +9773,13 @@
               <w:rPr>
                 <w:sz w:val="19"/>
               </w:rPr>
-              <w:t>200</w:t>
-            </w:r>
-          </w:p>
-        </w:tc>
-        <w:tc>
-          <w:tcPr>
-            <w:tcW w:type="dxa" w:w="737"/>
+              <w:t>43</w:t>
+            </w:r>
+          </w:p>
+        </w:tc>
+        <w:tc>
+          <w:tcPr>
+            <w:tcW w:type="dxa" w:w="794"/>
             <w:shd w:val="clear" w:color="auto" w:fill="F2F6FB"/>
           </w:tcPr>
           <w:p>
@@ -8549,37 +9788,7 @@
               <w:rPr>
                 <w:sz w:val="19"/>
               </w:rPr>
-              <w:t>51</w:t>
-            </w:r>
-          </w:p>
-        </w:tc>
-        <w:tc>
-          <w:tcPr>
-            <w:tcW w:type="dxa" w:w="1304"/>
-            <w:shd w:val="clear" w:color="auto" w:fill="F2F6FB"/>
-          </w:tcPr>
-          <w:p>
-            <w:r/>
-            <w:r>
-              <w:rPr>
-                <w:sz w:val="19"/>
-              </w:rPr>
-              <w:t>171 (86%)</w:t>
-            </w:r>
-          </w:p>
-        </w:tc>
-        <w:tc>
-          <w:tcPr>
-            <w:tcW w:type="dxa" w:w="907"/>
-            <w:shd w:val="clear" w:color="auto" w:fill="F2F6FB"/>
-          </w:tcPr>
-          <w:p>
-            <w:r/>
-            <w:r>
-              <w:rPr>
-                <w:sz w:val="19"/>
-              </w:rPr>
-              <w:t>3 287</w:t>
+              <w:t>33</w:t>
             </w:r>
           </w:p>
         </w:tc>
@@ -8594,13 +9803,13 @@
               <w:rPr>
                 <w:sz w:val="19"/>
               </w:rPr>
-              <w:t>2 493</w:t>
-            </w:r>
-          </w:p>
-        </w:tc>
-        <w:tc>
-          <w:tcPr>
-            <w:tcW w:type="dxa" w:w="737"/>
+              <w:t>160</w:t>
+            </w:r>
+          </w:p>
+        </w:tc>
+        <w:tc>
+          <w:tcPr>
+            <w:tcW w:type="dxa" w:w="1077"/>
             <w:shd w:val="clear" w:color="auto" w:fill="F2F6FB"/>
           </w:tcPr>
           <w:p>
@@ -8609,13 +9818,13 @@
               <w:rPr>
                 <w:sz w:val="19"/>
               </w:rPr>
-              <w:t>177</w:t>
-            </w:r>
-          </w:p>
-        </w:tc>
-        <w:tc>
-          <w:tcPr>
-            <w:tcW w:type="dxa" w:w="1304"/>
+              <w:t>162</w:t>
+            </w:r>
+          </w:p>
+        </w:tc>
+        <w:tc>
+          <w:tcPr>
+            <w:tcW w:type="dxa" w:w="964"/>
             <w:shd w:val="clear" w:color="auto" w:fill="F2F6FB"/>
           </w:tcPr>
           <w:p>
@@ -8624,13 +9833,13 @@
               <w:rPr>
                 <w:sz w:val="19"/>
               </w:rPr>
-              <w:t>94</w:t>
-            </w:r>
-          </w:p>
-        </w:tc>
-        <w:tc>
-          <w:tcPr>
-            <w:tcW w:type="dxa" w:w="1304"/>
+              <w:t>3 435</w:t>
+            </w:r>
+          </w:p>
+        </w:tc>
+        <w:tc>
+          <w:tcPr>
+            <w:tcW w:type="dxa" w:w="1020"/>
             <w:shd w:val="clear" w:color="auto" w:fill="F2F6FB"/>
           </w:tcPr>
           <w:p>
@@ -8639,7 +9848,37 @@
               <w:rPr>
                 <w:sz w:val="19"/>
               </w:rPr>
-              <w:t>283</w:t>
+              <w:t>2 534</w:t>
+            </w:r>
+          </w:p>
+        </w:tc>
+        <w:tc>
+          <w:tcPr>
+            <w:tcW w:type="dxa" w:w="1134"/>
+            <w:shd w:val="clear" w:color="auto" w:fill="F2F6FB"/>
+          </w:tcPr>
+          <w:p>
+            <w:r/>
+            <w:r>
+              <w:rPr>
+                <w:sz w:val="19"/>
+              </w:rPr>
+              <w:t>87</w:t>
+            </w:r>
+          </w:p>
+        </w:tc>
+        <w:tc>
+          <w:tcPr>
+            <w:tcW w:type="dxa" w:w="1134"/>
+            <w:shd w:val="clear" w:color="auto" w:fill="F2F6FB"/>
+          </w:tcPr>
+          <w:p>
+            <w:r/>
+            <w:r>
+              <w:rPr>
+                <w:sz w:val="19"/>
+              </w:rPr>
+              <w:t>282</w:t>
             </w:r>
           </w:p>
         </w:tc>
@@ -8647,71 +9886,43 @@
       <w:tr>
         <w:tc>
           <w:tcPr>
-            <w:tcW w:type="dxa" w:w="1304"/>
-          </w:tcPr>
-          <w:p>
-            <w:r/>
-            <w:r>
-              <w:rPr>
-                <w:sz w:val="19"/>
-              </w:rPr>
-              <w:t>250 / 0,5</w:t>
-            </w:r>
-          </w:p>
-        </w:tc>
-        <w:tc>
-          <w:tcPr>
-            <w:tcW w:type="dxa" w:w="850"/>
-          </w:tcPr>
-          <w:p>
-            <w:r/>
-            <w:r>
-              <w:rPr>
-                <w:sz w:val="19"/>
-              </w:rPr>
-              <w:t>250</w:t>
-            </w:r>
-          </w:p>
-        </w:tc>
-        <w:tc>
-          <w:tcPr>
-            <w:tcW w:type="dxa" w:w="737"/>
-          </w:tcPr>
-          <w:p>
-            <w:r/>
-            <w:r>
-              <w:rPr>
-                <w:sz w:val="19"/>
-              </w:rPr>
-              <w:t>84</w:t>
-            </w:r>
-          </w:p>
-        </w:tc>
-        <w:tc>
-          <w:tcPr>
-            <w:tcW w:type="dxa" w:w="1304"/>
-          </w:tcPr>
-          <w:p>
-            <w:r/>
-            <w:r>
-              <w:rPr>
-                <w:sz w:val="19"/>
-              </w:rPr>
-              <w:t>194 (78%)</w:t>
-            </w:r>
-          </w:p>
-        </w:tc>
-        <w:tc>
-          <w:tcPr>
-            <w:tcW w:type="dxa" w:w="907"/>
-          </w:tcPr>
-          <w:p>
-            <w:r/>
-            <w:r>
-              <w:rPr>
-                <w:sz w:val="19"/>
-              </w:rPr>
-              <w:t>4 222</w:t>
+            <w:tcW w:type="dxa" w:w="1474"/>
+          </w:tcPr>
+          <w:p>
+            <w:r/>
+            <w:r>
+              <w:rPr>
+                <w:sz w:val="19"/>
+              </w:rPr>
+              <w:t>250 / 50%</w:t>
+            </w:r>
+          </w:p>
+        </w:tc>
+        <w:tc>
+          <w:tcPr>
+            <w:tcW w:type="dxa" w:w="794"/>
+          </w:tcPr>
+          <w:p>
+            <w:r/>
+            <w:r>
+              <w:rPr>
+                <w:sz w:val="19"/>
+              </w:rPr>
+              <w:t>82</w:t>
+            </w:r>
+          </w:p>
+        </w:tc>
+        <w:tc>
+          <w:tcPr>
+            <w:tcW w:type="dxa" w:w="794"/>
+          </w:tcPr>
+          <w:p>
+            <w:r/>
+            <w:r>
+              <w:rPr>
+                <w:sz w:val="19"/>
+              </w:rPr>
+              <w:t>57</w:t>
             </w:r>
           </w:p>
         </w:tc>
@@ -8725,49 +9936,77 @@
               <w:rPr>
                 <w:sz w:val="19"/>
               </w:rPr>
-              <w:t>3 056</w:t>
-            </w:r>
-          </w:p>
-        </w:tc>
-        <w:tc>
-          <w:tcPr>
-            <w:tcW w:type="dxa" w:w="737"/>
-          </w:tcPr>
-          <w:p>
-            <w:r/>
-            <w:r>
-              <w:rPr>
-                <w:sz w:val="19"/>
-              </w:rPr>
-              <w:t>193</w:t>
-            </w:r>
-          </w:p>
-        </w:tc>
-        <w:tc>
-          <w:tcPr>
-            <w:tcW w:type="dxa" w:w="1304"/>
-          </w:tcPr>
-          <w:p>
-            <w:r/>
-            <w:r>
-              <w:rPr>
-                <w:sz w:val="19"/>
-              </w:rPr>
-              <w:t>116</w:t>
-            </w:r>
-          </w:p>
-        </w:tc>
-        <w:tc>
-          <w:tcPr>
-            <w:tcW w:type="dxa" w:w="1304"/>
-          </w:tcPr>
-          <w:p>
-            <w:r/>
-            <w:r>
-              <w:rPr>
-                <w:sz w:val="19"/>
-              </w:rPr>
-              <w:t>354</w:t>
+              <w:t>129</w:t>
+            </w:r>
+          </w:p>
+        </w:tc>
+        <w:tc>
+          <w:tcPr>
+            <w:tcW w:type="dxa" w:w="1077"/>
+          </w:tcPr>
+          <w:p>
+            <w:r/>
+            <w:r>
+              <w:rPr>
+                <w:sz w:val="19"/>
+              </w:rPr>
+              <w:t>138</w:t>
+            </w:r>
+          </w:p>
+        </w:tc>
+        <w:tc>
+          <w:tcPr>
+            <w:tcW w:type="dxa" w:w="964"/>
+          </w:tcPr>
+          <w:p>
+            <w:r/>
+            <w:r>
+              <w:rPr>
+                <w:sz w:val="19"/>
+              </w:rPr>
+              <w:t>4 366</w:t>
+            </w:r>
+          </w:p>
+        </w:tc>
+        <w:tc>
+          <w:tcPr>
+            <w:tcW w:type="dxa" w:w="1020"/>
+          </w:tcPr>
+          <w:p>
+            <w:r/>
+            <w:r>
+              <w:rPr>
+                <w:sz w:val="19"/>
+              </w:rPr>
+              <w:t>3 083</w:t>
+            </w:r>
+          </w:p>
+        </w:tc>
+        <w:tc>
+          <w:tcPr>
+            <w:tcW w:type="dxa" w:w="1134"/>
+          </w:tcPr>
+          <w:p>
+            <w:r/>
+            <w:r>
+              <w:rPr>
+                <w:sz w:val="19"/>
+              </w:rPr>
+              <w:t>109</w:t>
+            </w:r>
+          </w:p>
+        </w:tc>
+        <w:tc>
+          <w:tcPr>
+            <w:tcW w:type="dxa" w:w="1134"/>
+          </w:tcPr>
+          <w:p>
+            <w:r/>
+            <w:r>
+              <w:rPr>
+                <w:sz w:val="19"/>
+              </w:rPr>
+              <w:t>352</w:t>
             </w:r>
           </w:p>
         </w:tc>
@@ -8775,7 +10014,7 @@
       <w:tr>
         <w:tc>
           <w:tcPr>
-            <w:tcW w:type="dxa" w:w="1304"/>
+            <w:tcW w:type="dxa" w:w="1474"/>
             <w:shd w:val="clear" w:color="auto" w:fill="F2F6FB"/>
           </w:tcPr>
           <w:p>
@@ -8784,13 +10023,13 @@
               <w:rPr>
                 <w:sz w:val="19"/>
               </w:rPr>
-              <w:t>250 / 0,75</w:t>
-            </w:r>
-          </w:p>
-        </w:tc>
-        <w:tc>
-          <w:tcPr>
-            <w:tcW w:type="dxa" w:w="850"/>
+              <w:t>250 / 75%</w:t>
+            </w:r>
+          </w:p>
+        </w:tc>
+        <w:tc>
+          <w:tcPr>
+            <w:tcW w:type="dxa" w:w="794"/>
             <w:shd w:val="clear" w:color="auto" w:fill="F2F6FB"/>
           </w:tcPr>
           <w:p>
@@ -8799,13 +10038,13 @@
               <w:rPr>
                 <w:sz w:val="19"/>
               </w:rPr>
-              <w:t>250</w:t>
-            </w:r>
-          </w:p>
-        </w:tc>
-        <w:tc>
-          <w:tcPr>
-            <w:tcW w:type="dxa" w:w="737"/>
+              <w:t>56</w:t>
+            </w:r>
+          </w:p>
+        </w:tc>
+        <w:tc>
+          <w:tcPr>
+            <w:tcW w:type="dxa" w:w="794"/>
             <w:shd w:val="clear" w:color="auto" w:fill="F2F6FB"/>
           </w:tcPr>
           <w:p>
@@ -8814,37 +10053,7 @@
               <w:rPr>
                 <w:sz w:val="19"/>
               </w:rPr>
-              <w:t>59</w:t>
-            </w:r>
-          </w:p>
-        </w:tc>
-        <w:tc>
-          <w:tcPr>
-            <w:tcW w:type="dxa" w:w="1304"/>
-            <w:shd w:val="clear" w:color="auto" w:fill="F2F6FB"/>
-          </w:tcPr>
-          <w:p>
-            <w:r/>
-            <w:r>
-              <w:rPr>
-                <w:sz w:val="19"/>
-              </w:rPr>
-              <w:t>218 (87%)</w:t>
-            </w:r>
-          </w:p>
-        </w:tc>
-        <w:tc>
-          <w:tcPr>
-            <w:tcW w:type="dxa" w:w="907"/>
-            <w:shd w:val="clear" w:color="auto" w:fill="F2F6FB"/>
-          </w:tcPr>
-          <w:p>
-            <w:r/>
-            <w:r>
-              <w:rPr>
-                <w:sz w:val="19"/>
-              </w:rPr>
-              <w:t>4 060</w:t>
+              <w:t>40</w:t>
             </w:r>
           </w:p>
         </w:tc>
@@ -8859,13 +10068,13 @@
               <w:rPr>
                 <w:sz w:val="19"/>
               </w:rPr>
-              <w:t>2 988</w:t>
-            </w:r>
-          </w:p>
-        </w:tc>
-        <w:tc>
-          <w:tcPr>
-            <w:tcW w:type="dxa" w:w="737"/>
+              <w:t>199</w:t>
+            </w:r>
+          </w:p>
+        </w:tc>
+        <w:tc>
+          <w:tcPr>
+            <w:tcW w:type="dxa" w:w="1077"/>
             <w:shd w:val="clear" w:color="auto" w:fill="F2F6FB"/>
           </w:tcPr>
           <w:p>
@@ -8874,13 +10083,13 @@
               <w:rPr>
                 <w:sz w:val="19"/>
               </w:rPr>
-              <w:t>245</w:t>
-            </w:r>
-          </w:p>
-        </w:tc>
-        <w:tc>
-          <w:tcPr>
-            <w:tcW w:type="dxa" w:w="1304"/>
+              <w:t>201</w:t>
+            </w:r>
+          </w:p>
+        </w:tc>
+        <w:tc>
+          <w:tcPr>
+            <w:tcW w:type="dxa" w:w="964"/>
             <w:shd w:val="clear" w:color="auto" w:fill="F2F6FB"/>
           </w:tcPr>
           <w:p>
@@ -8889,13 +10098,13 @@
               <w:rPr>
                 <w:sz w:val="19"/>
               </w:rPr>
-              <w:t>113</w:t>
-            </w:r>
-          </w:p>
-        </w:tc>
-        <w:tc>
-          <w:tcPr>
-            <w:tcW w:type="dxa" w:w="1304"/>
+              <w:t>3 935</w:t>
+            </w:r>
+          </w:p>
+        </w:tc>
+        <w:tc>
+          <w:tcPr>
+            <w:tcW w:type="dxa" w:w="1020"/>
             <w:shd w:val="clear" w:color="auto" w:fill="F2F6FB"/>
           </w:tcPr>
           <w:p>
@@ -8904,7 +10113,37 @@
               <w:rPr>
                 <w:sz w:val="19"/>
               </w:rPr>
-              <w:t>343</w:t>
+              <w:t>2 900</w:t>
+            </w:r>
+          </w:p>
+        </w:tc>
+        <w:tc>
+          <w:tcPr>
+            <w:tcW w:type="dxa" w:w="1134"/>
+            <w:shd w:val="clear" w:color="auto" w:fill="F2F6FB"/>
+          </w:tcPr>
+          <w:p>
+            <w:r/>
+            <w:r>
+              <w:rPr>
+                <w:sz w:val="19"/>
+              </w:rPr>
+              <w:t>99</w:t>
+            </w:r>
+          </w:p>
+        </w:tc>
+        <w:tc>
+          <w:tcPr>
+            <w:tcW w:type="dxa" w:w="1134"/>
+            <w:shd w:val="clear" w:color="auto" w:fill="F2F6FB"/>
+          </w:tcPr>
+          <w:p>
+            <w:r/>
+            <w:r>
+              <w:rPr>
+                <w:sz w:val="19"/>
+              </w:rPr>
+              <w:t>323</w:t>
             </w:r>
           </w:p>
         </w:tc>
@@ -8912,35 +10151,21 @@
       <w:tr>
         <w:tc>
           <w:tcPr>
-            <w:tcW w:type="dxa" w:w="1304"/>
-          </w:tcPr>
-          <w:p>
-            <w:r/>
-            <w:r>
-              <w:rPr>
-                <w:sz w:val="19"/>
-              </w:rPr>
-              <w:t>500 / 0,5</w:t>
-            </w:r>
-          </w:p>
-        </w:tc>
-        <w:tc>
-          <w:tcPr>
-            <w:tcW w:type="dxa" w:w="850"/>
-          </w:tcPr>
-          <w:p>
-            <w:r/>
-            <w:r>
-              <w:rPr>
-                <w:sz w:val="19"/>
-              </w:rPr>
-              <w:t>500</w:t>
-            </w:r>
-          </w:p>
-        </w:tc>
-        <w:tc>
-          <w:tcPr>
-            <w:tcW w:type="dxa" w:w="737"/>
+            <w:tcW w:type="dxa" w:w="1474"/>
+          </w:tcPr>
+          <w:p>
+            <w:r/>
+            <w:r>
+              <w:rPr>
+                <w:sz w:val="19"/>
+              </w:rPr>
+              <w:t>500 / 50%</w:t>
+            </w:r>
+          </w:p>
+        </w:tc>
+        <w:tc>
+          <w:tcPr>
+            <w:tcW w:type="dxa" w:w="794"/>
           </w:tcPr>
           <w:p>
             <w:r/>
@@ -8954,29 +10179,15 @@
         </w:tc>
         <w:tc>
           <w:tcPr>
-            <w:tcW w:type="dxa" w:w="1304"/>
-          </w:tcPr>
-          <w:p>
-            <w:r/>
-            <w:r>
-              <w:rPr>
-                <w:sz w:val="19"/>
-              </w:rPr>
-              <w:t>410 (82%)</w:t>
-            </w:r>
-          </w:p>
-        </w:tc>
-        <w:tc>
-          <w:tcPr>
-            <w:tcW w:type="dxa" w:w="907"/>
-          </w:tcPr>
-          <w:p>
-            <w:r/>
-            <w:r>
-              <w:rPr>
-                <w:sz w:val="19"/>
-              </w:rPr>
-              <w:t>6 898</w:t>
+            <w:tcW w:type="dxa" w:w="794"/>
+          </w:tcPr>
+          <w:p>
+            <w:r/>
+            <w:r>
+              <w:rPr>
+                <w:sz w:val="19"/>
+              </w:rPr>
+              <w:t>59</w:t>
             </w:r>
           </w:p>
         </w:tc>
@@ -8990,49 +10201,77 @@
               <w:rPr>
                 <w:sz w:val="19"/>
               </w:rPr>
-              <w:t>4 601</w:t>
-            </w:r>
-          </w:p>
-        </w:tc>
-        <w:tc>
-          <w:tcPr>
-            <w:tcW w:type="dxa" w:w="737"/>
-          </w:tcPr>
-          <w:p>
-            <w:r/>
-            <w:r>
-              <w:rPr>
-                <w:sz w:val="19"/>
-              </w:rPr>
-              <w:t>500</w:t>
-            </w:r>
-          </w:p>
-        </w:tc>
-        <w:tc>
-          <w:tcPr>
-            <w:tcW w:type="dxa" w:w="1304"/>
-          </w:tcPr>
-          <w:p>
-            <w:r/>
-            <w:r>
-              <w:rPr>
-                <w:sz w:val="19"/>
-              </w:rPr>
-              <w:t>178</w:t>
-            </w:r>
-          </w:p>
-        </w:tc>
-        <w:tc>
-          <w:tcPr>
-            <w:tcW w:type="dxa" w:w="1304"/>
-          </w:tcPr>
-          <w:p>
-            <w:r/>
-            <w:r>
-              <w:rPr>
-                <w:sz w:val="19"/>
-              </w:rPr>
-              <w:t>554</w:t>
+              <w:t>252</w:t>
+            </w:r>
+          </w:p>
+        </w:tc>
+        <w:tc>
+          <w:tcPr>
+            <w:tcW w:type="dxa" w:w="1077"/>
+          </w:tcPr>
+          <w:p>
+            <w:r/>
+            <w:r>
+              <w:rPr>
+                <w:sz w:val="19"/>
+              </w:rPr>
+              <w:t>282</w:t>
+            </w:r>
+          </w:p>
+        </w:tc>
+        <w:tc>
+          <w:tcPr>
+            <w:tcW w:type="dxa" w:w="964"/>
+          </w:tcPr>
+          <w:p>
+            <w:r/>
+            <w:r>
+              <w:rPr>
+                <w:sz w:val="19"/>
+              </w:rPr>
+              <w:t>7 227</w:t>
+            </w:r>
+          </w:p>
+        </w:tc>
+        <w:tc>
+          <w:tcPr>
+            <w:tcW w:type="dxa" w:w="1020"/>
+          </w:tcPr>
+          <w:p>
+            <w:r/>
+            <w:r>
+              <w:rPr>
+                <w:sz w:val="19"/>
+              </w:rPr>
+              <w:t>4 756</w:t>
+            </w:r>
+          </w:p>
+        </w:tc>
+        <w:tc>
+          <w:tcPr>
+            <w:tcW w:type="dxa" w:w="1134"/>
+          </w:tcPr>
+          <w:p>
+            <w:r/>
+            <w:r>
+              <w:rPr>
+                <w:sz w:val="19"/>
+              </w:rPr>
+              <w:t>175</w:t>
+            </w:r>
+          </w:p>
+        </w:tc>
+        <w:tc>
+          <w:tcPr>
+            <w:tcW w:type="dxa" w:w="1134"/>
+          </w:tcPr>
+          <w:p>
+            <w:r/>
+            <w:r>
+              <w:rPr>
+                <w:sz w:val="19"/>
+              </w:rPr>
+              <w:t>567</w:t>
             </w:r>
           </w:p>
         </w:tc>
@@ -9040,7 +10279,7 @@
       <w:tr>
         <w:tc>
           <w:tcPr>
-            <w:tcW w:type="dxa" w:w="1304"/>
+            <w:tcW w:type="dxa" w:w="1474"/>
             <w:shd w:val="clear" w:color="auto" w:fill="F2F6FB"/>
           </w:tcPr>
           <w:p>
@@ -9049,13 +10288,13 @@
               <w:rPr>
                 <w:sz w:val="19"/>
               </w:rPr>
-              <w:t>500 / 0,75</w:t>
-            </w:r>
-          </w:p>
-        </w:tc>
-        <w:tc>
-          <w:tcPr>
-            <w:tcW w:type="dxa" w:w="850"/>
+              <w:t>500 / 75%</w:t>
+            </w:r>
+          </w:p>
+        </w:tc>
+        <w:tc>
+          <w:tcPr>
+            <w:tcW w:type="dxa" w:w="794"/>
             <w:shd w:val="clear" w:color="auto" w:fill="F2F6FB"/>
           </w:tcPr>
           <w:p>
@@ -9064,13 +10303,13 @@
               <w:rPr>
                 <w:sz w:val="19"/>
               </w:rPr>
-              <w:t>500</w:t>
-            </w:r>
-          </w:p>
-        </w:tc>
-        <w:tc>
-          <w:tcPr>
-            <w:tcW w:type="dxa" w:w="737"/>
+              <w:t>91</w:t>
+            </w:r>
+          </w:p>
+        </w:tc>
+        <w:tc>
+          <w:tcPr>
+            <w:tcW w:type="dxa" w:w="794"/>
             <w:shd w:val="clear" w:color="auto" w:fill="F2F6FB"/>
           </w:tcPr>
           <w:p>
@@ -9079,37 +10318,7 @@
               <w:rPr>
                 <w:sz w:val="19"/>
               </w:rPr>
-              <w:t>95</w:t>
-            </w:r>
-          </w:p>
-        </w:tc>
-        <w:tc>
-          <w:tcPr>
-            <w:tcW w:type="dxa" w:w="1304"/>
-            <w:shd w:val="clear" w:color="auto" w:fill="F2F6FB"/>
-          </w:tcPr>
-          <w:p>
-            <w:r/>
-            <w:r>
-              <w:rPr>
-                <w:sz w:val="19"/>
-              </w:rPr>
-              <w:t>451 (90%)</w:t>
-            </w:r>
-          </w:p>
-        </w:tc>
-        <w:tc>
-          <w:tcPr>
-            <w:tcW w:type="dxa" w:w="907"/>
-            <w:shd w:val="clear" w:color="auto" w:fill="F2F6FB"/>
-          </w:tcPr>
-          <w:p>
-            <w:r/>
-            <w:r>
-              <w:rPr>
-                <w:sz w:val="19"/>
-              </w:rPr>
-              <w:t>6 972</w:t>
+              <w:t>58</w:t>
             </w:r>
           </w:p>
         </w:tc>
@@ -9124,13 +10333,13 @@
               <w:rPr>
                 <w:sz w:val="19"/>
               </w:rPr>
-              <w:t>4 848</w:t>
-            </w:r>
-          </w:p>
-        </w:tc>
-        <w:tc>
-          <w:tcPr>
-            <w:tcW w:type="dxa" w:w="737"/>
+              <w:t>379</w:t>
+            </w:r>
+          </w:p>
+        </w:tc>
+        <w:tc>
+          <w:tcPr>
+            <w:tcW w:type="dxa" w:w="1077"/>
             <w:shd w:val="clear" w:color="auto" w:fill="F2F6FB"/>
           </w:tcPr>
           <w:p>
@@ -9139,13 +10348,13 @@
               <w:rPr>
                 <w:sz w:val="19"/>
               </w:rPr>
-              <w:t>333</w:t>
-            </w:r>
-          </w:p>
-        </w:tc>
-        <w:tc>
-          <w:tcPr>
-            <w:tcW w:type="dxa" w:w="1304"/>
+              <w:t>388</w:t>
+            </w:r>
+          </w:p>
+        </w:tc>
+        <w:tc>
+          <w:tcPr>
+            <w:tcW w:type="dxa" w:w="964"/>
             <w:shd w:val="clear" w:color="auto" w:fill="F2F6FB"/>
           </w:tcPr>
           <w:p>
@@ -9154,13 +10363,13 @@
               <w:rPr>
                 <w:sz w:val="19"/>
               </w:rPr>
-              <w:t>182</w:t>
-            </w:r>
-          </w:p>
-        </w:tc>
-        <w:tc>
-          <w:tcPr>
-            <w:tcW w:type="dxa" w:w="1304"/>
+              <w:t>7 357</w:t>
+            </w:r>
+          </w:p>
+        </w:tc>
+        <w:tc>
+          <w:tcPr>
+            <w:tcW w:type="dxa" w:w="1020"/>
             <w:shd w:val="clear" w:color="auto" w:fill="F2F6FB"/>
           </w:tcPr>
           <w:p>
@@ -9169,7 +10378,37 @@
               <w:rPr>
                 <w:sz w:val="19"/>
               </w:rPr>
-              <w:t>569</w:t>
+              <w:t>5 264</w:t>
+            </w:r>
+          </w:p>
+        </w:tc>
+        <w:tc>
+          <w:tcPr>
+            <w:tcW w:type="dxa" w:w="1134"/>
+            <w:shd w:val="clear" w:color="auto" w:fill="F2F6FB"/>
+          </w:tcPr>
+          <w:p>
+            <w:r/>
+            <w:r>
+              <w:rPr>
+                <w:sz w:val="19"/>
+              </w:rPr>
+              <w:t>184</w:t>
+            </w:r>
+          </w:p>
+        </w:tc>
+        <w:tc>
+          <w:tcPr>
+            <w:tcW w:type="dxa" w:w="1134"/>
+            <w:shd w:val="clear" w:color="auto" w:fill="F2F6FB"/>
+          </w:tcPr>
+          <w:p>
+            <w:r/>
+            <w:r>
+              <w:rPr>
+                <w:sz w:val="19"/>
+              </w:rPr>
+              <w:t>596</w:t>
             </w:r>
           </w:p>
         </w:tc>
@@ -9186,7 +10425,7 @@
           <w:i/>
           <w:color w:val="555F6A"/>
         </w:rPr>
-        <w:t>GPU-h: execução normal + braço da ablação + 10 h de piloto. São estimativas, a partir das corridas Python medidas nos mesmos 10 projetos com os dois modelos; o piloto substitui-as por medições.</w:t>
+        <w:t>relacionados: módulos com chamada garantida a outro módulo do corpus. afetados: métodos cujo prompt o grafo muda, os únicos que o braço da ablação repete. GPU-h: execução normal mais braço da ablação, sem o piloto; são estimativas a partir das corridas Python medidas nos mesmos 10 projetos com os dois modelos, e o piloto substitui-as por medições.</w:t>
       </w:r>
     </w:p>
     <w:p>
@@ -9205,13 +10444,13 @@
         <w:rPr>
           <w:b/>
         </w:rPr>
-        <w:t xml:space="preserve">Não é só reduzir. </w:t>
+        <w:t xml:space="preserve">Categorias: </w:t>
       </w:r>
       <w:r>
         <w:rPr>
           <w:i w:val="0"/>
         </w:rPr>
-        <w:t>Um corpus menor não é exatamente um subconjunto dos 500: a parte por diversidade escolhe sobre o que sobra dos grupos, e isso muda com o orçamento. A 250 / 0,75 ficam 245 dos 250 dentro dos 500 atuais; a 250 / 0,5, 193 (57 são novos); a 200 / 0,5, 157 (43 novos).</w:t>
+        <w:t>a 75% de grupos, os corpora de 200 e 250 perdem 26 e 19 das 59 categorias; a 50%, perdem 6 e 2. Só o de 500 / 50% fica com todas.</w:t>
       </w:r>
     </w:p>
     <w:p>
@@ -9222,13 +10461,13 @@
         <w:rPr>
           <w:b/>
         </w:rPr>
-        <w:t xml:space="preserve">O 32B com ablação não cabe a 200. </w:t>
+        <w:t xml:space="preserve">Não é só reduzir: </w:t>
       </w:r>
       <w:r>
         <w:rPr>
           <w:i w:val="0"/>
         </w:rPr>
-        <w:t>Mesmo a 200 módulos, o 32B com a ablação ronda 285 GPU-h, acima das 248. A cerca de 1,4 GPU-h por módulo, caber com alguma margem pede entre 150 e 170 módulos.</w:t>
+        <w:t>um corpus menor não é um subconjunto do de 500. O ranking e os grupos escolhem de novo para cada tamanho.</w:t>
       </w:r>
     </w:p>
     <w:p>
@@ -9239,13 +10478,106 @@
         <w:rPr>
           <w:b/>
         </w:rPr>
-        <w:t xml:space="preserve">Relacionados e isolados. </w:t>
+        <w:t xml:space="preserve">O 32B com ablação não cabe: </w:t>
       </w:r>
       <w:r>
         <w:rPr>
           <w:i w:val="0"/>
         </w:rPr>
-        <w:t>A origem grupo ou diversidade não é o mesmo que ter vizinhos: muitos módulos escolhidos por diversidade caem em componentes que já estão no corpus. Com fatia 0,5, 74% a 82% dos módulos têm vizinhos; com 0,75, 86% a 90%. Uma divisão de 50/50 entre módulos com e sem vizinhos exigiria outra regra na parte 2: escolher só módulos sem vizinhos no corpus.</w:t>
+        <w:t>mesmo a 200 módulos, o 32B com a ablação passa as 248 GPU-h disponíveis (282 a 303).</w:t>
+      </w:r>
+    </w:p>
+    <w:p>
+      <w:r>
+        <w:br w:type="page"/>
+      </w:r>
+    </w:p>
+    <w:p>
+      <w:pPr>
+        <w:pStyle w:val="Heading1"/>
+      </w:pPr>
+      <w:r>
+        <w:t>Quão diverso é cada corpus: a curva de saturação</w:t>
+      </w:r>
+    </w:p>
+    <w:p>
+      <w:r>
+        <w:rPr>
+          <w:i w:val="0"/>
+        </w:rPr>
+        <w:t>O CodaMosa usa 486 módulos, mas não justifica o número: é o que sobrou dos filtros que aplicou ("This left us with 486 benchmark modules over 27 projects"). Esta secção mede, com o critério de diversidade que a camada 7 já usa, o que cada tamanho de corpus representa da população.</w:t>
+      </w:r>
+    </w:p>
+    <w:p>
+      <w:pPr>
+        <w:pStyle w:val="Heading2"/>
+      </w:pPr>
+      <w:r>
+        <w:t>A ideia, num mapa</w:t>
+      </w:r>
+    </w:p>
+    <w:p>
+      <w:r>
+        <w:rPr>
+          <w:i w:val="0"/>
+        </w:rPr>
+        <w:t>Imagine-se cada módulo da população como um ponto num mapa. Módulos parecidos (a mesma categoria, características próximas) ficam perto; módulos diferentes ficam longe. O corpus é um conjunto de pontos escolhidos. Para cada ponto da população pergunta-se: qual é o escolhido mais perto de mim, e a que distância está? Se todos os pontos têm um escolhido perto, o corpus representa bem a população. Se há pontos com o escolhido mais perto muito longe, essa parte da população não está representada.</w:t>
+      </w:r>
+    </w:p>
+    <w:p>
+      <w:pPr>
+        <w:jc w:val="center"/>
+      </w:pPr>
+      <w:r>
+        <w:drawing>
+          <wp:inline xmlns:a="http://schemas.openxmlformats.org/drawingml/2006/main" xmlns:pic="http://schemas.openxmlformats.org/drawingml/2006/picture">
+            <wp:extent cx="5976000" cy="2091600"/>
+            <wp:docPr id="2" name="Picture 2"/>
+            <wp:cNvGraphicFramePr>
+              <a:graphicFrameLocks noChangeAspect="1"/>
+            </wp:cNvGraphicFramePr>
+            <a:graphic>
+              <a:graphicData uri="http://schemas.openxmlformats.org/drawingml/2006/picture">
+                <pic:pic>
+                  <pic:nvPicPr>
+                    <pic:cNvPr id="0" name="fig_exemplo.png"/>
+                    <pic:cNvPicPr/>
+                  </pic:nvPicPr>
+                  <pic:blipFill>
+                    <a:blip r:embed="rId10"/>
+                    <a:stretch>
+                      <a:fillRect/>
+                    </a:stretch>
+                  </pic:blipFill>
+                  <pic:spPr>
+                    <a:xfrm>
+                      <a:off x="0" y="0"/>
+                      <a:ext cx="5976000" cy="2091600"/>
+                    </a:xfrm>
+                    <a:prstGeom prst="rect"/>
+                  </pic:spPr>
+                </pic:pic>
+              </a:graphicData>
+            </a:graphic>
+          </wp:inline>
+        </w:drawing>
+      </w:r>
+    </w:p>
+    <w:p>
+      <w:r>
+        <w:rPr>
+          <w:i/>
+          <w:color w:val="555F6A"/>
+        </w:rPr>
+        <w:t>Figura 2. Um exemplo a duas dimensões. Os quadrados azuis são os escolhidos, os pontos cinzentos a população, e cada linha liga um ponto ao escolhido mais perto. A linha laranja é a do ponto mais mal representado.</w:t>
+      </w:r>
+    </w:p>
+    <w:p>
+      <w:r>
+        <w:rPr>
+          <w:i w:val="0"/>
+        </w:rPr>
+        <w:t>Da figura saem as duas medidas usadas a seguir:</w:t>
       </w:r>
     </w:p>
     <w:p>
@@ -9256,13 +10588,985 @@
         <w:rPr>
           <w:b/>
         </w:rPr>
-        <w:t xml:space="preserve">Diversidade de projetos. </w:t>
+        <w:t xml:space="preserve">Distância média: </w:t>
       </w:r>
       <w:r>
         <w:rPr>
           <w:i w:val="0"/>
         </w:rPr>
-        <w:t>Corpora menores perdem gems: 250 / 0,75 fica com 59 gems, 250 / 0,5 com 84.</w:t>
+        <w:t>a média das distâncias de todos os pontos ao escolhido mais perto. Diz quão bem está representado o módulo típico.</w:t>
+      </w:r>
+    </w:p>
+    <w:p>
+      <w:pPr>
+        <w:pStyle w:val="ListBullet"/>
+      </w:pPr>
+      <w:r>
+        <w:rPr>
+          <w:b/>
+        </w:rPr>
+        <w:t xml:space="preserve">Pior caso: </w:t>
+      </w:r>
+      <w:r>
+        <w:rPr>
+          <w:i w:val="0"/>
+        </w:rPr>
+        <w:t>a maior dessas distâncias, a linha laranja. Diz quão mal está representado o módulo mais esquecido.</w:t>
+      </w:r>
+    </w:p>
+    <w:p>
+      <w:r>
+        <w:rPr>
+          <w:i w:val="0"/>
+        </w:rPr>
+        <w:t>Com mais escolhidos, as duas descem: com 2, o pior caso é 0,52; com 8, é 0,21. A pergunta é quantos escolhidos são precisos para que desçam o suficiente.</w:t>
+      </w:r>
+    </w:p>
+    <w:p>
+      <w:pPr>
+        <w:pStyle w:val="Heading2"/>
+      </w:pPr>
+      <w:r>
+        <w:t>A régua: o que quer dizer uma distância de 1</w:t>
+      </w:r>
+    </w:p>
+    <w:p>
+      <w:r>
+        <w:rPr>
+          <w:i w:val="0"/>
+        </w:rPr>
+        <w:t>No dataset o mapa não tem duas dimensões, tem oito: as sete características numéricas, cada uma entre 0 e 1 (pela posição do módulo na população), e a categoria. A distância entre dois módulos junta as diferenças nas sete características (distância euclidiana, a das réguas) e acrescenta o equivalente a uma característica inteira se a categoria for diferente. Assim:</w:t>
+      </w:r>
+    </w:p>
+    <w:p>
+      <w:pPr>
+        <w:pStyle w:val="ListBullet"/>
+      </w:pPr>
+      <w:r>
+        <w:rPr>
+          <w:i w:val="0"/>
+        </w:rPr>
+        <w:t>dois módulos com uma característica nos extremos opostos (um no mínimo da população, o outro no máximo) e o resto igual estão a distância 1;</w:t>
+      </w:r>
+    </w:p>
+    <w:p>
+      <w:pPr>
+        <w:pStyle w:val="ListBullet"/>
+      </w:pPr>
+      <w:r>
+        <w:rPr>
+          <w:i w:val="0"/>
+        </w:rPr>
+        <w:t>dois módulos com as características todas iguais mas de categorias diferentes também estão a 1;</w:t>
+      </w:r>
+    </w:p>
+    <w:p>
+      <w:pPr>
+        <w:pStyle w:val="ListBullet"/>
+      </w:pPr>
+      <w:r>
+        <w:rPr>
+          <w:i w:val="0"/>
+        </w:rPr>
+        <w:t>por isso, se o escolhido mais perto de um módulo está a menos de 1, é da mesma categoria e não difere dele numa característica inteira.</w:t>
+      </w:r>
+    </w:p>
+    <w:tbl>
+      <w:tblPr>
+        <w:tblStyle w:val="TableGrid"/>
+        <w:tblW w:type="auto" w:w="0"/>
+        <w:tblLook w:firstColumn="1" w:firstRow="1" w:lastColumn="0" w:lastRow="0" w:noHBand="0" w:noVBand="1" w:val="04A0"/>
+      </w:tblPr>
+      <w:tblGrid>
+        <w:gridCol w:w="9412"/>
+      </w:tblGrid>
+      <w:tr>
+        <w:tc>
+          <w:tcPr>
+            <w:tcW w:type="dxa" w:w="9411"/>
+            <w:shd w:val="clear" w:color="auto" w:fill="EEF3F9"/>
+          </w:tcPr>
+          <w:p>
+            <w:r/>
+            <w:r>
+              <w:rPr>
+                <w:b/>
+                <w:sz w:val="20"/>
+              </w:rPr>
+              <w:t xml:space="preserve">Definição. </w:t>
+            </w:r>
+            <w:r>
+              <w:rPr>
+                <w:sz w:val="20"/>
+              </w:rPr>
+              <w:t>chama-se "sem representante próximo" a um módulo da população cujo escolhido mais perto está a distância 1 ou mais: não há no corpus nenhum módulo da mesma categoria parecido com ele.</w:t>
+            </w:r>
+          </w:p>
+        </w:tc>
+      </w:tr>
+    </w:tbl>
+    <w:p>
+      <w:pPr>
+        <w:spacing w:after="40"/>
+      </w:pPr>
+    </w:p>
+    <w:p>
+      <w:pPr>
+        <w:pStyle w:val="Heading2"/>
+      </w:pPr>
+      <w:r>
+        <w:t>A curva: o ranking de diversidade</w:t>
+      </w:r>
+    </w:p>
+    <w:p>
+      <w:r>
+        <w:rPr>
+          <w:i w:val="0"/>
+        </w:rPr>
+        <w:t>A camada 7 ordena a população por diversidade, e a cada módulo que entra dá para medir a distância média e o pior caso. A curva faz isso de 1 até 1 000 módulos. Os quadrados são as seis variantes reais do corpus, que não são o ranking puro porque parte dele é trocada por grupos.</w:t>
+      </w:r>
+    </w:p>
+    <w:p>
+      <w:pPr>
+        <w:jc w:val="center"/>
+      </w:pPr>
+      <w:r>
+        <w:drawing>
+          <wp:inline xmlns:a="http://schemas.openxmlformats.org/drawingml/2006/main" xmlns:pic="http://schemas.openxmlformats.org/drawingml/2006/picture">
+            <wp:extent cx="5976000" cy="2745972"/>
+            <wp:docPr id="3" name="Picture 3"/>
+            <wp:cNvGraphicFramePr>
+              <a:graphicFrameLocks noChangeAspect="1"/>
+            </wp:cNvGraphicFramePr>
+            <a:graphic>
+              <a:graphicData uri="http://schemas.openxmlformats.org/drawingml/2006/picture">
+                <pic:pic>
+                  <pic:nvPicPr>
+                    <pic:cNvPr id="0" name="fig_curva.png"/>
+                    <pic:cNvPicPr/>
+                  </pic:nvPicPr>
+                  <pic:blipFill>
+                    <a:blip r:embed="rId11"/>
+                    <a:stretch>
+                      <a:fillRect/>
+                    </a:stretch>
+                  </pic:blipFill>
+                  <pic:spPr>
+                    <a:xfrm>
+                      <a:off x="0" y="0"/>
+                      <a:ext cx="5976000" cy="2745972"/>
+                    </a:xfrm>
+                    <a:prstGeom prst="rect"/>
+                  </pic:spPr>
+                </pic:pic>
+              </a:graphicData>
+            </a:graphic>
+          </wp:inline>
+        </w:drawing>
+      </w:r>
+    </w:p>
+    <w:p>
+      <w:r>
+        <w:rPr>
+          <w:i/>
+          <w:color w:val="555F6A"/>
+        </w:rPr>
+        <w:t>Figura 3. Distância média (azul) e pior caso (laranja) em função do número de módulos escolhidos. A linha tracejada é a distância 1. Os quadrados são as seis variantes.</w:t>
+      </w:r>
+    </w:p>
+    <w:p>
+      <w:r>
+        <w:rPr>
+          <w:i w:val="0"/>
+        </w:rPr>
+        <w:t>Como ler:</w:t>
+      </w:r>
+    </w:p>
+    <w:p>
+      <w:pPr>
+        <w:ind w:left="510" w:hanging="340"/>
+      </w:pPr>
+      <w:r>
+        <w:rPr>
+          <w:b/>
+          <w:color w:val="2E5E96"/>
+        </w:rPr>
+        <w:t xml:space="preserve">9.  </w:t>
+      </w:r>
+      <w:r>
+        <w:rPr>
+          <w:b/>
+        </w:rPr>
+        <w:t xml:space="preserve">Não há um joelho. </w:t>
+      </w:r>
+      <w:r>
+        <w:t>As duas curvas descem sempre, mas cada vez mais devagar. Entre 100 e 200 módulos a distância média desce 0,14; entre 400 e 500, 0,055; entre 750 e 1 000, 0,02. Não há um ponto onde a diversidade pare de crescer; há um ponto a partir do qual cada módulo novo acrescenta pouco.</w:t>
+      </w:r>
+    </w:p>
+    <w:p>
+      <w:pPr>
+        <w:ind w:left="510" w:hanging="340"/>
+      </w:pPr>
+      <w:r>
+        <w:rPr>
+          <w:b/>
+          <w:color w:val="2E5E96"/>
+        </w:rPr>
+        <w:t xml:space="preserve">10.  </w:t>
+      </w:r>
+      <w:r>
+        <w:rPr>
+          <w:b/>
+        </w:rPr>
+        <w:t xml:space="preserve">O limiar dos 185. </w:t>
+      </w:r>
+      <w:r>
+        <w:t>Com 185 módulos escolhidos pelo ranking, o pior caso fica abaixo de 1: a partir daí nenhum módulo da população fica sem representante próximo. É o único limiar com uma leitura direta.</w:t>
+      </w:r>
+    </w:p>
+    <w:p>
+      <w:pPr>
+        <w:ind w:left="510" w:hanging="340"/>
+      </w:pPr>
+      <w:r>
+        <w:rPr>
+          <w:b/>
+          <w:color w:val="2E5E96"/>
+        </w:rPr>
+        <w:t xml:space="preserve">11.  </w:t>
+      </w:r>
+      <w:r>
+        <w:rPr>
+          <w:b/>
+        </w:rPr>
+        <w:t xml:space="preserve">Os quadrados. </w:t>
+      </w:r>
+      <w:r>
+        <w:t>Um quadrado acima da curva azul está pior do que o ranking puro do mesmo tamanho. A 50% de grupos os quadrados ficam quase em cima da curva, porque os grupos também são escolhidos por diversidade. A 75% ficam bem acima.</w:t>
+      </w:r>
+    </w:p>
+    <w:p>
+      <w:pPr>
+        <w:ind w:left="510" w:hanging="340"/>
+      </w:pPr>
+      <w:r>
+        <w:rPr>
+          <w:b/>
+          <w:color w:val="2E5E96"/>
+        </w:rPr>
+        <w:t xml:space="preserve">12.  </w:t>
+      </w:r>
+      <w:r>
+        <w:rPr>
+          <w:b/>
+        </w:rPr>
+        <w:t xml:space="preserve">Os quadrados laranja. </w:t>
+      </w:r>
+      <w:r>
+        <w:t>Um quadrado laranja acima da tracejada quer dizer que, nessa variante, há módulos da população sem representante próximo. Só o de 500 / 50% fica abaixo.</w:t>
+      </w:r>
+    </w:p>
+    <w:p>
+      <w:pPr>
+        <w:pStyle w:val="Heading2"/>
+      </w:pPr>
+      <w:r>
+        <w:t>A mesma leitura, em módulos</w:t>
+      </w:r>
+    </w:p>
+    <w:p>
+      <w:r>
+        <w:rPr>
+          <w:i w:val="0"/>
+        </w:rPr>
+        <w:t>A Figura 4 conta diretamente quantos módulos da população ficam sem representante próximo.</w:t>
+      </w:r>
+    </w:p>
+    <w:p>
+      <w:pPr>
+        <w:jc w:val="center"/>
+      </w:pPr>
+      <w:r>
+        <w:drawing>
+          <wp:inline xmlns:a="http://schemas.openxmlformats.org/drawingml/2006/main" xmlns:pic="http://schemas.openxmlformats.org/drawingml/2006/picture">
+            <wp:extent cx="5976000" cy="2270880"/>
+            <wp:docPr id="4" name="Picture 4"/>
+            <wp:cNvGraphicFramePr>
+              <a:graphicFrameLocks noChangeAspect="1"/>
+            </wp:cNvGraphicFramePr>
+            <a:graphic>
+              <a:graphicData uri="http://schemas.openxmlformats.org/drawingml/2006/picture">
+                <pic:pic>
+                  <pic:nvPicPr>
+                    <pic:cNvPr id="0" name="fig_longe.png"/>
+                    <pic:cNvPicPr/>
+                  </pic:nvPicPr>
+                  <pic:blipFill>
+                    <a:blip r:embed="rId12"/>
+                    <a:stretch>
+                      <a:fillRect/>
+                    </a:stretch>
+                  </pic:blipFill>
+                  <pic:spPr>
+                    <a:xfrm>
+                      <a:off x="0" y="0"/>
+                      <a:ext cx="5976000" cy="2270880"/>
+                    </a:xfrm>
+                    <a:prstGeom prst="rect"/>
+                  </pic:spPr>
+                </pic:pic>
+              </a:graphicData>
+            </a:graphic>
+          </wp:inline>
+        </w:drawing>
+      </w:r>
+    </w:p>
+    <w:p>
+      <w:r>
+        <w:rPr>
+          <w:i/>
+          <w:color w:val="555F6A"/>
+        </w:rPr>
+        <w:t>Figura 4. Módulos da população (5 131) sem representante próximo, para o ranking puro (linha) e para as seis variantes (quadrados).</w:t>
+      </w:r>
+    </w:p>
+    <w:tbl>
+      <w:tblPr>
+        <w:tblStyle w:val="TableGrid"/>
+        <w:tblW w:type="auto" w:w="0"/>
+        <w:jc w:val="center"/>
+        <w:tblLook w:firstColumn="1" w:firstRow="1" w:lastColumn="0" w:lastRow="0" w:noHBand="0" w:noVBand="1" w:val="04A0"/>
+      </w:tblPr>
+      <w:tblGrid>
+        <w:gridCol w:w="1882"/>
+        <w:gridCol w:w="1882"/>
+        <w:gridCol w:w="1882"/>
+        <w:gridCol w:w="1882"/>
+        <w:gridCol w:w="1882"/>
+      </w:tblGrid>
+      <w:tr>
+        <w:tc>
+          <w:tcPr>
+            <w:tcW w:type="dxa" w:w="1474"/>
+            <w:shd w:val="clear" w:color="auto" w:fill="2E5E96"/>
+          </w:tcPr>
+          <w:p>
+            <w:r/>
+            <w:r>
+              <w:rPr>
+                <w:b/>
+                <w:color w:val="FFFFFF"/>
+                <w:sz w:val="19"/>
+              </w:rPr>
+              <w:t>variante</w:t>
+            </w:r>
+          </w:p>
+        </w:tc>
+        <w:tc>
+          <w:tcPr>
+            <w:tcW w:type="dxa" w:w="2381"/>
+            <w:shd w:val="clear" w:color="auto" w:fill="2E5E96"/>
+          </w:tcPr>
+          <w:p>
+            <w:r/>
+            <w:r>
+              <w:rPr>
+                <w:b/>
+                <w:color w:val="FFFFFF"/>
+                <w:sz w:val="19"/>
+              </w:rPr>
+              <w:t>sem representante próximo</w:t>
+            </w:r>
+          </w:p>
+        </w:tc>
+        <w:tc>
+          <w:tcPr>
+            <w:tcW w:type="dxa" w:w="1587"/>
+            <w:shd w:val="clear" w:color="auto" w:fill="2E5E96"/>
+          </w:tcPr>
+          <w:p>
+            <w:r/>
+            <w:r>
+              <w:rPr>
+                <w:b/>
+                <w:color w:val="FFFFFF"/>
+                <w:sz w:val="19"/>
+              </w:rPr>
+              <w:t>distância média</w:t>
+            </w:r>
+          </w:p>
+        </w:tc>
+        <w:tc>
+          <w:tcPr>
+            <w:tcW w:type="dxa" w:w="2268"/>
+            <w:shd w:val="clear" w:color="auto" w:fill="2E5E96"/>
+          </w:tcPr>
+          <w:p>
+            <w:r/>
+            <w:r>
+              <w:rPr>
+                <w:b/>
+                <w:color w:val="FFFFFF"/>
+                <w:sz w:val="19"/>
+              </w:rPr>
+              <w:t>vale um ranking puro de</w:t>
+            </w:r>
+          </w:p>
+        </w:tc>
+        <w:tc>
+          <w:tcPr>
+            <w:tcW w:type="dxa" w:w="1701"/>
+            <w:shd w:val="clear" w:color="auto" w:fill="2E5E96"/>
+          </w:tcPr>
+          <w:p>
+            <w:r/>
+            <w:r>
+              <w:rPr>
+                <w:b/>
+                <w:color w:val="FFFFFF"/>
+                <w:sz w:val="19"/>
+              </w:rPr>
+              <w:t>categorias</w:t>
+            </w:r>
+          </w:p>
+        </w:tc>
+      </w:tr>
+      <w:tr>
+        <w:tc>
+          <w:tcPr>
+            <w:tcW w:type="dxa" w:w="1474"/>
+          </w:tcPr>
+          <w:p>
+            <w:r/>
+            <w:r>
+              <w:rPr>
+                <w:sz w:val="19"/>
+              </w:rPr>
+              <w:t>200 / 50%</w:t>
+            </w:r>
+          </w:p>
+        </w:tc>
+        <w:tc>
+          <w:tcPr>
+            <w:tcW w:type="dxa" w:w="2381"/>
+          </w:tcPr>
+          <w:p>
+            <w:r/>
+            <w:r>
+              <w:rPr>
+                <w:sz w:val="19"/>
+              </w:rPr>
+              <w:t>254 (5,0%)</w:t>
+            </w:r>
+          </w:p>
+        </w:tc>
+        <w:tc>
+          <w:tcPr>
+            <w:tcW w:type="dxa" w:w="1587"/>
+          </w:tcPr>
+          <w:p>
+            <w:r/>
+            <w:r>
+              <w:rPr>
+                <w:sz w:val="19"/>
+              </w:rPr>
+              <w:t>0,59</w:t>
+            </w:r>
+          </w:p>
+        </w:tc>
+        <w:tc>
+          <w:tcPr>
+            <w:tcW w:type="dxa" w:w="2268"/>
+          </w:tcPr>
+          <w:p>
+            <w:r/>
+            <w:r>
+              <w:rPr>
+                <w:sz w:val="19"/>
+              </w:rPr>
+              <w:t>196 módulos</w:t>
+            </w:r>
+          </w:p>
+        </w:tc>
+        <w:tc>
+          <w:tcPr>
+            <w:tcW w:type="dxa" w:w="1701"/>
+          </w:tcPr>
+          <w:p>
+            <w:r/>
+            <w:r>
+              <w:rPr>
+                <w:sz w:val="19"/>
+              </w:rPr>
+              <w:t>53 de 59</w:t>
+            </w:r>
+          </w:p>
+        </w:tc>
+      </w:tr>
+      <w:tr>
+        <w:tc>
+          <w:tcPr>
+            <w:tcW w:type="dxa" w:w="1474"/>
+            <w:shd w:val="clear" w:color="auto" w:fill="F2F6FB"/>
+          </w:tcPr>
+          <w:p>
+            <w:r/>
+            <w:r>
+              <w:rPr>
+                <w:sz w:val="19"/>
+              </w:rPr>
+              <w:t>200 / 75%</w:t>
+            </w:r>
+          </w:p>
+        </w:tc>
+        <w:tc>
+          <w:tcPr>
+            <w:tcW w:type="dxa" w:w="2381"/>
+            <w:shd w:val="clear" w:color="auto" w:fill="F2F6FB"/>
+          </w:tcPr>
+          <w:p>
+            <w:r/>
+            <w:r>
+              <w:rPr>
+                <w:sz w:val="19"/>
+              </w:rPr>
+              <w:t>1172 (22,8%)</w:t>
+            </w:r>
+          </w:p>
+        </w:tc>
+        <w:tc>
+          <w:tcPr>
+            <w:tcW w:type="dxa" w:w="1587"/>
+            <w:shd w:val="clear" w:color="auto" w:fill="F2F6FB"/>
+          </w:tcPr>
+          <w:p>
+            <w:r/>
+            <w:r>
+              <w:rPr>
+                <w:sz w:val="19"/>
+              </w:rPr>
+              <w:t>0,66</w:t>
+            </w:r>
+          </w:p>
+        </w:tc>
+        <w:tc>
+          <w:tcPr>
+            <w:tcW w:type="dxa" w:w="2268"/>
+            <w:shd w:val="clear" w:color="auto" w:fill="F2F6FB"/>
+          </w:tcPr>
+          <w:p>
+            <w:r/>
+            <w:r>
+              <w:rPr>
+                <w:sz w:val="19"/>
+              </w:rPr>
+              <w:t>123 módulos</w:t>
+            </w:r>
+          </w:p>
+        </w:tc>
+        <w:tc>
+          <w:tcPr>
+            <w:tcW w:type="dxa" w:w="1701"/>
+            <w:shd w:val="clear" w:color="auto" w:fill="F2F6FB"/>
+          </w:tcPr>
+          <w:p>
+            <w:r/>
+            <w:r>
+              <w:rPr>
+                <w:sz w:val="19"/>
+              </w:rPr>
+              <w:t>33 de 59</w:t>
+            </w:r>
+          </w:p>
+        </w:tc>
+      </w:tr>
+      <w:tr>
+        <w:tc>
+          <w:tcPr>
+            <w:tcW w:type="dxa" w:w="1474"/>
+          </w:tcPr>
+          <w:p>
+            <w:r/>
+            <w:r>
+              <w:rPr>
+                <w:sz w:val="19"/>
+              </w:rPr>
+              <w:t>250 / 50%</w:t>
+            </w:r>
+          </w:p>
+        </w:tc>
+        <w:tc>
+          <w:tcPr>
+            <w:tcW w:type="dxa" w:w="2381"/>
+          </w:tcPr>
+          <w:p>
+            <w:r/>
+            <w:r>
+              <w:rPr>
+                <w:sz w:val="19"/>
+              </w:rPr>
+              <w:t>97 (1,9%)</w:t>
+            </w:r>
+          </w:p>
+        </w:tc>
+        <w:tc>
+          <w:tcPr>
+            <w:tcW w:type="dxa" w:w="1587"/>
+          </w:tcPr>
+          <w:p>
+            <w:r/>
+            <w:r>
+              <w:rPr>
+                <w:sz w:val="19"/>
+              </w:rPr>
+              <w:t>0,55</w:t>
+            </w:r>
+          </w:p>
+        </w:tc>
+        <w:tc>
+          <w:tcPr>
+            <w:tcW w:type="dxa" w:w="2268"/>
+          </w:tcPr>
+          <w:p>
+            <w:r/>
+            <w:r>
+              <w:rPr>
+                <w:sz w:val="19"/>
+              </w:rPr>
+              <w:t>217 módulos</w:t>
+            </w:r>
+          </w:p>
+        </w:tc>
+        <w:tc>
+          <w:tcPr>
+            <w:tcW w:type="dxa" w:w="1701"/>
+          </w:tcPr>
+          <w:p>
+            <w:r/>
+            <w:r>
+              <w:rPr>
+                <w:sz w:val="19"/>
+              </w:rPr>
+              <w:t>57 de 59</w:t>
+            </w:r>
+          </w:p>
+        </w:tc>
+      </w:tr>
+      <w:tr>
+        <w:tc>
+          <w:tcPr>
+            <w:tcW w:type="dxa" w:w="1474"/>
+            <w:shd w:val="clear" w:color="auto" w:fill="F2F6FB"/>
+          </w:tcPr>
+          <w:p>
+            <w:r/>
+            <w:r>
+              <w:rPr>
+                <w:sz w:val="19"/>
+              </w:rPr>
+              <w:t>250 / 75%</w:t>
+            </w:r>
+          </w:p>
+        </w:tc>
+        <w:tc>
+          <w:tcPr>
+            <w:tcW w:type="dxa" w:w="2381"/>
+            <w:shd w:val="clear" w:color="auto" w:fill="F2F6FB"/>
+          </w:tcPr>
+          <w:p>
+            <w:r/>
+            <w:r>
+              <w:rPr>
+                <w:sz w:val="19"/>
+              </w:rPr>
+              <w:t>772 (15,0%)</w:t>
+            </w:r>
+          </w:p>
+        </w:tc>
+        <w:tc>
+          <w:tcPr>
+            <w:tcW w:type="dxa" w:w="1587"/>
+            <w:shd w:val="clear" w:color="auto" w:fill="F2F6FB"/>
+          </w:tcPr>
+          <w:p>
+            <w:r/>
+            <w:r>
+              <w:rPr>
+                <w:sz w:val="19"/>
+              </w:rPr>
+              <w:t>0,61</w:t>
+            </w:r>
+          </w:p>
+        </w:tc>
+        <w:tc>
+          <w:tcPr>
+            <w:tcW w:type="dxa" w:w="2268"/>
+            <w:shd w:val="clear" w:color="auto" w:fill="F2F6FB"/>
+          </w:tcPr>
+          <w:p>
+            <w:r/>
+            <w:r>
+              <w:rPr>
+                <w:sz w:val="19"/>
+              </w:rPr>
+              <w:t>175 módulos</w:t>
+            </w:r>
+          </w:p>
+        </w:tc>
+        <w:tc>
+          <w:tcPr>
+            <w:tcW w:type="dxa" w:w="1701"/>
+            <w:shd w:val="clear" w:color="auto" w:fill="F2F6FB"/>
+          </w:tcPr>
+          <w:p>
+            <w:r/>
+            <w:r>
+              <w:rPr>
+                <w:sz w:val="19"/>
+              </w:rPr>
+              <w:t>40 de 59</w:t>
+            </w:r>
+          </w:p>
+        </w:tc>
+      </w:tr>
+      <w:tr>
+        <w:tc>
+          <w:tcPr>
+            <w:tcW w:type="dxa" w:w="1474"/>
+          </w:tcPr>
+          <w:p>
+            <w:r/>
+            <w:r>
+              <w:rPr>
+                <w:sz w:val="19"/>
+              </w:rPr>
+              <w:t>500 / 50%</w:t>
+            </w:r>
+          </w:p>
+        </w:tc>
+        <w:tc>
+          <w:tcPr>
+            <w:tcW w:type="dxa" w:w="2381"/>
+          </w:tcPr>
+          <w:p>
+            <w:r/>
+            <w:r>
+              <w:rPr>
+                <w:sz w:val="19"/>
+              </w:rPr>
+              <w:t>0 (0,0%)</w:t>
+            </w:r>
+          </w:p>
+        </w:tc>
+        <w:tc>
+          <w:tcPr>
+            <w:tcW w:type="dxa" w:w="1587"/>
+          </w:tcPr>
+          <w:p>
+            <w:r/>
+            <w:r>
+              <w:rPr>
+                <w:sz w:val="19"/>
+              </w:rPr>
+              <w:t>0,35</w:t>
+            </w:r>
+          </w:p>
+        </w:tc>
+        <w:tc>
+          <w:tcPr>
+            <w:tcW w:type="dxa" w:w="2268"/>
+          </w:tcPr>
+          <w:p>
+            <w:r/>
+            <w:r>
+              <w:rPr>
+                <w:sz w:val="19"/>
+              </w:rPr>
+              <w:t>476 módulos</w:t>
+            </w:r>
+          </w:p>
+        </w:tc>
+        <w:tc>
+          <w:tcPr>
+            <w:tcW w:type="dxa" w:w="1701"/>
+          </w:tcPr>
+          <w:p>
+            <w:r/>
+            <w:r>
+              <w:rPr>
+                <w:sz w:val="19"/>
+              </w:rPr>
+              <w:t>59 de 59</w:t>
+            </w:r>
+          </w:p>
+        </w:tc>
+      </w:tr>
+      <w:tr>
+        <w:tc>
+          <w:tcPr>
+            <w:tcW w:type="dxa" w:w="1474"/>
+            <w:shd w:val="clear" w:color="auto" w:fill="F2F6FB"/>
+          </w:tcPr>
+          <w:p>
+            <w:r/>
+            <w:r>
+              <w:rPr>
+                <w:sz w:val="19"/>
+              </w:rPr>
+              <w:t>500 / 75%</w:t>
+            </w:r>
+          </w:p>
+        </w:tc>
+        <w:tc>
+          <w:tcPr>
+            <w:tcW w:type="dxa" w:w="2381"/>
+            <w:shd w:val="clear" w:color="auto" w:fill="F2F6FB"/>
+          </w:tcPr>
+          <w:p>
+            <w:r/>
+            <w:r>
+              <w:rPr>
+                <w:sz w:val="19"/>
+              </w:rPr>
+              <w:t>28 (0,5%)</w:t>
+            </w:r>
+          </w:p>
+        </w:tc>
+        <w:tc>
+          <w:tcPr>
+            <w:tcW w:type="dxa" w:w="1587"/>
+            <w:shd w:val="clear" w:color="auto" w:fill="F2F6FB"/>
+          </w:tcPr>
+          <w:p>
+            <w:r/>
+            <w:r>
+              <w:rPr>
+                <w:sz w:val="19"/>
+              </w:rPr>
+              <w:t>0,38</w:t>
+            </w:r>
+          </w:p>
+        </w:tc>
+        <w:tc>
+          <w:tcPr>
+            <w:tcW w:type="dxa" w:w="2268"/>
+            <w:shd w:val="clear" w:color="auto" w:fill="F2F6FB"/>
+          </w:tcPr>
+          <w:p>
+            <w:r/>
+            <w:r>
+              <w:rPr>
+                <w:sz w:val="19"/>
+              </w:rPr>
+              <w:t>421 módulos</w:t>
+            </w:r>
+          </w:p>
+        </w:tc>
+        <w:tc>
+          <w:tcPr>
+            <w:tcW w:type="dxa" w:w="1701"/>
+            <w:shd w:val="clear" w:color="auto" w:fill="F2F6FB"/>
+          </w:tcPr>
+          <w:p>
+            <w:r/>
+            <w:r>
+              <w:rPr>
+                <w:sz w:val="19"/>
+              </w:rPr>
+              <w:t>58 de 59</w:t>
+            </w:r>
+          </w:p>
+        </w:tc>
+      </w:tr>
+    </w:tbl>
+    <w:p>
+      <w:pPr>
+        <w:spacing w:after="40"/>
+      </w:pPr>
+    </w:p>
+    <w:p>
+      <w:r>
+        <w:rPr>
+          <w:i/>
+          <w:color w:val="555F6A"/>
+        </w:rPr>
+        <w:t>vale um ranking puro de: o tamanho do ranking de diversidade que tem a mesma distância média.</w:t>
+      </w:r>
+    </w:p>
+    <w:p>
+      <w:pPr>
+        <w:pStyle w:val="Heading2"/>
+      </w:pPr>
+      <w:r>
+        <w:t>O que isto dá para a decisão</w:t>
+      </w:r>
+    </w:p>
+    <w:p>
+      <w:pPr>
+        <w:pStyle w:val="ListBullet"/>
+      </w:pPr>
+      <w:r>
+        <w:rPr>
+          <w:b/>
+        </w:rPr>
+        <w:t xml:space="preserve">Não há um N natural. </w:t>
+      </w:r>
+      <w:r>
+        <w:rPr>
+          <w:i w:val="0"/>
+        </w:rPr>
+        <w:t>não existe um tamanho a partir do qual a diversidade deixe de crescer, por isso nenhum N se justifica sozinho pela curva.</w:t>
+      </w:r>
+    </w:p>
+    <w:p>
+      <w:pPr>
+        <w:pStyle w:val="ListBullet"/>
+      </w:pPr>
+      <w:r>
+        <w:rPr>
+          <w:b/>
+        </w:rPr>
+        <w:t xml:space="preserve">Há um critério que se defende: </w:t>
+      </w:r>
+      <w:r>
+        <w:rPr>
+          <w:i w:val="0"/>
+        </w:rPr>
+        <w:t>todas as categorias estão no corpus, e nenhum módulo da população fica sem representante próximo. É verificável e não depende de nenhum número escolhido por nós.</w:t>
+      </w:r>
+    </w:p>
+    <w:p>
+      <w:pPr>
+        <w:pStyle w:val="ListBullet"/>
+      </w:pPr>
+      <w:r>
+        <w:rPr>
+          <w:b/>
+        </w:rPr>
+        <w:t xml:space="preserve">Resultado: </w:t>
+      </w:r>
+      <w:r>
+        <w:rPr>
+          <w:i w:val="0"/>
+        </w:rPr>
+        <w:t>dos seis, só o de 500 / 50% cumpre o critério. O de 500 / 75% falha por pouco (28 módulos, 1 categoria). Os de 200 e 250 deixam entre 97 e 1 172 módulos sem representante e perdem entre 2 e 26 categorias.</w:t>
+      </w:r>
+    </w:p>
+    <w:p>
+      <w:pPr>
+        <w:pStyle w:val="ListBullet"/>
+      </w:pPr>
+      <w:r>
+        <w:rPr>
+          <w:b/>
+        </w:rPr>
+        <w:t xml:space="preserve">Se a escolha for 200 ou 250: </w:t>
+      </w:r>
+      <w:r>
+        <w:rPr>
+          <w:i w:val="0"/>
+        </w:rPr>
+        <w:t>um corpus menor custa diversidade, e o custo está medido acima. A escolha do modelo (16B ou 32B) continua fora deste critério.</w:t>
       </w:r>
     </w:p>
     <w:p>
@@ -9345,7 +11649,7 @@
               <w:rPr>
                 <w:sz w:val="19"/>
               </w:rPr>
-              <w:t>as sete camadas</w:t>
+              <w:t>as sete camadas (os dois filtros estão no início da camada 7)</w:t>
             </w:r>
           </w:p>
         </w:tc>
@@ -9362,7 +11666,7 @@
               <w:rPr>
                 <w:sz w:val="19"/>
               </w:rPr>
-              <w:t>benchmark/dataset/rb/lote.rb</w:t>
+              <w:t>benchmark/dataset/porta_rspec.py</w:t>
             </w:r>
           </w:p>
         </w:tc>
@@ -9377,7 +11681,7 @@
               <w:rPr>
                 <w:sz w:val="19"/>
               </w:rPr>
-              <w:t>leitura em lote com o Prism (camada 2)</w:t>
+              <w:t>grava os módulos que falham pelo RSpec da ferramenta</w:t>
             </w:r>
           </w:p>
         </w:tc>
@@ -9393,7 +11697,7 @@
               <w:rPr>
                 <w:sz w:val="19"/>
               </w:rPr>
-              <w:t>benchmark/dataset/rb/carrega.rb, ordem.rb</w:t>
+              <w:t>benchmark/dataset/rb/lote.rb</w:t>
             </w:r>
           </w:p>
         </w:tc>
@@ -9407,7 +11711,7 @@
               <w:rPr>
                 <w:sz w:val="19"/>
               </w:rPr>
-              <w:t>carregamento isolado e em três passagens (camada 6)</w:t>
+              <w:t>leitura em lote com o Prism (camada 2)</w:t>
             </w:r>
           </w:p>
         </w:tc>
@@ -9424,7 +11728,7 @@
               <w:rPr>
                 <w:sz w:val="19"/>
               </w:rPr>
-              <w:t>benchmark/dataset/README.md</w:t>
+              <w:t>benchmark/dataset/rb/carrega.rb, ordem.rb</w:t>
             </w:r>
           </w:p>
         </w:tc>
@@ -9439,7 +11743,7 @@
               <w:rPr>
                 <w:sz w:val="19"/>
               </w:rPr>
-              <w:t>o resumo técnico, com as constantes e a reprodução</w:t>
+              <w:t>carregamento isolado e em três passagens (camada 6)</w:t>
             </w:r>
           </w:p>
         </w:tc>
@@ -9455,7 +11759,7 @@
               <w:rPr>
                 <w:sz w:val="19"/>
               </w:rPr>
-              <w:t>apresentacao/demo_dataset/&lt;n&gt;_&lt;nome&gt;/</w:t>
+              <w:t>benchmark/dataset/README.md</w:t>
             </w:r>
           </w:p>
         </w:tc>
@@ -9469,7 +11773,7 @@
               <w:rPr>
                 <w:sz w:val="19"/>
               </w:rPr>
-              <w:t>os artefactos de cada camada</w:t>
+              <w:t>o resumo técnico, com as constantes e a reprodução</w:t>
             </w:r>
           </w:p>
         </w:tc>
@@ -9486,7 +11790,7 @@
               <w:rPr>
                 <w:sz w:val="19"/>
               </w:rPr>
-              <w:t>benchmark/prepare_ruby_projects.py</w:t>
+              <w:t>apresentacao/demo_dataset/&lt;n&gt;_&lt;nome&gt;/</w:t>
             </w:r>
           </w:p>
         </w:tc>
@@ -9501,7 +11805,7 @@
               <w:rPr>
                 <w:sz w:val="19"/>
               </w:rPr>
-              <w:t>prepara os projetos para o cluster</w:t>
+              <w:t>os artefactos de cada camada</w:t>
             </w:r>
           </w:p>
         </w:tc>
@@ -9517,7 +11821,7 @@
               <w:rPr>
                 <w:sz w:val="19"/>
               </w:rPr>
-              <w:t>benchmark/verifica_ambiente.py</w:t>
+              <w:t>benchmark/prepare_ruby_projects.py</w:t>
             </w:r>
           </w:p>
         </w:tc>
@@ -9531,7 +11835,7 @@
               <w:rPr>
                 <w:sz w:val="19"/>
               </w:rPr>
-              <w:t>garantia local de que os 500 carregam pela ferramenta</w:t>
+              <w:t>prepara os projetos para o cluster</w:t>
             </w:r>
           </w:p>
         </w:tc>
@@ -9548,7 +11852,7 @@
               <w:rPr>
                 <w:sz w:val="19"/>
               </w:rPr>
-              <w:t>benchmark/alvos_ablacao.py</w:t>
+              <w:t>benchmark/verifica_ambiente.py</w:t>
             </w:r>
           </w:p>
         </w:tc>
@@ -9563,7 +11867,7 @@
               <w:rPr>
                 <w:sz w:val="19"/>
               </w:rPr>
-              <w:t>conjunto de métodos da ablação</w:t>
+              <w:t>garantia de que os módulos carregam pela ferramenta</w:t>
             </w:r>
           </w:p>
         </w:tc>
@@ -9579,7 +11883,7 @@
               <w:rPr>
                 <w:sz w:val="19"/>
               </w:rPr>
-              <w:t>benchmark/run_ruby_benchmark.py</w:t>
+              <w:t>benchmark/alvos_ablacao.py</w:t>
             </w:r>
           </w:p>
         </w:tc>
@@ -9593,7 +11897,7 @@
               <w:rPr>
                 <w:sz w:val="19"/>
               </w:rPr>
-              <w:t>o harness</w:t>
+              <w:t>conjunto de métodos da ablação</w:t>
             </w:r>
           </w:p>
         </w:tc>
@@ -9610,7 +11914,7 @@
               <w:rPr>
                 <w:sz w:val="19"/>
               </w:rPr>
-              <w:t>benchmark/resumo_consumo.py</w:t>
+              <w:t>benchmark/run_ruby_benchmark.py</w:t>
             </w:r>
           </w:p>
         </w:tc>
@@ -9625,7 +11929,7 @@
               <w:rPr>
                 <w:sz w:val="19"/>
               </w:rPr>
-              <w:t>consumo medido e extrapolação</w:t>
+              <w:t>o harness</w:t>
             </w:r>
           </w:p>
         </w:tc>
@@ -9641,6 +11945,37 @@
               <w:rPr>
                 <w:sz w:val="19"/>
               </w:rPr>
+              <w:t>benchmark/resumo_consumo.py</w:t>
+            </w:r>
+          </w:p>
+        </w:tc>
+        <w:tc>
+          <w:tcPr>
+            <w:tcW w:type="dxa" w:w="5669"/>
+          </w:tcPr>
+          <w:p>
+            <w:r/>
+            <w:r>
+              <w:rPr>
+                <w:sz w:val="19"/>
+              </w:rPr>
+              <w:t>consumo medido e extrapolação</w:t>
+            </w:r>
+          </w:p>
+        </w:tc>
+      </w:tr>
+      <w:tr>
+        <w:tc>
+          <w:tcPr>
+            <w:tcW w:type="dxa" w:w="3742"/>
+            <w:shd w:val="clear" w:color="auto" w:fill="F2F6FB"/>
+          </w:tcPr>
+          <w:p>
+            <w:r/>
+            <w:r>
+              <w:rPr>
+                <w:sz w:val="19"/>
+              </w:rPr>
               <w:t>deucalion/README.md</w:t>
             </w:r>
           </w:p>
@@ -9648,6 +11983,7 @@
         <w:tc>
           <w:tcPr>
             <w:tcW w:type="dxa" w:w="5669"/>
+            <w:shd w:val="clear" w:color="auto" w:fill="F2F6FB"/>
           </w:tcPr>
           <w:p>
             <w:r/>
@@ -9667,7 +12003,7 @@
       </w:pPr>
     </w:p>
     <w:sectPr>
-      <w:footerReference w:type="default" r:id="rId10"/>
+      <w:footerReference w:type="default" r:id="rId13"/>
       <w:pgSz w:w="11906" w:h="16838"/>
       <w:pgMar w:top="1134" w:right="1247" w:bottom="1134" w:left="1247" w:header="720" w:footer="720" w:gutter="0"/>
       <w:cols w:space="720"/>
